--- a/Phase-1/Session-19/Forms In Angular.docx
+++ b/Phase-1/Session-19/Forms In Angular.docx
@@ -7937,6 +7937,2639 @@
         </w:rPr>
       </w:pPr>
     </w:p>
+    <w:p>
+      <w:pPr>
+        <w:shd w:val="clear" w:color="auto" w:fill="1F1F1F"/>
+        <w:spacing w:after="0" w:line="360" w:lineRule="atLeast"/>
+        <w:rPr>
+          <w:rFonts w:ascii="Consolas" w:eastAsia="Times New Roman" w:hAnsi="Consolas" w:cs="Times New Roman"/>
+          <w:color w:val="CCCCCC"/>
+          <w:sz w:val="27"/>
+          <w:szCs w:val="27"/>
+          <w:lang w:bidi="gu-IN"/>
+        </w:rPr>
+      </w:pPr>
+    </w:p>
+    <w:p/>
+    <w:p>
+      <w:proofErr w:type="spellStart"/>
+      <w:r>
+        <w:t>Goto</w:t>
+      </w:r>
+      <w:proofErr w:type="spellEnd"/>
+      <w:r>
+        <w:t>&gt;</w:t>
+      </w:r>
+      <w:proofErr w:type="spellStart"/>
+      <w:r>
+        <w:t>app.module.ts</w:t>
+      </w:r>
+      <w:proofErr w:type="spellEnd"/>
+    </w:p>
+    <w:p>
+      <w:pPr>
+        <w:shd w:val="clear" w:color="auto" w:fill="1F1F1F"/>
+        <w:spacing w:after="0" w:line="360" w:lineRule="atLeast"/>
+        <w:rPr>
+          <w:rFonts w:ascii="Consolas" w:eastAsia="Times New Roman" w:hAnsi="Consolas" w:cs="Times New Roman"/>
+          <w:color w:val="CCCCCC"/>
+          <w:sz w:val="27"/>
+          <w:szCs w:val="27"/>
+          <w:lang w:bidi="gu-IN"/>
+        </w:rPr>
+      </w:pPr>
+      <w:proofErr w:type="gramStart"/>
+      <w:r>
+        <w:rPr>
+          <w:rFonts w:ascii="Consolas" w:eastAsia="Times New Roman" w:hAnsi="Consolas" w:cs="Times New Roman"/>
+          <w:color w:val="C586C0"/>
+          <w:sz w:val="27"/>
+          <w:szCs w:val="27"/>
+          <w:lang w:bidi="gu-IN"/>
+        </w:rPr>
+        <w:t>import</w:t>
+      </w:r>
+      <w:proofErr w:type="gramEnd"/>
+      <w:r>
+        <w:rPr>
+          <w:rFonts w:ascii="Consolas" w:eastAsia="Times New Roman" w:hAnsi="Consolas" w:cs="Times New Roman"/>
+          <w:color w:val="CCCCCC"/>
+          <w:sz w:val="27"/>
+          <w:szCs w:val="27"/>
+          <w:lang w:bidi="gu-IN"/>
+        </w:rPr>
+        <w:t xml:space="preserve"> { </w:t>
+      </w:r>
+      <w:proofErr w:type="spellStart"/>
+      <w:r>
+        <w:rPr>
+          <w:rFonts w:ascii="Consolas" w:eastAsia="Times New Roman" w:hAnsi="Consolas" w:cs="Times New Roman"/>
+          <w:color w:val="9CDCFE"/>
+          <w:sz w:val="27"/>
+          <w:szCs w:val="27"/>
+          <w:lang w:bidi="gu-IN"/>
+        </w:rPr>
+        <w:t>NgModule</w:t>
+      </w:r>
+      <w:proofErr w:type="spellEnd"/>
+      <w:r>
+        <w:rPr>
+          <w:rFonts w:ascii="Consolas" w:eastAsia="Times New Roman" w:hAnsi="Consolas" w:cs="Times New Roman"/>
+          <w:color w:val="CCCCCC"/>
+          <w:sz w:val="27"/>
+          <w:szCs w:val="27"/>
+          <w:lang w:bidi="gu-IN"/>
+        </w:rPr>
+        <w:t xml:space="preserve"> } </w:t>
+      </w:r>
+      <w:r>
+        <w:rPr>
+          <w:rFonts w:ascii="Consolas" w:eastAsia="Times New Roman" w:hAnsi="Consolas" w:cs="Times New Roman"/>
+          <w:color w:val="C586C0"/>
+          <w:sz w:val="27"/>
+          <w:szCs w:val="27"/>
+          <w:lang w:bidi="gu-IN"/>
+        </w:rPr>
+        <w:t>from</w:t>
+      </w:r>
+      <w:r>
+        <w:rPr>
+          <w:rFonts w:ascii="Consolas" w:eastAsia="Times New Roman" w:hAnsi="Consolas" w:cs="Times New Roman"/>
+          <w:color w:val="CCCCCC"/>
+          <w:sz w:val="27"/>
+          <w:szCs w:val="27"/>
+          <w:lang w:bidi="gu-IN"/>
+        </w:rPr>
+        <w:t xml:space="preserve"> </w:t>
+      </w:r>
+      <w:r>
+        <w:rPr>
+          <w:rFonts w:ascii="Consolas" w:eastAsia="Times New Roman" w:hAnsi="Consolas" w:cs="Times New Roman"/>
+          <w:color w:val="CE9178"/>
+          <w:sz w:val="27"/>
+          <w:szCs w:val="27"/>
+          <w:lang w:bidi="gu-IN"/>
+        </w:rPr>
+        <w:t>'@angular/core'</w:t>
+      </w:r>
+      <w:r>
+        <w:rPr>
+          <w:rFonts w:ascii="Consolas" w:eastAsia="Times New Roman" w:hAnsi="Consolas" w:cs="Times New Roman"/>
+          <w:color w:val="CCCCCC"/>
+          <w:sz w:val="27"/>
+          <w:szCs w:val="27"/>
+          <w:lang w:bidi="gu-IN"/>
+        </w:rPr>
+        <w:t>;</w:t>
+      </w:r>
+    </w:p>
+    <w:p>
+      <w:pPr>
+        <w:shd w:val="clear" w:color="auto" w:fill="1F1F1F"/>
+        <w:spacing w:after="0" w:line="360" w:lineRule="atLeast"/>
+        <w:rPr>
+          <w:rFonts w:ascii="Consolas" w:eastAsia="Times New Roman" w:hAnsi="Consolas" w:cs="Times New Roman"/>
+          <w:color w:val="CCCCCC"/>
+          <w:sz w:val="27"/>
+          <w:szCs w:val="27"/>
+          <w:lang w:bidi="gu-IN"/>
+        </w:rPr>
+      </w:pPr>
+      <w:proofErr w:type="gramStart"/>
+      <w:r>
+        <w:rPr>
+          <w:rFonts w:ascii="Consolas" w:eastAsia="Times New Roman" w:hAnsi="Consolas" w:cs="Times New Roman"/>
+          <w:color w:val="C586C0"/>
+          <w:sz w:val="27"/>
+          <w:szCs w:val="27"/>
+          <w:lang w:bidi="gu-IN"/>
+        </w:rPr>
+        <w:t>import</w:t>
+      </w:r>
+      <w:proofErr w:type="gramEnd"/>
+      <w:r>
+        <w:rPr>
+          <w:rFonts w:ascii="Consolas" w:eastAsia="Times New Roman" w:hAnsi="Consolas" w:cs="Times New Roman"/>
+          <w:color w:val="CCCCCC"/>
+          <w:sz w:val="27"/>
+          <w:szCs w:val="27"/>
+          <w:lang w:bidi="gu-IN"/>
+        </w:rPr>
+        <w:t xml:space="preserve"> { </w:t>
+      </w:r>
+      <w:proofErr w:type="spellStart"/>
+      <w:r>
+        <w:rPr>
+          <w:rFonts w:ascii="Consolas" w:eastAsia="Times New Roman" w:hAnsi="Consolas" w:cs="Times New Roman"/>
+          <w:color w:val="9CDCFE"/>
+          <w:sz w:val="27"/>
+          <w:szCs w:val="27"/>
+          <w:lang w:bidi="gu-IN"/>
+        </w:rPr>
+        <w:t>BrowserModule</w:t>
+      </w:r>
+      <w:proofErr w:type="spellEnd"/>
+      <w:r>
+        <w:rPr>
+          <w:rFonts w:ascii="Consolas" w:eastAsia="Times New Roman" w:hAnsi="Consolas" w:cs="Times New Roman"/>
+          <w:color w:val="CCCCCC"/>
+          <w:sz w:val="27"/>
+          <w:szCs w:val="27"/>
+          <w:lang w:bidi="gu-IN"/>
+        </w:rPr>
+        <w:t xml:space="preserve"> } </w:t>
+      </w:r>
+      <w:r>
+        <w:rPr>
+          <w:rFonts w:ascii="Consolas" w:eastAsia="Times New Roman" w:hAnsi="Consolas" w:cs="Times New Roman"/>
+          <w:color w:val="C586C0"/>
+          <w:sz w:val="27"/>
+          <w:szCs w:val="27"/>
+          <w:lang w:bidi="gu-IN"/>
+        </w:rPr>
+        <w:t>from</w:t>
+      </w:r>
+      <w:r>
+        <w:rPr>
+          <w:rFonts w:ascii="Consolas" w:eastAsia="Times New Roman" w:hAnsi="Consolas" w:cs="Times New Roman"/>
+          <w:color w:val="CCCCCC"/>
+          <w:sz w:val="27"/>
+          <w:szCs w:val="27"/>
+          <w:lang w:bidi="gu-IN"/>
+        </w:rPr>
+        <w:t xml:space="preserve"> </w:t>
+      </w:r>
+      <w:r>
+        <w:rPr>
+          <w:rFonts w:ascii="Consolas" w:eastAsia="Times New Roman" w:hAnsi="Consolas" w:cs="Times New Roman"/>
+          <w:color w:val="CE9178"/>
+          <w:sz w:val="27"/>
+          <w:szCs w:val="27"/>
+          <w:lang w:bidi="gu-IN"/>
+        </w:rPr>
+        <w:t>'@angular/platform-browser'</w:t>
+      </w:r>
+      <w:r>
+        <w:rPr>
+          <w:rFonts w:ascii="Consolas" w:eastAsia="Times New Roman" w:hAnsi="Consolas" w:cs="Times New Roman"/>
+          <w:color w:val="CCCCCC"/>
+          <w:sz w:val="27"/>
+          <w:szCs w:val="27"/>
+          <w:lang w:bidi="gu-IN"/>
+        </w:rPr>
+        <w:t>;</w:t>
+      </w:r>
+    </w:p>
+    <w:p>
+      <w:pPr>
+        <w:shd w:val="clear" w:color="auto" w:fill="1F1F1F"/>
+        <w:spacing w:after="0" w:line="360" w:lineRule="atLeast"/>
+        <w:rPr>
+          <w:rFonts w:ascii="Consolas" w:eastAsia="Times New Roman" w:hAnsi="Consolas" w:cs="Times New Roman"/>
+          <w:color w:val="CCCCCC"/>
+          <w:sz w:val="27"/>
+          <w:szCs w:val="27"/>
+          <w:lang w:bidi="gu-IN"/>
+        </w:rPr>
+      </w:pPr>
+    </w:p>
+    <w:p>
+      <w:pPr>
+        <w:shd w:val="clear" w:color="auto" w:fill="1F1F1F"/>
+        <w:spacing w:after="0" w:line="360" w:lineRule="atLeast"/>
+        <w:rPr>
+          <w:rFonts w:ascii="Consolas" w:eastAsia="Times New Roman" w:hAnsi="Consolas" w:cs="Times New Roman"/>
+          <w:color w:val="CCCCCC"/>
+          <w:sz w:val="27"/>
+          <w:szCs w:val="27"/>
+          <w:lang w:bidi="gu-IN"/>
+        </w:rPr>
+      </w:pPr>
+      <w:proofErr w:type="gramStart"/>
+      <w:r>
+        <w:rPr>
+          <w:rFonts w:ascii="Consolas" w:eastAsia="Times New Roman" w:hAnsi="Consolas" w:cs="Times New Roman"/>
+          <w:color w:val="C586C0"/>
+          <w:sz w:val="27"/>
+          <w:szCs w:val="27"/>
+          <w:lang w:bidi="gu-IN"/>
+        </w:rPr>
+        <w:t>import</w:t>
+      </w:r>
+      <w:proofErr w:type="gramEnd"/>
+      <w:r>
+        <w:rPr>
+          <w:rFonts w:ascii="Consolas" w:eastAsia="Times New Roman" w:hAnsi="Consolas" w:cs="Times New Roman"/>
+          <w:color w:val="CCCCCC"/>
+          <w:sz w:val="27"/>
+          <w:szCs w:val="27"/>
+          <w:lang w:bidi="gu-IN"/>
+        </w:rPr>
+        <w:t xml:space="preserve"> { </w:t>
+      </w:r>
+      <w:proofErr w:type="spellStart"/>
+      <w:r>
+        <w:rPr>
+          <w:rFonts w:ascii="Consolas" w:eastAsia="Times New Roman" w:hAnsi="Consolas" w:cs="Times New Roman"/>
+          <w:color w:val="9CDCFE"/>
+          <w:sz w:val="27"/>
+          <w:szCs w:val="27"/>
+          <w:lang w:bidi="gu-IN"/>
+        </w:rPr>
+        <w:t>AppRoutingModule</w:t>
+      </w:r>
+      <w:proofErr w:type="spellEnd"/>
+      <w:r>
+        <w:rPr>
+          <w:rFonts w:ascii="Consolas" w:eastAsia="Times New Roman" w:hAnsi="Consolas" w:cs="Times New Roman"/>
+          <w:color w:val="CCCCCC"/>
+          <w:sz w:val="27"/>
+          <w:szCs w:val="27"/>
+          <w:lang w:bidi="gu-IN"/>
+        </w:rPr>
+        <w:t xml:space="preserve"> } </w:t>
+      </w:r>
+      <w:r>
+        <w:rPr>
+          <w:rFonts w:ascii="Consolas" w:eastAsia="Times New Roman" w:hAnsi="Consolas" w:cs="Times New Roman"/>
+          <w:color w:val="C586C0"/>
+          <w:sz w:val="27"/>
+          <w:szCs w:val="27"/>
+          <w:lang w:bidi="gu-IN"/>
+        </w:rPr>
+        <w:t>from</w:t>
+      </w:r>
+      <w:r>
+        <w:rPr>
+          <w:rFonts w:ascii="Consolas" w:eastAsia="Times New Roman" w:hAnsi="Consolas" w:cs="Times New Roman"/>
+          <w:color w:val="CCCCCC"/>
+          <w:sz w:val="27"/>
+          <w:szCs w:val="27"/>
+          <w:lang w:bidi="gu-IN"/>
+        </w:rPr>
+        <w:t xml:space="preserve"> </w:t>
+      </w:r>
+      <w:r>
+        <w:rPr>
+          <w:rFonts w:ascii="Consolas" w:eastAsia="Times New Roman" w:hAnsi="Consolas" w:cs="Times New Roman"/>
+          <w:color w:val="CE9178"/>
+          <w:sz w:val="27"/>
+          <w:szCs w:val="27"/>
+          <w:lang w:bidi="gu-IN"/>
+        </w:rPr>
+        <w:t>'./app-</w:t>
+      </w:r>
+      <w:proofErr w:type="spellStart"/>
+      <w:r>
+        <w:rPr>
+          <w:rFonts w:ascii="Consolas" w:eastAsia="Times New Roman" w:hAnsi="Consolas" w:cs="Times New Roman"/>
+          <w:color w:val="CE9178"/>
+          <w:sz w:val="27"/>
+          <w:szCs w:val="27"/>
+          <w:lang w:bidi="gu-IN"/>
+        </w:rPr>
+        <w:t>routing.module</w:t>
+      </w:r>
+      <w:proofErr w:type="spellEnd"/>
+      <w:r>
+        <w:rPr>
+          <w:rFonts w:ascii="Consolas" w:eastAsia="Times New Roman" w:hAnsi="Consolas" w:cs="Times New Roman"/>
+          <w:color w:val="CE9178"/>
+          <w:sz w:val="27"/>
+          <w:szCs w:val="27"/>
+          <w:lang w:bidi="gu-IN"/>
+        </w:rPr>
+        <w:t>'</w:t>
+      </w:r>
+      <w:r>
+        <w:rPr>
+          <w:rFonts w:ascii="Consolas" w:eastAsia="Times New Roman" w:hAnsi="Consolas" w:cs="Times New Roman"/>
+          <w:color w:val="CCCCCC"/>
+          <w:sz w:val="27"/>
+          <w:szCs w:val="27"/>
+          <w:lang w:bidi="gu-IN"/>
+        </w:rPr>
+        <w:t>;</w:t>
+      </w:r>
+    </w:p>
+    <w:p>
+      <w:pPr>
+        <w:shd w:val="clear" w:color="auto" w:fill="1F1F1F"/>
+        <w:spacing w:after="0" w:line="360" w:lineRule="atLeast"/>
+        <w:rPr>
+          <w:rFonts w:ascii="Consolas" w:eastAsia="Times New Roman" w:hAnsi="Consolas" w:cs="Times New Roman"/>
+          <w:color w:val="CCCCCC"/>
+          <w:sz w:val="27"/>
+          <w:szCs w:val="27"/>
+          <w:lang w:bidi="gu-IN"/>
+        </w:rPr>
+      </w:pPr>
+      <w:proofErr w:type="gramStart"/>
+      <w:r>
+        <w:rPr>
+          <w:rFonts w:ascii="Consolas" w:eastAsia="Times New Roman" w:hAnsi="Consolas" w:cs="Times New Roman"/>
+          <w:color w:val="C586C0"/>
+          <w:sz w:val="27"/>
+          <w:szCs w:val="27"/>
+          <w:lang w:bidi="gu-IN"/>
+        </w:rPr>
+        <w:t>import</w:t>
+      </w:r>
+      <w:proofErr w:type="gramEnd"/>
+      <w:r>
+        <w:rPr>
+          <w:rFonts w:ascii="Consolas" w:eastAsia="Times New Roman" w:hAnsi="Consolas" w:cs="Times New Roman"/>
+          <w:color w:val="CCCCCC"/>
+          <w:sz w:val="27"/>
+          <w:szCs w:val="27"/>
+          <w:lang w:bidi="gu-IN"/>
+        </w:rPr>
+        <w:t xml:space="preserve"> { </w:t>
+      </w:r>
+      <w:proofErr w:type="spellStart"/>
+      <w:r>
+        <w:rPr>
+          <w:rFonts w:ascii="Consolas" w:eastAsia="Times New Roman" w:hAnsi="Consolas" w:cs="Times New Roman"/>
+          <w:color w:val="9CDCFE"/>
+          <w:sz w:val="27"/>
+          <w:szCs w:val="27"/>
+          <w:lang w:bidi="gu-IN"/>
+        </w:rPr>
+        <w:t>AppComponent</w:t>
+      </w:r>
+      <w:proofErr w:type="spellEnd"/>
+      <w:r>
+        <w:rPr>
+          <w:rFonts w:ascii="Consolas" w:eastAsia="Times New Roman" w:hAnsi="Consolas" w:cs="Times New Roman"/>
+          <w:color w:val="CCCCCC"/>
+          <w:sz w:val="27"/>
+          <w:szCs w:val="27"/>
+          <w:lang w:bidi="gu-IN"/>
+        </w:rPr>
+        <w:t xml:space="preserve"> } </w:t>
+      </w:r>
+      <w:r>
+        <w:rPr>
+          <w:rFonts w:ascii="Consolas" w:eastAsia="Times New Roman" w:hAnsi="Consolas" w:cs="Times New Roman"/>
+          <w:color w:val="C586C0"/>
+          <w:sz w:val="27"/>
+          <w:szCs w:val="27"/>
+          <w:lang w:bidi="gu-IN"/>
+        </w:rPr>
+        <w:t>from</w:t>
+      </w:r>
+      <w:r>
+        <w:rPr>
+          <w:rFonts w:ascii="Consolas" w:eastAsia="Times New Roman" w:hAnsi="Consolas" w:cs="Times New Roman"/>
+          <w:color w:val="CCCCCC"/>
+          <w:sz w:val="27"/>
+          <w:szCs w:val="27"/>
+          <w:lang w:bidi="gu-IN"/>
+        </w:rPr>
+        <w:t xml:space="preserve"> </w:t>
+      </w:r>
+      <w:r>
+        <w:rPr>
+          <w:rFonts w:ascii="Consolas" w:eastAsia="Times New Roman" w:hAnsi="Consolas" w:cs="Times New Roman"/>
+          <w:color w:val="CE9178"/>
+          <w:sz w:val="27"/>
+          <w:szCs w:val="27"/>
+          <w:lang w:bidi="gu-IN"/>
+        </w:rPr>
+        <w:t>'./</w:t>
+      </w:r>
+      <w:proofErr w:type="spellStart"/>
+      <w:r>
+        <w:rPr>
+          <w:rFonts w:ascii="Consolas" w:eastAsia="Times New Roman" w:hAnsi="Consolas" w:cs="Times New Roman"/>
+          <w:color w:val="CE9178"/>
+          <w:sz w:val="27"/>
+          <w:szCs w:val="27"/>
+          <w:lang w:bidi="gu-IN"/>
+        </w:rPr>
+        <w:t>app.component</w:t>
+      </w:r>
+      <w:proofErr w:type="spellEnd"/>
+      <w:r>
+        <w:rPr>
+          <w:rFonts w:ascii="Consolas" w:eastAsia="Times New Roman" w:hAnsi="Consolas" w:cs="Times New Roman"/>
+          <w:color w:val="CE9178"/>
+          <w:sz w:val="27"/>
+          <w:szCs w:val="27"/>
+          <w:lang w:bidi="gu-IN"/>
+        </w:rPr>
+        <w:t>'</w:t>
+      </w:r>
+      <w:r>
+        <w:rPr>
+          <w:rFonts w:ascii="Consolas" w:eastAsia="Times New Roman" w:hAnsi="Consolas" w:cs="Times New Roman"/>
+          <w:color w:val="CCCCCC"/>
+          <w:sz w:val="27"/>
+          <w:szCs w:val="27"/>
+          <w:lang w:bidi="gu-IN"/>
+        </w:rPr>
+        <w:t>;</w:t>
+      </w:r>
+    </w:p>
+    <w:p>
+      <w:pPr>
+        <w:shd w:val="clear" w:color="auto" w:fill="1F1F1F"/>
+        <w:spacing w:after="0" w:line="360" w:lineRule="atLeast"/>
+        <w:rPr>
+          <w:rFonts w:ascii="Consolas" w:eastAsia="Times New Roman" w:hAnsi="Consolas" w:cs="Times New Roman"/>
+          <w:color w:val="CCCCCC"/>
+          <w:sz w:val="27"/>
+          <w:szCs w:val="27"/>
+          <w:lang w:bidi="gu-IN"/>
+        </w:rPr>
+      </w:pPr>
+      <w:proofErr w:type="gramStart"/>
+      <w:r>
+        <w:rPr>
+          <w:rFonts w:ascii="Consolas" w:eastAsia="Times New Roman" w:hAnsi="Consolas" w:cs="Times New Roman"/>
+          <w:color w:val="C586C0"/>
+          <w:sz w:val="27"/>
+          <w:szCs w:val="27"/>
+          <w:lang w:bidi="gu-IN"/>
+        </w:rPr>
+        <w:t>import</w:t>
+      </w:r>
+      <w:proofErr w:type="gramEnd"/>
+      <w:r>
+        <w:rPr>
+          <w:rFonts w:ascii="Consolas" w:eastAsia="Times New Roman" w:hAnsi="Consolas" w:cs="Times New Roman"/>
+          <w:color w:val="CCCCCC"/>
+          <w:sz w:val="27"/>
+          <w:szCs w:val="27"/>
+          <w:lang w:bidi="gu-IN"/>
+        </w:rPr>
+        <w:t xml:space="preserve"> { </w:t>
+      </w:r>
+      <w:proofErr w:type="spellStart"/>
+      <w:r>
+        <w:rPr>
+          <w:rFonts w:ascii="Consolas" w:eastAsia="Times New Roman" w:hAnsi="Consolas" w:cs="Times New Roman"/>
+          <w:color w:val="9CDCFE"/>
+          <w:sz w:val="27"/>
+          <w:szCs w:val="27"/>
+          <w:lang w:bidi="gu-IN"/>
+        </w:rPr>
+        <w:t>ChildComponent</w:t>
+      </w:r>
+      <w:proofErr w:type="spellEnd"/>
+      <w:r>
+        <w:rPr>
+          <w:rFonts w:ascii="Consolas" w:eastAsia="Times New Roman" w:hAnsi="Consolas" w:cs="Times New Roman"/>
+          <w:color w:val="CCCCCC"/>
+          <w:sz w:val="27"/>
+          <w:szCs w:val="27"/>
+          <w:lang w:bidi="gu-IN"/>
+        </w:rPr>
+        <w:t xml:space="preserve"> } </w:t>
+      </w:r>
+      <w:r>
+        <w:rPr>
+          <w:rFonts w:ascii="Consolas" w:eastAsia="Times New Roman" w:hAnsi="Consolas" w:cs="Times New Roman"/>
+          <w:color w:val="C586C0"/>
+          <w:sz w:val="27"/>
+          <w:szCs w:val="27"/>
+          <w:lang w:bidi="gu-IN"/>
+        </w:rPr>
+        <w:t>from</w:t>
+      </w:r>
+      <w:r>
+        <w:rPr>
+          <w:rFonts w:ascii="Consolas" w:eastAsia="Times New Roman" w:hAnsi="Consolas" w:cs="Times New Roman"/>
+          <w:color w:val="CCCCCC"/>
+          <w:sz w:val="27"/>
+          <w:szCs w:val="27"/>
+          <w:lang w:bidi="gu-IN"/>
+        </w:rPr>
+        <w:t xml:space="preserve"> </w:t>
+      </w:r>
+      <w:r>
+        <w:rPr>
+          <w:rFonts w:ascii="Consolas" w:eastAsia="Times New Roman" w:hAnsi="Consolas" w:cs="Times New Roman"/>
+          <w:color w:val="CE9178"/>
+          <w:sz w:val="27"/>
+          <w:szCs w:val="27"/>
+          <w:lang w:bidi="gu-IN"/>
+        </w:rPr>
+        <w:t>'./child/</w:t>
+      </w:r>
+      <w:proofErr w:type="spellStart"/>
+      <w:r>
+        <w:rPr>
+          <w:rFonts w:ascii="Consolas" w:eastAsia="Times New Roman" w:hAnsi="Consolas" w:cs="Times New Roman"/>
+          <w:color w:val="CE9178"/>
+          <w:sz w:val="27"/>
+          <w:szCs w:val="27"/>
+          <w:lang w:bidi="gu-IN"/>
+        </w:rPr>
+        <w:t>child.component</w:t>
+      </w:r>
+      <w:proofErr w:type="spellEnd"/>
+      <w:r>
+        <w:rPr>
+          <w:rFonts w:ascii="Consolas" w:eastAsia="Times New Roman" w:hAnsi="Consolas" w:cs="Times New Roman"/>
+          <w:color w:val="CE9178"/>
+          <w:sz w:val="27"/>
+          <w:szCs w:val="27"/>
+          <w:lang w:bidi="gu-IN"/>
+        </w:rPr>
+        <w:t>'</w:t>
+      </w:r>
+      <w:r>
+        <w:rPr>
+          <w:rFonts w:ascii="Consolas" w:eastAsia="Times New Roman" w:hAnsi="Consolas" w:cs="Times New Roman"/>
+          <w:color w:val="CCCCCC"/>
+          <w:sz w:val="27"/>
+          <w:szCs w:val="27"/>
+          <w:lang w:bidi="gu-IN"/>
+        </w:rPr>
+        <w:t>;</w:t>
+      </w:r>
+    </w:p>
+    <w:p>
+      <w:pPr>
+        <w:shd w:val="clear" w:color="auto" w:fill="1F1F1F"/>
+        <w:spacing w:after="0" w:line="360" w:lineRule="atLeast"/>
+        <w:rPr>
+          <w:rFonts w:ascii="Consolas" w:eastAsia="Times New Roman" w:hAnsi="Consolas" w:cs="Times New Roman"/>
+          <w:color w:val="CCCCCC"/>
+          <w:sz w:val="27"/>
+          <w:szCs w:val="27"/>
+          <w:lang w:bidi="gu-IN"/>
+        </w:rPr>
+      </w:pPr>
+      <w:proofErr w:type="gramStart"/>
+      <w:r>
+        <w:rPr>
+          <w:rFonts w:ascii="Consolas" w:eastAsia="Times New Roman" w:hAnsi="Consolas" w:cs="Times New Roman"/>
+          <w:color w:val="C586C0"/>
+          <w:sz w:val="27"/>
+          <w:szCs w:val="27"/>
+          <w:lang w:bidi="gu-IN"/>
+        </w:rPr>
+        <w:t>import</w:t>
+      </w:r>
+      <w:proofErr w:type="gramEnd"/>
+      <w:r>
+        <w:rPr>
+          <w:rFonts w:ascii="Consolas" w:eastAsia="Times New Roman" w:hAnsi="Consolas" w:cs="Times New Roman"/>
+          <w:color w:val="CCCCCC"/>
+          <w:sz w:val="27"/>
+          <w:szCs w:val="27"/>
+          <w:lang w:bidi="gu-IN"/>
+        </w:rPr>
+        <w:t xml:space="preserve"> { </w:t>
+      </w:r>
+      <w:proofErr w:type="spellStart"/>
+      <w:r>
+        <w:rPr>
+          <w:rFonts w:ascii="Consolas" w:eastAsia="Times New Roman" w:hAnsi="Consolas" w:cs="Times New Roman"/>
+          <w:color w:val="9CDCFE"/>
+          <w:sz w:val="27"/>
+          <w:szCs w:val="27"/>
+          <w:lang w:bidi="gu-IN"/>
+        </w:rPr>
+        <w:t>PipesComponent</w:t>
+      </w:r>
+      <w:proofErr w:type="spellEnd"/>
+      <w:r>
+        <w:rPr>
+          <w:rFonts w:ascii="Consolas" w:eastAsia="Times New Roman" w:hAnsi="Consolas" w:cs="Times New Roman"/>
+          <w:color w:val="CCCCCC"/>
+          <w:sz w:val="27"/>
+          <w:szCs w:val="27"/>
+          <w:lang w:bidi="gu-IN"/>
+        </w:rPr>
+        <w:t xml:space="preserve"> } </w:t>
+      </w:r>
+      <w:r>
+        <w:rPr>
+          <w:rFonts w:ascii="Consolas" w:eastAsia="Times New Roman" w:hAnsi="Consolas" w:cs="Times New Roman"/>
+          <w:color w:val="C586C0"/>
+          <w:sz w:val="27"/>
+          <w:szCs w:val="27"/>
+          <w:lang w:bidi="gu-IN"/>
+        </w:rPr>
+        <w:t>from</w:t>
+      </w:r>
+      <w:r>
+        <w:rPr>
+          <w:rFonts w:ascii="Consolas" w:eastAsia="Times New Roman" w:hAnsi="Consolas" w:cs="Times New Roman"/>
+          <w:color w:val="CCCCCC"/>
+          <w:sz w:val="27"/>
+          <w:szCs w:val="27"/>
+          <w:lang w:bidi="gu-IN"/>
+        </w:rPr>
+        <w:t xml:space="preserve"> </w:t>
+      </w:r>
+      <w:r>
+        <w:rPr>
+          <w:rFonts w:ascii="Consolas" w:eastAsia="Times New Roman" w:hAnsi="Consolas" w:cs="Times New Roman"/>
+          <w:color w:val="CE9178"/>
+          <w:sz w:val="27"/>
+          <w:szCs w:val="27"/>
+          <w:lang w:bidi="gu-IN"/>
+        </w:rPr>
+        <w:t>'./pipes/</w:t>
+      </w:r>
+      <w:proofErr w:type="spellStart"/>
+      <w:r>
+        <w:rPr>
+          <w:rFonts w:ascii="Consolas" w:eastAsia="Times New Roman" w:hAnsi="Consolas" w:cs="Times New Roman"/>
+          <w:color w:val="CE9178"/>
+          <w:sz w:val="27"/>
+          <w:szCs w:val="27"/>
+          <w:lang w:bidi="gu-IN"/>
+        </w:rPr>
+        <w:t>pipes.component</w:t>
+      </w:r>
+      <w:proofErr w:type="spellEnd"/>
+      <w:r>
+        <w:rPr>
+          <w:rFonts w:ascii="Consolas" w:eastAsia="Times New Roman" w:hAnsi="Consolas" w:cs="Times New Roman"/>
+          <w:color w:val="CE9178"/>
+          <w:sz w:val="27"/>
+          <w:szCs w:val="27"/>
+          <w:lang w:bidi="gu-IN"/>
+        </w:rPr>
+        <w:t>'</w:t>
+      </w:r>
+      <w:r>
+        <w:rPr>
+          <w:rFonts w:ascii="Consolas" w:eastAsia="Times New Roman" w:hAnsi="Consolas" w:cs="Times New Roman"/>
+          <w:color w:val="CCCCCC"/>
+          <w:sz w:val="27"/>
+          <w:szCs w:val="27"/>
+          <w:lang w:bidi="gu-IN"/>
+        </w:rPr>
+        <w:t>;</w:t>
+      </w:r>
+    </w:p>
+    <w:p>
+      <w:pPr>
+        <w:shd w:val="clear" w:color="auto" w:fill="1F1F1F"/>
+        <w:spacing w:after="0" w:line="360" w:lineRule="atLeast"/>
+        <w:rPr>
+          <w:rFonts w:ascii="Consolas" w:eastAsia="Times New Roman" w:hAnsi="Consolas" w:cs="Times New Roman"/>
+          <w:color w:val="CCCCCC"/>
+          <w:sz w:val="27"/>
+          <w:szCs w:val="27"/>
+          <w:lang w:bidi="gu-IN"/>
+        </w:rPr>
+      </w:pPr>
+      <w:proofErr w:type="gramStart"/>
+      <w:r>
+        <w:rPr>
+          <w:rFonts w:ascii="Consolas" w:eastAsia="Times New Roman" w:hAnsi="Consolas" w:cs="Times New Roman"/>
+          <w:color w:val="C586C0"/>
+          <w:sz w:val="27"/>
+          <w:szCs w:val="27"/>
+          <w:lang w:bidi="gu-IN"/>
+        </w:rPr>
+        <w:t>import</w:t>
+      </w:r>
+      <w:proofErr w:type="gramEnd"/>
+      <w:r>
+        <w:rPr>
+          <w:rFonts w:ascii="Consolas" w:eastAsia="Times New Roman" w:hAnsi="Consolas" w:cs="Times New Roman"/>
+          <w:color w:val="CCCCCC"/>
+          <w:sz w:val="27"/>
+          <w:szCs w:val="27"/>
+          <w:lang w:bidi="gu-IN"/>
+        </w:rPr>
+        <w:t xml:space="preserve"> { </w:t>
+      </w:r>
+      <w:proofErr w:type="spellStart"/>
+      <w:r>
+        <w:rPr>
+          <w:rFonts w:ascii="Consolas" w:eastAsia="Times New Roman" w:hAnsi="Consolas" w:cs="Times New Roman"/>
+          <w:color w:val="9CDCFE"/>
+          <w:sz w:val="27"/>
+          <w:szCs w:val="27"/>
+          <w:lang w:bidi="gu-IN"/>
+        </w:rPr>
+        <w:t>CustomPipe</w:t>
+      </w:r>
+      <w:proofErr w:type="spellEnd"/>
+      <w:r>
+        <w:rPr>
+          <w:rFonts w:ascii="Consolas" w:eastAsia="Times New Roman" w:hAnsi="Consolas" w:cs="Times New Roman"/>
+          <w:color w:val="CCCCCC"/>
+          <w:sz w:val="27"/>
+          <w:szCs w:val="27"/>
+          <w:lang w:bidi="gu-IN"/>
+        </w:rPr>
+        <w:t xml:space="preserve"> } </w:t>
+      </w:r>
+      <w:r>
+        <w:rPr>
+          <w:rFonts w:ascii="Consolas" w:eastAsia="Times New Roman" w:hAnsi="Consolas" w:cs="Times New Roman"/>
+          <w:color w:val="C586C0"/>
+          <w:sz w:val="27"/>
+          <w:szCs w:val="27"/>
+          <w:lang w:bidi="gu-IN"/>
+        </w:rPr>
+        <w:t>from</w:t>
+      </w:r>
+      <w:r>
+        <w:rPr>
+          <w:rFonts w:ascii="Consolas" w:eastAsia="Times New Roman" w:hAnsi="Consolas" w:cs="Times New Roman"/>
+          <w:color w:val="CCCCCC"/>
+          <w:sz w:val="27"/>
+          <w:szCs w:val="27"/>
+          <w:lang w:bidi="gu-IN"/>
+        </w:rPr>
+        <w:t xml:space="preserve"> </w:t>
+      </w:r>
+      <w:r>
+        <w:rPr>
+          <w:rFonts w:ascii="Consolas" w:eastAsia="Times New Roman" w:hAnsi="Consolas" w:cs="Times New Roman"/>
+          <w:color w:val="CE9178"/>
+          <w:sz w:val="27"/>
+          <w:szCs w:val="27"/>
+          <w:lang w:bidi="gu-IN"/>
+        </w:rPr>
+        <w:t>'./</w:t>
+      </w:r>
+      <w:proofErr w:type="spellStart"/>
+      <w:r>
+        <w:rPr>
+          <w:rFonts w:ascii="Consolas" w:eastAsia="Times New Roman" w:hAnsi="Consolas" w:cs="Times New Roman"/>
+          <w:color w:val="CE9178"/>
+          <w:sz w:val="27"/>
+          <w:szCs w:val="27"/>
+          <w:lang w:bidi="gu-IN"/>
+        </w:rPr>
+        <w:t>CustomPipe</w:t>
+      </w:r>
+      <w:proofErr w:type="spellEnd"/>
+      <w:r>
+        <w:rPr>
+          <w:rFonts w:ascii="Consolas" w:eastAsia="Times New Roman" w:hAnsi="Consolas" w:cs="Times New Roman"/>
+          <w:color w:val="CE9178"/>
+          <w:sz w:val="27"/>
+          <w:szCs w:val="27"/>
+          <w:lang w:bidi="gu-IN"/>
+        </w:rPr>
+        <w:t>'</w:t>
+      </w:r>
+      <w:r>
+        <w:rPr>
+          <w:rFonts w:ascii="Consolas" w:eastAsia="Times New Roman" w:hAnsi="Consolas" w:cs="Times New Roman"/>
+          <w:color w:val="CCCCCC"/>
+          <w:sz w:val="27"/>
+          <w:szCs w:val="27"/>
+          <w:lang w:bidi="gu-IN"/>
+        </w:rPr>
+        <w:t>;</w:t>
+      </w:r>
+    </w:p>
+    <w:p>
+      <w:pPr>
+        <w:shd w:val="clear" w:color="auto" w:fill="1F1F1F"/>
+        <w:spacing w:after="0" w:line="360" w:lineRule="atLeast"/>
+        <w:rPr>
+          <w:rFonts w:ascii="Consolas" w:eastAsia="Times New Roman" w:hAnsi="Consolas" w:cs="Times New Roman"/>
+          <w:color w:val="CCCCCC"/>
+          <w:sz w:val="27"/>
+          <w:szCs w:val="27"/>
+          <w:lang w:bidi="gu-IN"/>
+        </w:rPr>
+      </w:pPr>
+      <w:proofErr w:type="gramStart"/>
+      <w:r>
+        <w:rPr>
+          <w:rFonts w:ascii="Consolas" w:eastAsia="Times New Roman" w:hAnsi="Consolas" w:cs="Times New Roman"/>
+          <w:color w:val="C586C0"/>
+          <w:sz w:val="27"/>
+          <w:szCs w:val="27"/>
+          <w:lang w:bidi="gu-IN"/>
+        </w:rPr>
+        <w:t>import</w:t>
+      </w:r>
+      <w:proofErr w:type="gramEnd"/>
+      <w:r>
+        <w:rPr>
+          <w:rFonts w:ascii="Consolas" w:eastAsia="Times New Roman" w:hAnsi="Consolas" w:cs="Times New Roman"/>
+          <w:color w:val="CCCCCC"/>
+          <w:sz w:val="27"/>
+          <w:szCs w:val="27"/>
+          <w:lang w:bidi="gu-IN"/>
+        </w:rPr>
+        <w:t xml:space="preserve"> { </w:t>
+      </w:r>
+      <w:proofErr w:type="spellStart"/>
+      <w:r>
+        <w:rPr>
+          <w:rFonts w:ascii="Consolas" w:eastAsia="Times New Roman" w:hAnsi="Consolas" w:cs="Times New Roman"/>
+          <w:color w:val="9CDCFE"/>
+          <w:sz w:val="27"/>
+          <w:szCs w:val="27"/>
+          <w:lang w:bidi="gu-IN"/>
+        </w:rPr>
+        <w:t>CustomDatePipe</w:t>
+      </w:r>
+      <w:proofErr w:type="spellEnd"/>
+      <w:r>
+        <w:rPr>
+          <w:rFonts w:ascii="Consolas" w:eastAsia="Times New Roman" w:hAnsi="Consolas" w:cs="Times New Roman"/>
+          <w:color w:val="CCCCCC"/>
+          <w:sz w:val="27"/>
+          <w:szCs w:val="27"/>
+          <w:lang w:bidi="gu-IN"/>
+        </w:rPr>
+        <w:t xml:space="preserve"> } </w:t>
+      </w:r>
+      <w:r>
+        <w:rPr>
+          <w:rFonts w:ascii="Consolas" w:eastAsia="Times New Roman" w:hAnsi="Consolas" w:cs="Times New Roman"/>
+          <w:color w:val="C586C0"/>
+          <w:sz w:val="27"/>
+          <w:szCs w:val="27"/>
+          <w:lang w:bidi="gu-IN"/>
+        </w:rPr>
+        <w:t>from</w:t>
+      </w:r>
+      <w:r>
+        <w:rPr>
+          <w:rFonts w:ascii="Consolas" w:eastAsia="Times New Roman" w:hAnsi="Consolas" w:cs="Times New Roman"/>
+          <w:color w:val="CCCCCC"/>
+          <w:sz w:val="27"/>
+          <w:szCs w:val="27"/>
+          <w:lang w:bidi="gu-IN"/>
+        </w:rPr>
+        <w:t xml:space="preserve"> </w:t>
+      </w:r>
+      <w:r>
+        <w:rPr>
+          <w:rFonts w:ascii="Consolas" w:eastAsia="Times New Roman" w:hAnsi="Consolas" w:cs="Times New Roman"/>
+          <w:color w:val="CE9178"/>
+          <w:sz w:val="27"/>
+          <w:szCs w:val="27"/>
+          <w:lang w:bidi="gu-IN"/>
+        </w:rPr>
+        <w:t>'./</w:t>
+      </w:r>
+      <w:proofErr w:type="spellStart"/>
+      <w:r>
+        <w:rPr>
+          <w:rFonts w:ascii="Consolas" w:eastAsia="Times New Roman" w:hAnsi="Consolas" w:cs="Times New Roman"/>
+          <w:color w:val="CE9178"/>
+          <w:sz w:val="27"/>
+          <w:szCs w:val="27"/>
+          <w:lang w:bidi="gu-IN"/>
+        </w:rPr>
+        <w:t>CustomDatePipes</w:t>
+      </w:r>
+      <w:proofErr w:type="spellEnd"/>
+      <w:r>
+        <w:rPr>
+          <w:rFonts w:ascii="Consolas" w:eastAsia="Times New Roman" w:hAnsi="Consolas" w:cs="Times New Roman"/>
+          <w:color w:val="CE9178"/>
+          <w:sz w:val="27"/>
+          <w:szCs w:val="27"/>
+          <w:lang w:bidi="gu-IN"/>
+        </w:rPr>
+        <w:t>'</w:t>
+      </w:r>
+      <w:r>
+        <w:rPr>
+          <w:rFonts w:ascii="Consolas" w:eastAsia="Times New Roman" w:hAnsi="Consolas" w:cs="Times New Roman"/>
+          <w:color w:val="CCCCCC"/>
+          <w:sz w:val="27"/>
+          <w:szCs w:val="27"/>
+          <w:lang w:bidi="gu-IN"/>
+        </w:rPr>
+        <w:t>;</w:t>
+      </w:r>
+    </w:p>
+    <w:p>
+      <w:pPr>
+        <w:shd w:val="clear" w:color="auto" w:fill="1F1F1F"/>
+        <w:spacing w:after="0" w:line="360" w:lineRule="atLeast"/>
+        <w:rPr>
+          <w:rFonts w:ascii="Consolas" w:eastAsia="Times New Roman" w:hAnsi="Consolas" w:cs="Times New Roman"/>
+          <w:color w:val="CCCCCC"/>
+          <w:sz w:val="27"/>
+          <w:szCs w:val="27"/>
+          <w:lang w:bidi="gu-IN"/>
+        </w:rPr>
+      </w:pPr>
+      <w:proofErr w:type="gramStart"/>
+      <w:r>
+        <w:rPr>
+          <w:rFonts w:ascii="Consolas" w:eastAsia="Times New Roman" w:hAnsi="Consolas" w:cs="Times New Roman"/>
+          <w:color w:val="C586C0"/>
+          <w:sz w:val="27"/>
+          <w:szCs w:val="27"/>
+          <w:lang w:bidi="gu-IN"/>
+        </w:rPr>
+        <w:t>import</w:t>
+      </w:r>
+      <w:proofErr w:type="gramEnd"/>
+      <w:r>
+        <w:rPr>
+          <w:rFonts w:ascii="Consolas" w:eastAsia="Times New Roman" w:hAnsi="Consolas" w:cs="Times New Roman"/>
+          <w:color w:val="CCCCCC"/>
+          <w:sz w:val="27"/>
+          <w:szCs w:val="27"/>
+          <w:lang w:bidi="gu-IN"/>
+        </w:rPr>
+        <w:t xml:space="preserve"> { </w:t>
+      </w:r>
+      <w:proofErr w:type="spellStart"/>
+      <w:r>
+        <w:rPr>
+          <w:rFonts w:ascii="Consolas" w:eastAsia="Times New Roman" w:hAnsi="Consolas" w:cs="Times New Roman"/>
+          <w:color w:val="9CDCFE"/>
+          <w:sz w:val="27"/>
+          <w:szCs w:val="27"/>
+          <w:lang w:bidi="gu-IN"/>
+        </w:rPr>
+        <w:t>WeatherComponent</w:t>
+      </w:r>
+      <w:proofErr w:type="spellEnd"/>
+      <w:r>
+        <w:rPr>
+          <w:rFonts w:ascii="Consolas" w:eastAsia="Times New Roman" w:hAnsi="Consolas" w:cs="Times New Roman"/>
+          <w:color w:val="CCCCCC"/>
+          <w:sz w:val="27"/>
+          <w:szCs w:val="27"/>
+          <w:lang w:bidi="gu-IN"/>
+        </w:rPr>
+        <w:t xml:space="preserve"> } </w:t>
+      </w:r>
+      <w:r>
+        <w:rPr>
+          <w:rFonts w:ascii="Consolas" w:eastAsia="Times New Roman" w:hAnsi="Consolas" w:cs="Times New Roman"/>
+          <w:color w:val="C586C0"/>
+          <w:sz w:val="27"/>
+          <w:szCs w:val="27"/>
+          <w:lang w:bidi="gu-IN"/>
+        </w:rPr>
+        <w:t>from</w:t>
+      </w:r>
+      <w:r>
+        <w:rPr>
+          <w:rFonts w:ascii="Consolas" w:eastAsia="Times New Roman" w:hAnsi="Consolas" w:cs="Times New Roman"/>
+          <w:color w:val="CCCCCC"/>
+          <w:sz w:val="27"/>
+          <w:szCs w:val="27"/>
+          <w:lang w:bidi="gu-IN"/>
+        </w:rPr>
+        <w:t xml:space="preserve"> </w:t>
+      </w:r>
+      <w:r>
+        <w:rPr>
+          <w:rFonts w:ascii="Consolas" w:eastAsia="Times New Roman" w:hAnsi="Consolas" w:cs="Times New Roman"/>
+          <w:color w:val="CE9178"/>
+          <w:sz w:val="27"/>
+          <w:szCs w:val="27"/>
+          <w:lang w:bidi="gu-IN"/>
+        </w:rPr>
+        <w:t>'./weather/</w:t>
+      </w:r>
+      <w:proofErr w:type="spellStart"/>
+      <w:r>
+        <w:rPr>
+          <w:rFonts w:ascii="Consolas" w:eastAsia="Times New Roman" w:hAnsi="Consolas" w:cs="Times New Roman"/>
+          <w:color w:val="CE9178"/>
+          <w:sz w:val="27"/>
+          <w:szCs w:val="27"/>
+          <w:lang w:bidi="gu-IN"/>
+        </w:rPr>
+        <w:t>weather.component</w:t>
+      </w:r>
+      <w:proofErr w:type="spellEnd"/>
+      <w:r>
+        <w:rPr>
+          <w:rFonts w:ascii="Consolas" w:eastAsia="Times New Roman" w:hAnsi="Consolas" w:cs="Times New Roman"/>
+          <w:color w:val="CE9178"/>
+          <w:sz w:val="27"/>
+          <w:szCs w:val="27"/>
+          <w:lang w:bidi="gu-IN"/>
+        </w:rPr>
+        <w:t>'</w:t>
+      </w:r>
+      <w:r>
+        <w:rPr>
+          <w:rFonts w:ascii="Consolas" w:eastAsia="Times New Roman" w:hAnsi="Consolas" w:cs="Times New Roman"/>
+          <w:color w:val="CCCCCC"/>
+          <w:sz w:val="27"/>
+          <w:szCs w:val="27"/>
+          <w:lang w:bidi="gu-IN"/>
+        </w:rPr>
+        <w:t>;</w:t>
+      </w:r>
+    </w:p>
+    <w:p>
+      <w:pPr>
+        <w:shd w:val="clear" w:color="auto" w:fill="1F1F1F"/>
+        <w:spacing w:after="0" w:line="360" w:lineRule="atLeast"/>
+        <w:rPr>
+          <w:rFonts w:ascii="Consolas" w:eastAsia="Times New Roman" w:hAnsi="Consolas" w:cs="Times New Roman"/>
+          <w:color w:val="CCCCCC"/>
+          <w:sz w:val="27"/>
+          <w:szCs w:val="27"/>
+          <w:lang w:bidi="gu-IN"/>
+        </w:rPr>
+      </w:pPr>
+      <w:proofErr w:type="gramStart"/>
+      <w:r>
+        <w:rPr>
+          <w:rFonts w:ascii="Consolas" w:eastAsia="Times New Roman" w:hAnsi="Consolas" w:cs="Times New Roman"/>
+          <w:color w:val="C586C0"/>
+          <w:sz w:val="27"/>
+          <w:szCs w:val="27"/>
+          <w:lang w:bidi="gu-IN"/>
+        </w:rPr>
+        <w:t>import</w:t>
+      </w:r>
+      <w:proofErr w:type="gramEnd"/>
+      <w:r>
+        <w:rPr>
+          <w:rFonts w:ascii="Consolas" w:eastAsia="Times New Roman" w:hAnsi="Consolas" w:cs="Times New Roman"/>
+          <w:color w:val="CCCCCC"/>
+          <w:sz w:val="27"/>
+          <w:szCs w:val="27"/>
+          <w:lang w:bidi="gu-IN"/>
+        </w:rPr>
+        <w:t xml:space="preserve"> { </w:t>
+      </w:r>
+      <w:proofErr w:type="spellStart"/>
+      <w:r>
+        <w:rPr>
+          <w:rFonts w:ascii="Consolas" w:eastAsia="Times New Roman" w:hAnsi="Consolas" w:cs="Times New Roman"/>
+          <w:color w:val="9CDCFE"/>
+          <w:sz w:val="27"/>
+          <w:szCs w:val="27"/>
+          <w:lang w:bidi="gu-IN"/>
+        </w:rPr>
+        <w:t>ChildAComponent</w:t>
+      </w:r>
+      <w:proofErr w:type="spellEnd"/>
+      <w:r>
+        <w:rPr>
+          <w:rFonts w:ascii="Consolas" w:eastAsia="Times New Roman" w:hAnsi="Consolas" w:cs="Times New Roman"/>
+          <w:color w:val="CCCCCC"/>
+          <w:sz w:val="27"/>
+          <w:szCs w:val="27"/>
+          <w:lang w:bidi="gu-IN"/>
+        </w:rPr>
+        <w:t xml:space="preserve"> } </w:t>
+      </w:r>
+      <w:r>
+        <w:rPr>
+          <w:rFonts w:ascii="Consolas" w:eastAsia="Times New Roman" w:hAnsi="Consolas" w:cs="Times New Roman"/>
+          <w:color w:val="C586C0"/>
+          <w:sz w:val="27"/>
+          <w:szCs w:val="27"/>
+          <w:lang w:bidi="gu-IN"/>
+        </w:rPr>
+        <w:t>from</w:t>
+      </w:r>
+      <w:r>
+        <w:rPr>
+          <w:rFonts w:ascii="Consolas" w:eastAsia="Times New Roman" w:hAnsi="Consolas" w:cs="Times New Roman"/>
+          <w:color w:val="CCCCCC"/>
+          <w:sz w:val="27"/>
+          <w:szCs w:val="27"/>
+          <w:lang w:bidi="gu-IN"/>
+        </w:rPr>
+        <w:t xml:space="preserve"> </w:t>
+      </w:r>
+      <w:r>
+        <w:rPr>
+          <w:rFonts w:ascii="Consolas" w:eastAsia="Times New Roman" w:hAnsi="Consolas" w:cs="Times New Roman"/>
+          <w:color w:val="CE9178"/>
+          <w:sz w:val="27"/>
+          <w:szCs w:val="27"/>
+          <w:lang w:bidi="gu-IN"/>
+        </w:rPr>
+        <w:t>'./child-a/child-</w:t>
+      </w:r>
+      <w:proofErr w:type="spellStart"/>
+      <w:r>
+        <w:rPr>
+          <w:rFonts w:ascii="Consolas" w:eastAsia="Times New Roman" w:hAnsi="Consolas" w:cs="Times New Roman"/>
+          <w:color w:val="CE9178"/>
+          <w:sz w:val="27"/>
+          <w:szCs w:val="27"/>
+          <w:lang w:bidi="gu-IN"/>
+        </w:rPr>
+        <w:t>a.component</w:t>
+      </w:r>
+      <w:proofErr w:type="spellEnd"/>
+      <w:r>
+        <w:rPr>
+          <w:rFonts w:ascii="Consolas" w:eastAsia="Times New Roman" w:hAnsi="Consolas" w:cs="Times New Roman"/>
+          <w:color w:val="CE9178"/>
+          <w:sz w:val="27"/>
+          <w:szCs w:val="27"/>
+          <w:lang w:bidi="gu-IN"/>
+        </w:rPr>
+        <w:t>'</w:t>
+      </w:r>
+      <w:r>
+        <w:rPr>
+          <w:rFonts w:ascii="Consolas" w:eastAsia="Times New Roman" w:hAnsi="Consolas" w:cs="Times New Roman"/>
+          <w:color w:val="CCCCCC"/>
+          <w:sz w:val="27"/>
+          <w:szCs w:val="27"/>
+          <w:lang w:bidi="gu-IN"/>
+        </w:rPr>
+        <w:t>;</w:t>
+      </w:r>
+    </w:p>
+    <w:p>
+      <w:pPr>
+        <w:shd w:val="clear" w:color="auto" w:fill="1F1F1F"/>
+        <w:spacing w:after="0" w:line="360" w:lineRule="atLeast"/>
+        <w:rPr>
+          <w:rFonts w:ascii="Consolas" w:eastAsia="Times New Roman" w:hAnsi="Consolas" w:cs="Times New Roman"/>
+          <w:color w:val="CCCCCC"/>
+          <w:sz w:val="27"/>
+          <w:szCs w:val="27"/>
+          <w:lang w:bidi="gu-IN"/>
+        </w:rPr>
+      </w:pPr>
+      <w:proofErr w:type="gramStart"/>
+      <w:r>
+        <w:rPr>
+          <w:rFonts w:ascii="Consolas" w:eastAsia="Times New Roman" w:hAnsi="Consolas" w:cs="Times New Roman"/>
+          <w:color w:val="C586C0"/>
+          <w:sz w:val="27"/>
+          <w:szCs w:val="27"/>
+          <w:lang w:bidi="gu-IN"/>
+        </w:rPr>
+        <w:t>import</w:t>
+      </w:r>
+      <w:proofErr w:type="gramEnd"/>
+      <w:r>
+        <w:rPr>
+          <w:rFonts w:ascii="Consolas" w:eastAsia="Times New Roman" w:hAnsi="Consolas" w:cs="Times New Roman"/>
+          <w:color w:val="CCCCCC"/>
+          <w:sz w:val="27"/>
+          <w:szCs w:val="27"/>
+          <w:lang w:bidi="gu-IN"/>
+        </w:rPr>
+        <w:t xml:space="preserve"> { </w:t>
+      </w:r>
+      <w:proofErr w:type="spellStart"/>
+      <w:r>
+        <w:rPr>
+          <w:rFonts w:ascii="Consolas" w:eastAsia="Times New Roman" w:hAnsi="Consolas" w:cs="Times New Roman"/>
+          <w:color w:val="9CDCFE"/>
+          <w:sz w:val="27"/>
+          <w:szCs w:val="27"/>
+          <w:lang w:bidi="gu-IN"/>
+        </w:rPr>
+        <w:t>ChildBComponent</w:t>
+      </w:r>
+      <w:proofErr w:type="spellEnd"/>
+      <w:r>
+        <w:rPr>
+          <w:rFonts w:ascii="Consolas" w:eastAsia="Times New Roman" w:hAnsi="Consolas" w:cs="Times New Roman"/>
+          <w:color w:val="CCCCCC"/>
+          <w:sz w:val="27"/>
+          <w:szCs w:val="27"/>
+          <w:lang w:bidi="gu-IN"/>
+        </w:rPr>
+        <w:t xml:space="preserve"> } </w:t>
+      </w:r>
+      <w:r>
+        <w:rPr>
+          <w:rFonts w:ascii="Consolas" w:eastAsia="Times New Roman" w:hAnsi="Consolas" w:cs="Times New Roman"/>
+          <w:color w:val="C586C0"/>
+          <w:sz w:val="27"/>
+          <w:szCs w:val="27"/>
+          <w:lang w:bidi="gu-IN"/>
+        </w:rPr>
+        <w:t>from</w:t>
+      </w:r>
+      <w:r>
+        <w:rPr>
+          <w:rFonts w:ascii="Consolas" w:eastAsia="Times New Roman" w:hAnsi="Consolas" w:cs="Times New Roman"/>
+          <w:color w:val="CCCCCC"/>
+          <w:sz w:val="27"/>
+          <w:szCs w:val="27"/>
+          <w:lang w:bidi="gu-IN"/>
+        </w:rPr>
+        <w:t xml:space="preserve"> </w:t>
+      </w:r>
+      <w:r>
+        <w:rPr>
+          <w:rFonts w:ascii="Consolas" w:eastAsia="Times New Roman" w:hAnsi="Consolas" w:cs="Times New Roman"/>
+          <w:color w:val="CE9178"/>
+          <w:sz w:val="27"/>
+          <w:szCs w:val="27"/>
+          <w:lang w:bidi="gu-IN"/>
+        </w:rPr>
+        <w:t>'./child-b/child-</w:t>
+      </w:r>
+      <w:proofErr w:type="spellStart"/>
+      <w:r>
+        <w:rPr>
+          <w:rFonts w:ascii="Consolas" w:eastAsia="Times New Roman" w:hAnsi="Consolas" w:cs="Times New Roman"/>
+          <w:color w:val="CE9178"/>
+          <w:sz w:val="27"/>
+          <w:szCs w:val="27"/>
+          <w:lang w:bidi="gu-IN"/>
+        </w:rPr>
+        <w:t>b.component</w:t>
+      </w:r>
+      <w:proofErr w:type="spellEnd"/>
+      <w:r>
+        <w:rPr>
+          <w:rFonts w:ascii="Consolas" w:eastAsia="Times New Roman" w:hAnsi="Consolas" w:cs="Times New Roman"/>
+          <w:color w:val="CE9178"/>
+          <w:sz w:val="27"/>
+          <w:szCs w:val="27"/>
+          <w:lang w:bidi="gu-IN"/>
+        </w:rPr>
+        <w:t>'</w:t>
+      </w:r>
+      <w:r>
+        <w:rPr>
+          <w:rFonts w:ascii="Consolas" w:eastAsia="Times New Roman" w:hAnsi="Consolas" w:cs="Times New Roman"/>
+          <w:color w:val="CCCCCC"/>
+          <w:sz w:val="27"/>
+          <w:szCs w:val="27"/>
+          <w:lang w:bidi="gu-IN"/>
+        </w:rPr>
+        <w:t>;</w:t>
+      </w:r>
+    </w:p>
+    <w:p>
+      <w:pPr>
+        <w:shd w:val="clear" w:color="auto" w:fill="1F1F1F"/>
+        <w:spacing w:after="0" w:line="360" w:lineRule="atLeast"/>
+        <w:rPr>
+          <w:rFonts w:ascii="Consolas" w:eastAsia="Times New Roman" w:hAnsi="Consolas" w:cs="Times New Roman"/>
+          <w:color w:val="CCCCCC"/>
+          <w:sz w:val="27"/>
+          <w:szCs w:val="27"/>
+          <w:lang w:bidi="gu-IN"/>
+        </w:rPr>
+      </w:pPr>
+      <w:proofErr w:type="gramStart"/>
+      <w:r>
+        <w:rPr>
+          <w:rFonts w:ascii="Consolas" w:eastAsia="Times New Roman" w:hAnsi="Consolas" w:cs="Times New Roman"/>
+          <w:color w:val="C586C0"/>
+          <w:sz w:val="27"/>
+          <w:szCs w:val="27"/>
+          <w:lang w:bidi="gu-IN"/>
+        </w:rPr>
+        <w:t>import</w:t>
+      </w:r>
+      <w:proofErr w:type="gramEnd"/>
+      <w:r>
+        <w:rPr>
+          <w:rFonts w:ascii="Consolas" w:eastAsia="Times New Roman" w:hAnsi="Consolas" w:cs="Times New Roman"/>
+          <w:color w:val="CCCCCC"/>
+          <w:sz w:val="27"/>
+          <w:szCs w:val="27"/>
+          <w:lang w:bidi="gu-IN"/>
+        </w:rPr>
+        <w:t xml:space="preserve"> { </w:t>
+      </w:r>
+      <w:proofErr w:type="spellStart"/>
+      <w:r>
+        <w:rPr>
+          <w:rFonts w:ascii="Consolas" w:eastAsia="Times New Roman" w:hAnsi="Consolas" w:cs="Times New Roman"/>
+          <w:color w:val="9CDCFE"/>
+          <w:sz w:val="27"/>
+          <w:szCs w:val="27"/>
+          <w:lang w:bidi="gu-IN"/>
+        </w:rPr>
+        <w:t>NestedComponent</w:t>
+      </w:r>
+      <w:proofErr w:type="spellEnd"/>
+      <w:r>
+        <w:rPr>
+          <w:rFonts w:ascii="Consolas" w:eastAsia="Times New Roman" w:hAnsi="Consolas" w:cs="Times New Roman"/>
+          <w:color w:val="CCCCCC"/>
+          <w:sz w:val="27"/>
+          <w:szCs w:val="27"/>
+          <w:lang w:bidi="gu-IN"/>
+        </w:rPr>
+        <w:t xml:space="preserve"> } </w:t>
+      </w:r>
+      <w:r>
+        <w:rPr>
+          <w:rFonts w:ascii="Consolas" w:eastAsia="Times New Roman" w:hAnsi="Consolas" w:cs="Times New Roman"/>
+          <w:color w:val="C586C0"/>
+          <w:sz w:val="27"/>
+          <w:szCs w:val="27"/>
+          <w:lang w:bidi="gu-IN"/>
+        </w:rPr>
+        <w:t>from</w:t>
+      </w:r>
+      <w:r>
+        <w:rPr>
+          <w:rFonts w:ascii="Consolas" w:eastAsia="Times New Roman" w:hAnsi="Consolas" w:cs="Times New Roman"/>
+          <w:color w:val="CCCCCC"/>
+          <w:sz w:val="27"/>
+          <w:szCs w:val="27"/>
+          <w:lang w:bidi="gu-IN"/>
+        </w:rPr>
+        <w:t xml:space="preserve"> </w:t>
+      </w:r>
+      <w:r>
+        <w:rPr>
+          <w:rFonts w:ascii="Consolas" w:eastAsia="Times New Roman" w:hAnsi="Consolas" w:cs="Times New Roman"/>
+          <w:color w:val="CE9178"/>
+          <w:sz w:val="27"/>
+          <w:szCs w:val="27"/>
+          <w:lang w:bidi="gu-IN"/>
+        </w:rPr>
+        <w:t>'./nested/</w:t>
+      </w:r>
+      <w:proofErr w:type="spellStart"/>
+      <w:r>
+        <w:rPr>
+          <w:rFonts w:ascii="Consolas" w:eastAsia="Times New Roman" w:hAnsi="Consolas" w:cs="Times New Roman"/>
+          <w:color w:val="CE9178"/>
+          <w:sz w:val="27"/>
+          <w:szCs w:val="27"/>
+          <w:lang w:bidi="gu-IN"/>
+        </w:rPr>
+        <w:t>nested.component</w:t>
+      </w:r>
+      <w:proofErr w:type="spellEnd"/>
+      <w:r>
+        <w:rPr>
+          <w:rFonts w:ascii="Consolas" w:eastAsia="Times New Roman" w:hAnsi="Consolas" w:cs="Times New Roman"/>
+          <w:color w:val="CE9178"/>
+          <w:sz w:val="27"/>
+          <w:szCs w:val="27"/>
+          <w:lang w:bidi="gu-IN"/>
+        </w:rPr>
+        <w:t>'</w:t>
+      </w:r>
+      <w:r>
+        <w:rPr>
+          <w:rFonts w:ascii="Consolas" w:eastAsia="Times New Roman" w:hAnsi="Consolas" w:cs="Times New Roman"/>
+          <w:color w:val="CCCCCC"/>
+          <w:sz w:val="27"/>
+          <w:szCs w:val="27"/>
+          <w:lang w:bidi="gu-IN"/>
+        </w:rPr>
+        <w:t>;</w:t>
+      </w:r>
+    </w:p>
+    <w:p>
+      <w:pPr>
+        <w:shd w:val="clear" w:color="auto" w:fill="1F1F1F"/>
+        <w:spacing w:after="0" w:line="360" w:lineRule="atLeast"/>
+        <w:rPr>
+          <w:rFonts w:ascii="Consolas" w:eastAsia="Times New Roman" w:hAnsi="Consolas" w:cs="Times New Roman"/>
+          <w:color w:val="CCCCCC"/>
+          <w:sz w:val="27"/>
+          <w:szCs w:val="27"/>
+          <w:lang w:bidi="gu-IN"/>
+        </w:rPr>
+      </w:pPr>
+      <w:proofErr w:type="gramStart"/>
+      <w:r>
+        <w:rPr>
+          <w:rFonts w:ascii="Consolas" w:eastAsia="Times New Roman" w:hAnsi="Consolas" w:cs="Times New Roman"/>
+          <w:color w:val="C586C0"/>
+          <w:sz w:val="27"/>
+          <w:szCs w:val="27"/>
+          <w:lang w:bidi="gu-IN"/>
+        </w:rPr>
+        <w:t>import</w:t>
+      </w:r>
+      <w:proofErr w:type="gramEnd"/>
+      <w:r>
+        <w:rPr>
+          <w:rFonts w:ascii="Consolas" w:eastAsia="Times New Roman" w:hAnsi="Consolas" w:cs="Times New Roman"/>
+          <w:color w:val="CCCCCC"/>
+          <w:sz w:val="27"/>
+          <w:szCs w:val="27"/>
+          <w:lang w:bidi="gu-IN"/>
+        </w:rPr>
+        <w:t xml:space="preserve"> { </w:t>
+      </w:r>
+      <w:proofErr w:type="spellStart"/>
+      <w:r>
+        <w:rPr>
+          <w:rFonts w:ascii="Consolas" w:eastAsia="Times New Roman" w:hAnsi="Consolas" w:cs="Times New Roman"/>
+          <w:color w:val="9CDCFE"/>
+          <w:sz w:val="27"/>
+          <w:szCs w:val="27"/>
+          <w:lang w:bidi="gu-IN"/>
+        </w:rPr>
+        <w:t>TformComponent</w:t>
+      </w:r>
+      <w:proofErr w:type="spellEnd"/>
+      <w:r>
+        <w:rPr>
+          <w:rFonts w:ascii="Consolas" w:eastAsia="Times New Roman" w:hAnsi="Consolas" w:cs="Times New Roman"/>
+          <w:color w:val="CCCCCC"/>
+          <w:sz w:val="27"/>
+          <w:szCs w:val="27"/>
+          <w:lang w:bidi="gu-IN"/>
+        </w:rPr>
+        <w:t xml:space="preserve"> } </w:t>
+      </w:r>
+      <w:r>
+        <w:rPr>
+          <w:rFonts w:ascii="Consolas" w:eastAsia="Times New Roman" w:hAnsi="Consolas" w:cs="Times New Roman"/>
+          <w:color w:val="C586C0"/>
+          <w:sz w:val="27"/>
+          <w:szCs w:val="27"/>
+          <w:lang w:bidi="gu-IN"/>
+        </w:rPr>
+        <w:t>from</w:t>
+      </w:r>
+      <w:r>
+        <w:rPr>
+          <w:rFonts w:ascii="Consolas" w:eastAsia="Times New Roman" w:hAnsi="Consolas" w:cs="Times New Roman"/>
+          <w:color w:val="CCCCCC"/>
+          <w:sz w:val="27"/>
+          <w:szCs w:val="27"/>
+          <w:lang w:bidi="gu-IN"/>
+        </w:rPr>
+        <w:t xml:space="preserve"> </w:t>
+      </w:r>
+      <w:r>
+        <w:rPr>
+          <w:rFonts w:ascii="Consolas" w:eastAsia="Times New Roman" w:hAnsi="Consolas" w:cs="Times New Roman"/>
+          <w:color w:val="CE9178"/>
+          <w:sz w:val="27"/>
+          <w:szCs w:val="27"/>
+          <w:lang w:bidi="gu-IN"/>
+        </w:rPr>
+        <w:t>'./</w:t>
+      </w:r>
+      <w:proofErr w:type="spellStart"/>
+      <w:r>
+        <w:rPr>
+          <w:rFonts w:ascii="Consolas" w:eastAsia="Times New Roman" w:hAnsi="Consolas" w:cs="Times New Roman"/>
+          <w:color w:val="CE9178"/>
+          <w:sz w:val="27"/>
+          <w:szCs w:val="27"/>
+          <w:lang w:bidi="gu-IN"/>
+        </w:rPr>
+        <w:t>tform</w:t>
+      </w:r>
+      <w:proofErr w:type="spellEnd"/>
+      <w:r>
+        <w:rPr>
+          <w:rFonts w:ascii="Consolas" w:eastAsia="Times New Roman" w:hAnsi="Consolas" w:cs="Times New Roman"/>
+          <w:color w:val="CE9178"/>
+          <w:sz w:val="27"/>
+          <w:szCs w:val="27"/>
+          <w:lang w:bidi="gu-IN"/>
+        </w:rPr>
+        <w:t>/</w:t>
+      </w:r>
+      <w:proofErr w:type="spellStart"/>
+      <w:r>
+        <w:rPr>
+          <w:rFonts w:ascii="Consolas" w:eastAsia="Times New Roman" w:hAnsi="Consolas" w:cs="Times New Roman"/>
+          <w:color w:val="CE9178"/>
+          <w:sz w:val="27"/>
+          <w:szCs w:val="27"/>
+          <w:lang w:bidi="gu-IN"/>
+        </w:rPr>
+        <w:t>tform.component</w:t>
+      </w:r>
+      <w:proofErr w:type="spellEnd"/>
+      <w:r>
+        <w:rPr>
+          <w:rFonts w:ascii="Consolas" w:eastAsia="Times New Roman" w:hAnsi="Consolas" w:cs="Times New Roman"/>
+          <w:color w:val="CE9178"/>
+          <w:sz w:val="27"/>
+          <w:szCs w:val="27"/>
+          <w:lang w:bidi="gu-IN"/>
+        </w:rPr>
+        <w:t>'</w:t>
+      </w:r>
+      <w:r>
+        <w:rPr>
+          <w:rFonts w:ascii="Consolas" w:eastAsia="Times New Roman" w:hAnsi="Consolas" w:cs="Times New Roman"/>
+          <w:color w:val="CCCCCC"/>
+          <w:sz w:val="27"/>
+          <w:szCs w:val="27"/>
+          <w:lang w:bidi="gu-IN"/>
+        </w:rPr>
+        <w:t>;</w:t>
+      </w:r>
+    </w:p>
+    <w:p>
+      <w:pPr>
+        <w:shd w:val="clear" w:color="auto" w:fill="1F1F1F"/>
+        <w:spacing w:after="0" w:line="360" w:lineRule="atLeast"/>
+        <w:rPr>
+          <w:rFonts w:ascii="Consolas" w:eastAsia="Times New Roman" w:hAnsi="Consolas" w:cs="Times New Roman"/>
+          <w:color w:val="CCCCCC"/>
+          <w:sz w:val="27"/>
+          <w:szCs w:val="27"/>
+          <w:lang w:bidi="gu-IN"/>
+        </w:rPr>
+      </w:pPr>
+      <w:proofErr w:type="gramStart"/>
+      <w:r>
+        <w:rPr>
+          <w:rFonts w:ascii="Consolas" w:eastAsia="Times New Roman" w:hAnsi="Consolas" w:cs="Times New Roman"/>
+          <w:color w:val="C586C0"/>
+          <w:sz w:val="27"/>
+          <w:szCs w:val="27"/>
+          <w:lang w:bidi="gu-IN"/>
+        </w:rPr>
+        <w:t>import</w:t>
+      </w:r>
+      <w:proofErr w:type="gramEnd"/>
+      <w:r>
+        <w:rPr>
+          <w:rFonts w:ascii="Consolas" w:eastAsia="Times New Roman" w:hAnsi="Consolas" w:cs="Times New Roman"/>
+          <w:color w:val="CCCCCC"/>
+          <w:sz w:val="27"/>
+          <w:szCs w:val="27"/>
+          <w:lang w:bidi="gu-IN"/>
+        </w:rPr>
+        <w:t xml:space="preserve"> { </w:t>
+      </w:r>
+      <w:proofErr w:type="spellStart"/>
+      <w:r>
+        <w:rPr>
+          <w:rFonts w:ascii="Consolas" w:eastAsia="Times New Roman" w:hAnsi="Consolas" w:cs="Times New Roman"/>
+          <w:color w:val="9CDCFE"/>
+          <w:sz w:val="27"/>
+          <w:szCs w:val="27"/>
+          <w:lang w:bidi="gu-IN"/>
+        </w:rPr>
+        <w:t>FormsModule</w:t>
+      </w:r>
+      <w:proofErr w:type="spellEnd"/>
+      <w:r>
+        <w:rPr>
+          <w:rFonts w:ascii="Consolas" w:eastAsia="Times New Roman" w:hAnsi="Consolas" w:cs="Times New Roman"/>
+          <w:color w:val="CCCCCC"/>
+          <w:sz w:val="27"/>
+          <w:szCs w:val="27"/>
+          <w:lang w:bidi="gu-IN"/>
+        </w:rPr>
+        <w:t xml:space="preserve"> } </w:t>
+      </w:r>
+      <w:r>
+        <w:rPr>
+          <w:rFonts w:ascii="Consolas" w:eastAsia="Times New Roman" w:hAnsi="Consolas" w:cs="Times New Roman"/>
+          <w:color w:val="C586C0"/>
+          <w:sz w:val="27"/>
+          <w:szCs w:val="27"/>
+          <w:lang w:bidi="gu-IN"/>
+        </w:rPr>
+        <w:t>from</w:t>
+      </w:r>
+      <w:r>
+        <w:rPr>
+          <w:rFonts w:ascii="Consolas" w:eastAsia="Times New Roman" w:hAnsi="Consolas" w:cs="Times New Roman"/>
+          <w:color w:val="CCCCCC"/>
+          <w:sz w:val="27"/>
+          <w:szCs w:val="27"/>
+          <w:lang w:bidi="gu-IN"/>
+        </w:rPr>
+        <w:t xml:space="preserve"> </w:t>
+      </w:r>
+      <w:r>
+        <w:rPr>
+          <w:rFonts w:ascii="Consolas" w:eastAsia="Times New Roman" w:hAnsi="Consolas" w:cs="Times New Roman"/>
+          <w:color w:val="CE9178"/>
+          <w:sz w:val="27"/>
+          <w:szCs w:val="27"/>
+          <w:lang w:bidi="gu-IN"/>
+        </w:rPr>
+        <w:t>'@angular/forms'</w:t>
+      </w:r>
+      <w:r>
+        <w:rPr>
+          <w:rFonts w:ascii="Consolas" w:eastAsia="Times New Roman" w:hAnsi="Consolas" w:cs="Times New Roman"/>
+          <w:color w:val="CCCCCC"/>
+          <w:sz w:val="27"/>
+          <w:szCs w:val="27"/>
+          <w:lang w:bidi="gu-IN"/>
+        </w:rPr>
+        <w:t>;</w:t>
+      </w:r>
+    </w:p>
+    <w:p>
+      <w:pPr>
+        <w:shd w:val="clear" w:color="auto" w:fill="1F1F1F"/>
+        <w:spacing w:after="0" w:line="360" w:lineRule="atLeast"/>
+        <w:rPr>
+          <w:rFonts w:ascii="Consolas" w:eastAsia="Times New Roman" w:hAnsi="Consolas" w:cs="Times New Roman"/>
+          <w:color w:val="CCCCCC"/>
+          <w:sz w:val="27"/>
+          <w:szCs w:val="27"/>
+          <w:lang w:bidi="gu-IN"/>
+        </w:rPr>
+      </w:pPr>
+    </w:p>
+    <w:p>
+      <w:pPr>
+        <w:shd w:val="clear" w:color="auto" w:fill="1F1F1F"/>
+        <w:spacing w:after="0" w:line="360" w:lineRule="atLeast"/>
+        <w:rPr>
+          <w:rFonts w:ascii="Consolas" w:eastAsia="Times New Roman" w:hAnsi="Consolas" w:cs="Times New Roman"/>
+          <w:color w:val="CCCCCC"/>
+          <w:sz w:val="27"/>
+          <w:szCs w:val="27"/>
+          <w:lang w:bidi="gu-IN"/>
+        </w:rPr>
+      </w:pPr>
+      <w:proofErr w:type="gramStart"/>
+      <w:r>
+        <w:rPr>
+          <w:rFonts w:ascii="Consolas" w:eastAsia="Times New Roman" w:hAnsi="Consolas" w:cs="Times New Roman"/>
+          <w:color w:val="CCCCCC"/>
+          <w:sz w:val="27"/>
+          <w:szCs w:val="27"/>
+          <w:lang w:bidi="gu-IN"/>
+        </w:rPr>
+        <w:t>@</w:t>
+      </w:r>
+      <w:proofErr w:type="spellStart"/>
+      <w:r>
+        <w:rPr>
+          <w:rFonts w:ascii="Consolas" w:eastAsia="Times New Roman" w:hAnsi="Consolas" w:cs="Times New Roman"/>
+          <w:color w:val="4EC9B0"/>
+          <w:sz w:val="27"/>
+          <w:szCs w:val="27"/>
+          <w:lang w:bidi="gu-IN"/>
+        </w:rPr>
+        <w:t>NgModule</w:t>
+      </w:r>
+      <w:proofErr w:type="spellEnd"/>
+      <w:r>
+        <w:rPr>
+          <w:rFonts w:ascii="Consolas" w:eastAsia="Times New Roman" w:hAnsi="Consolas" w:cs="Times New Roman"/>
+          <w:color w:val="CCCCCC"/>
+          <w:sz w:val="27"/>
+          <w:szCs w:val="27"/>
+          <w:lang w:bidi="gu-IN"/>
+        </w:rPr>
+        <w:t>({</w:t>
+      </w:r>
+      <w:proofErr w:type="gramEnd"/>
+    </w:p>
+    <w:p>
+      <w:pPr>
+        <w:shd w:val="clear" w:color="auto" w:fill="1F1F1F"/>
+        <w:spacing w:after="0" w:line="360" w:lineRule="atLeast"/>
+        <w:rPr>
+          <w:rFonts w:ascii="Consolas" w:eastAsia="Times New Roman" w:hAnsi="Consolas" w:cs="Times New Roman"/>
+          <w:color w:val="CCCCCC"/>
+          <w:sz w:val="27"/>
+          <w:szCs w:val="27"/>
+          <w:lang w:bidi="gu-IN"/>
+        </w:rPr>
+      </w:pPr>
+      <w:r>
+        <w:rPr>
+          <w:rFonts w:ascii="Consolas" w:eastAsia="Times New Roman" w:hAnsi="Consolas" w:cs="Times New Roman"/>
+          <w:color w:val="CCCCCC"/>
+          <w:sz w:val="27"/>
+          <w:szCs w:val="27"/>
+          <w:lang w:bidi="gu-IN"/>
+        </w:rPr>
+        <w:t xml:space="preserve">  </w:t>
+      </w:r>
+      <w:proofErr w:type="gramStart"/>
+      <w:r>
+        <w:rPr>
+          <w:rFonts w:ascii="Consolas" w:eastAsia="Times New Roman" w:hAnsi="Consolas" w:cs="Times New Roman"/>
+          <w:color w:val="9CDCFE"/>
+          <w:sz w:val="27"/>
+          <w:szCs w:val="27"/>
+          <w:lang w:bidi="gu-IN"/>
+        </w:rPr>
+        <w:t>declarations</w:t>
+      </w:r>
+      <w:proofErr w:type="gramEnd"/>
+      <w:r>
+        <w:rPr>
+          <w:rFonts w:ascii="Consolas" w:eastAsia="Times New Roman" w:hAnsi="Consolas" w:cs="Times New Roman"/>
+          <w:color w:val="9CDCFE"/>
+          <w:sz w:val="27"/>
+          <w:szCs w:val="27"/>
+          <w:lang w:bidi="gu-IN"/>
+        </w:rPr>
+        <w:t>:</w:t>
+      </w:r>
+      <w:r>
+        <w:rPr>
+          <w:rFonts w:ascii="Consolas" w:eastAsia="Times New Roman" w:hAnsi="Consolas" w:cs="Times New Roman"/>
+          <w:color w:val="CCCCCC"/>
+          <w:sz w:val="27"/>
+          <w:szCs w:val="27"/>
+          <w:lang w:bidi="gu-IN"/>
+        </w:rPr>
+        <w:t xml:space="preserve"> [</w:t>
+      </w:r>
+    </w:p>
+    <w:p>
+      <w:pPr>
+        <w:shd w:val="clear" w:color="auto" w:fill="1F1F1F"/>
+        <w:spacing w:after="0" w:line="360" w:lineRule="atLeast"/>
+        <w:rPr>
+          <w:rFonts w:ascii="Consolas" w:eastAsia="Times New Roman" w:hAnsi="Consolas" w:cs="Times New Roman"/>
+          <w:color w:val="CCCCCC"/>
+          <w:sz w:val="27"/>
+          <w:szCs w:val="27"/>
+          <w:lang w:bidi="gu-IN"/>
+        </w:rPr>
+      </w:pPr>
+      <w:r>
+        <w:rPr>
+          <w:rFonts w:ascii="Consolas" w:eastAsia="Times New Roman" w:hAnsi="Consolas" w:cs="Times New Roman"/>
+          <w:color w:val="CCCCCC"/>
+          <w:sz w:val="27"/>
+          <w:szCs w:val="27"/>
+          <w:lang w:bidi="gu-IN"/>
+        </w:rPr>
+        <w:t xml:space="preserve">    </w:t>
+      </w:r>
+      <w:proofErr w:type="spellStart"/>
+      <w:r>
+        <w:rPr>
+          <w:rFonts w:ascii="Consolas" w:eastAsia="Times New Roman" w:hAnsi="Consolas" w:cs="Times New Roman"/>
+          <w:color w:val="4EC9B0"/>
+          <w:sz w:val="27"/>
+          <w:szCs w:val="27"/>
+          <w:lang w:bidi="gu-IN"/>
+        </w:rPr>
+        <w:t>AppComponent</w:t>
+      </w:r>
+      <w:proofErr w:type="spellEnd"/>
+      <w:r>
+        <w:rPr>
+          <w:rFonts w:ascii="Consolas" w:eastAsia="Times New Roman" w:hAnsi="Consolas" w:cs="Times New Roman"/>
+          <w:color w:val="CCCCCC"/>
+          <w:sz w:val="27"/>
+          <w:szCs w:val="27"/>
+          <w:lang w:bidi="gu-IN"/>
+        </w:rPr>
+        <w:t>,</w:t>
+      </w:r>
+    </w:p>
+    <w:p>
+      <w:pPr>
+        <w:shd w:val="clear" w:color="auto" w:fill="1F1F1F"/>
+        <w:spacing w:after="0" w:line="360" w:lineRule="atLeast"/>
+        <w:rPr>
+          <w:rFonts w:ascii="Consolas" w:eastAsia="Times New Roman" w:hAnsi="Consolas" w:cs="Times New Roman"/>
+          <w:color w:val="CCCCCC"/>
+          <w:sz w:val="27"/>
+          <w:szCs w:val="27"/>
+          <w:lang w:bidi="gu-IN"/>
+        </w:rPr>
+      </w:pPr>
+      <w:r>
+        <w:rPr>
+          <w:rFonts w:ascii="Consolas" w:eastAsia="Times New Roman" w:hAnsi="Consolas" w:cs="Times New Roman"/>
+          <w:color w:val="CCCCCC"/>
+          <w:sz w:val="27"/>
+          <w:szCs w:val="27"/>
+          <w:lang w:bidi="gu-IN"/>
+        </w:rPr>
+        <w:t xml:space="preserve">    </w:t>
+      </w:r>
+      <w:proofErr w:type="spellStart"/>
+      <w:r>
+        <w:rPr>
+          <w:rFonts w:ascii="Consolas" w:eastAsia="Times New Roman" w:hAnsi="Consolas" w:cs="Times New Roman"/>
+          <w:color w:val="4EC9B0"/>
+          <w:sz w:val="27"/>
+          <w:szCs w:val="27"/>
+          <w:lang w:bidi="gu-IN"/>
+        </w:rPr>
+        <w:t>ChildComponent</w:t>
+      </w:r>
+      <w:proofErr w:type="spellEnd"/>
+      <w:r>
+        <w:rPr>
+          <w:rFonts w:ascii="Consolas" w:eastAsia="Times New Roman" w:hAnsi="Consolas" w:cs="Times New Roman"/>
+          <w:color w:val="CCCCCC"/>
+          <w:sz w:val="27"/>
+          <w:szCs w:val="27"/>
+          <w:lang w:bidi="gu-IN"/>
+        </w:rPr>
+        <w:t>,</w:t>
+      </w:r>
+    </w:p>
+    <w:p>
+      <w:pPr>
+        <w:shd w:val="clear" w:color="auto" w:fill="1F1F1F"/>
+        <w:spacing w:after="0" w:line="360" w:lineRule="atLeast"/>
+        <w:rPr>
+          <w:rFonts w:ascii="Consolas" w:eastAsia="Times New Roman" w:hAnsi="Consolas" w:cs="Times New Roman"/>
+          <w:color w:val="CCCCCC"/>
+          <w:sz w:val="27"/>
+          <w:szCs w:val="27"/>
+          <w:lang w:bidi="gu-IN"/>
+        </w:rPr>
+      </w:pPr>
+      <w:r>
+        <w:rPr>
+          <w:rFonts w:ascii="Consolas" w:eastAsia="Times New Roman" w:hAnsi="Consolas" w:cs="Times New Roman"/>
+          <w:color w:val="CCCCCC"/>
+          <w:sz w:val="27"/>
+          <w:szCs w:val="27"/>
+          <w:lang w:bidi="gu-IN"/>
+        </w:rPr>
+        <w:t xml:space="preserve">    </w:t>
+      </w:r>
+      <w:proofErr w:type="spellStart"/>
+      <w:r>
+        <w:rPr>
+          <w:rFonts w:ascii="Consolas" w:eastAsia="Times New Roman" w:hAnsi="Consolas" w:cs="Times New Roman"/>
+          <w:color w:val="4EC9B0"/>
+          <w:sz w:val="27"/>
+          <w:szCs w:val="27"/>
+          <w:lang w:bidi="gu-IN"/>
+        </w:rPr>
+        <w:t>PipesComponent</w:t>
+      </w:r>
+      <w:proofErr w:type="spellEnd"/>
+      <w:r>
+        <w:rPr>
+          <w:rFonts w:ascii="Consolas" w:eastAsia="Times New Roman" w:hAnsi="Consolas" w:cs="Times New Roman"/>
+          <w:color w:val="CCCCCC"/>
+          <w:sz w:val="27"/>
+          <w:szCs w:val="27"/>
+          <w:lang w:bidi="gu-IN"/>
+        </w:rPr>
+        <w:t>,</w:t>
+      </w:r>
+    </w:p>
+    <w:p>
+      <w:pPr>
+        <w:shd w:val="clear" w:color="auto" w:fill="1F1F1F"/>
+        <w:spacing w:after="0" w:line="360" w:lineRule="atLeast"/>
+        <w:rPr>
+          <w:rFonts w:ascii="Consolas" w:eastAsia="Times New Roman" w:hAnsi="Consolas" w:cs="Times New Roman"/>
+          <w:color w:val="CCCCCC"/>
+          <w:sz w:val="27"/>
+          <w:szCs w:val="27"/>
+          <w:lang w:bidi="gu-IN"/>
+        </w:rPr>
+      </w:pPr>
+      <w:r>
+        <w:rPr>
+          <w:rFonts w:ascii="Consolas" w:eastAsia="Times New Roman" w:hAnsi="Consolas" w:cs="Times New Roman"/>
+          <w:color w:val="CCCCCC"/>
+          <w:sz w:val="27"/>
+          <w:szCs w:val="27"/>
+          <w:lang w:bidi="gu-IN"/>
+        </w:rPr>
+        <w:t xml:space="preserve">    </w:t>
+      </w:r>
+      <w:proofErr w:type="spellStart"/>
+      <w:proofErr w:type="gramStart"/>
+      <w:r>
+        <w:rPr>
+          <w:rFonts w:ascii="Consolas" w:eastAsia="Times New Roman" w:hAnsi="Consolas" w:cs="Times New Roman"/>
+          <w:color w:val="4EC9B0"/>
+          <w:sz w:val="27"/>
+          <w:szCs w:val="27"/>
+          <w:lang w:bidi="gu-IN"/>
+        </w:rPr>
+        <w:t>CustomPipe</w:t>
+      </w:r>
+      <w:proofErr w:type="spellEnd"/>
+      <w:r>
+        <w:rPr>
+          <w:rFonts w:ascii="Consolas" w:eastAsia="Times New Roman" w:hAnsi="Consolas" w:cs="Times New Roman"/>
+          <w:color w:val="CCCCCC"/>
+          <w:sz w:val="27"/>
+          <w:szCs w:val="27"/>
+          <w:lang w:bidi="gu-IN"/>
+        </w:rPr>
+        <w:t xml:space="preserve"> ,</w:t>
+      </w:r>
+      <w:proofErr w:type="gramEnd"/>
+      <w:r>
+        <w:rPr>
+          <w:rFonts w:ascii="Consolas" w:eastAsia="Times New Roman" w:hAnsi="Consolas" w:cs="Times New Roman"/>
+          <w:color w:val="CCCCCC"/>
+          <w:sz w:val="27"/>
+          <w:szCs w:val="27"/>
+          <w:lang w:bidi="gu-IN"/>
+        </w:rPr>
+        <w:t xml:space="preserve">   </w:t>
+      </w:r>
+      <w:r>
+        <w:rPr>
+          <w:rFonts w:ascii="Consolas" w:eastAsia="Times New Roman" w:hAnsi="Consolas" w:cs="Times New Roman"/>
+          <w:color w:val="6A9955"/>
+          <w:sz w:val="27"/>
+          <w:szCs w:val="27"/>
+          <w:lang w:bidi="gu-IN"/>
+        </w:rPr>
+        <w:t>//&lt;--- need to import here</w:t>
+      </w:r>
+    </w:p>
+    <w:p>
+      <w:pPr>
+        <w:shd w:val="clear" w:color="auto" w:fill="1F1F1F"/>
+        <w:spacing w:after="0" w:line="360" w:lineRule="atLeast"/>
+        <w:rPr>
+          <w:rFonts w:ascii="Consolas" w:eastAsia="Times New Roman" w:hAnsi="Consolas" w:cs="Times New Roman"/>
+          <w:color w:val="CCCCCC"/>
+          <w:sz w:val="27"/>
+          <w:szCs w:val="27"/>
+          <w:lang w:bidi="gu-IN"/>
+        </w:rPr>
+      </w:pPr>
+      <w:r>
+        <w:rPr>
+          <w:rFonts w:ascii="Consolas" w:eastAsia="Times New Roman" w:hAnsi="Consolas" w:cs="Times New Roman"/>
+          <w:color w:val="CCCCCC"/>
+          <w:sz w:val="27"/>
+          <w:szCs w:val="27"/>
+          <w:lang w:bidi="gu-IN"/>
+        </w:rPr>
+        <w:t xml:space="preserve">    </w:t>
+      </w:r>
+      <w:proofErr w:type="spellStart"/>
+      <w:r>
+        <w:rPr>
+          <w:rFonts w:ascii="Consolas" w:eastAsia="Times New Roman" w:hAnsi="Consolas" w:cs="Times New Roman"/>
+          <w:color w:val="4EC9B0"/>
+          <w:sz w:val="27"/>
+          <w:szCs w:val="27"/>
+          <w:lang w:bidi="gu-IN"/>
+        </w:rPr>
+        <w:t>CustomDatePipe</w:t>
+      </w:r>
+      <w:proofErr w:type="spellEnd"/>
+      <w:r>
+        <w:rPr>
+          <w:rFonts w:ascii="Consolas" w:eastAsia="Times New Roman" w:hAnsi="Consolas" w:cs="Times New Roman"/>
+          <w:color w:val="CCCCCC"/>
+          <w:sz w:val="27"/>
+          <w:szCs w:val="27"/>
+          <w:lang w:bidi="gu-IN"/>
+        </w:rPr>
+        <w:t xml:space="preserve">, </w:t>
+      </w:r>
+      <w:proofErr w:type="spellStart"/>
+      <w:r>
+        <w:rPr>
+          <w:rFonts w:ascii="Consolas" w:eastAsia="Times New Roman" w:hAnsi="Consolas" w:cs="Times New Roman"/>
+          <w:color w:val="4EC9B0"/>
+          <w:sz w:val="27"/>
+          <w:szCs w:val="27"/>
+          <w:lang w:bidi="gu-IN"/>
+        </w:rPr>
+        <w:t>WeatherComponent</w:t>
+      </w:r>
+      <w:proofErr w:type="spellEnd"/>
+      <w:r>
+        <w:rPr>
+          <w:rFonts w:ascii="Consolas" w:eastAsia="Times New Roman" w:hAnsi="Consolas" w:cs="Times New Roman"/>
+          <w:color w:val="CCCCCC"/>
+          <w:sz w:val="27"/>
+          <w:szCs w:val="27"/>
+          <w:lang w:bidi="gu-IN"/>
+        </w:rPr>
+        <w:t xml:space="preserve">, </w:t>
+      </w:r>
+      <w:proofErr w:type="spellStart"/>
+      <w:r>
+        <w:rPr>
+          <w:rFonts w:ascii="Consolas" w:eastAsia="Times New Roman" w:hAnsi="Consolas" w:cs="Times New Roman"/>
+          <w:color w:val="4EC9B0"/>
+          <w:sz w:val="27"/>
+          <w:szCs w:val="27"/>
+          <w:lang w:bidi="gu-IN"/>
+        </w:rPr>
+        <w:t>ChildAComponent</w:t>
+      </w:r>
+      <w:proofErr w:type="spellEnd"/>
+      <w:r>
+        <w:rPr>
+          <w:rFonts w:ascii="Consolas" w:eastAsia="Times New Roman" w:hAnsi="Consolas" w:cs="Times New Roman"/>
+          <w:color w:val="CCCCCC"/>
+          <w:sz w:val="27"/>
+          <w:szCs w:val="27"/>
+          <w:lang w:bidi="gu-IN"/>
+        </w:rPr>
+        <w:t xml:space="preserve">, </w:t>
+      </w:r>
+      <w:proofErr w:type="spellStart"/>
+      <w:r>
+        <w:rPr>
+          <w:rFonts w:ascii="Consolas" w:eastAsia="Times New Roman" w:hAnsi="Consolas" w:cs="Times New Roman"/>
+          <w:color w:val="4EC9B0"/>
+          <w:sz w:val="27"/>
+          <w:szCs w:val="27"/>
+          <w:lang w:bidi="gu-IN"/>
+        </w:rPr>
+        <w:t>ChildBComponent</w:t>
+      </w:r>
+      <w:proofErr w:type="spellEnd"/>
+      <w:r>
+        <w:rPr>
+          <w:rFonts w:ascii="Consolas" w:eastAsia="Times New Roman" w:hAnsi="Consolas" w:cs="Times New Roman"/>
+          <w:color w:val="CCCCCC"/>
+          <w:sz w:val="27"/>
+          <w:szCs w:val="27"/>
+          <w:lang w:bidi="gu-IN"/>
+        </w:rPr>
+        <w:t xml:space="preserve">, </w:t>
+      </w:r>
+      <w:proofErr w:type="spellStart"/>
+      <w:r>
+        <w:rPr>
+          <w:rFonts w:ascii="Consolas" w:eastAsia="Times New Roman" w:hAnsi="Consolas" w:cs="Times New Roman"/>
+          <w:color w:val="4EC9B0"/>
+          <w:sz w:val="27"/>
+          <w:szCs w:val="27"/>
+          <w:lang w:bidi="gu-IN"/>
+        </w:rPr>
+        <w:t>NestedComponent</w:t>
+      </w:r>
+      <w:proofErr w:type="spellEnd"/>
+      <w:r>
+        <w:rPr>
+          <w:rFonts w:ascii="Consolas" w:eastAsia="Times New Roman" w:hAnsi="Consolas" w:cs="Times New Roman"/>
+          <w:color w:val="CCCCCC"/>
+          <w:sz w:val="27"/>
+          <w:szCs w:val="27"/>
+          <w:lang w:bidi="gu-IN"/>
+        </w:rPr>
+        <w:t xml:space="preserve">, </w:t>
+      </w:r>
+      <w:proofErr w:type="spellStart"/>
+      <w:r>
+        <w:rPr>
+          <w:rFonts w:ascii="Consolas" w:eastAsia="Times New Roman" w:hAnsi="Consolas" w:cs="Times New Roman"/>
+          <w:color w:val="4EC9B0"/>
+          <w:sz w:val="27"/>
+          <w:szCs w:val="27"/>
+          <w:lang w:bidi="gu-IN"/>
+        </w:rPr>
+        <w:t>TformComponent</w:t>
+      </w:r>
+      <w:proofErr w:type="spellEnd"/>
+    </w:p>
+    <w:p>
+      <w:pPr>
+        <w:shd w:val="clear" w:color="auto" w:fill="1F1F1F"/>
+        <w:spacing w:after="0" w:line="360" w:lineRule="atLeast"/>
+        <w:rPr>
+          <w:rFonts w:ascii="Consolas" w:eastAsia="Times New Roman" w:hAnsi="Consolas" w:cs="Times New Roman"/>
+          <w:color w:val="CCCCCC"/>
+          <w:sz w:val="27"/>
+          <w:szCs w:val="27"/>
+          <w:lang w:bidi="gu-IN"/>
+        </w:rPr>
+      </w:pPr>
+      <w:r>
+        <w:rPr>
+          <w:rFonts w:ascii="Consolas" w:eastAsia="Times New Roman" w:hAnsi="Consolas" w:cs="Times New Roman"/>
+          <w:color w:val="CCCCCC"/>
+          <w:sz w:val="27"/>
+          <w:szCs w:val="27"/>
+          <w:lang w:bidi="gu-IN"/>
+        </w:rPr>
+        <w:lastRenderedPageBreak/>
+        <w:t>  ],</w:t>
+      </w:r>
+    </w:p>
+    <w:p>
+      <w:pPr>
+        <w:shd w:val="clear" w:color="auto" w:fill="1F1F1F"/>
+        <w:spacing w:after="0" w:line="360" w:lineRule="atLeast"/>
+        <w:rPr>
+          <w:rFonts w:ascii="Consolas" w:eastAsia="Times New Roman" w:hAnsi="Consolas" w:cs="Times New Roman"/>
+          <w:color w:val="CCCCCC"/>
+          <w:sz w:val="27"/>
+          <w:szCs w:val="27"/>
+          <w:lang w:bidi="gu-IN"/>
+        </w:rPr>
+      </w:pPr>
+      <w:r>
+        <w:rPr>
+          <w:rFonts w:ascii="Consolas" w:eastAsia="Times New Roman" w:hAnsi="Consolas" w:cs="Times New Roman"/>
+          <w:color w:val="CCCCCC"/>
+          <w:sz w:val="27"/>
+          <w:szCs w:val="27"/>
+          <w:lang w:bidi="gu-IN"/>
+        </w:rPr>
+        <w:t xml:space="preserve">  </w:t>
+      </w:r>
+      <w:proofErr w:type="gramStart"/>
+      <w:r>
+        <w:rPr>
+          <w:rFonts w:ascii="Consolas" w:eastAsia="Times New Roman" w:hAnsi="Consolas" w:cs="Times New Roman"/>
+          <w:color w:val="9CDCFE"/>
+          <w:sz w:val="27"/>
+          <w:szCs w:val="27"/>
+          <w:lang w:bidi="gu-IN"/>
+        </w:rPr>
+        <w:t>imports</w:t>
+      </w:r>
+      <w:proofErr w:type="gramEnd"/>
+      <w:r>
+        <w:rPr>
+          <w:rFonts w:ascii="Consolas" w:eastAsia="Times New Roman" w:hAnsi="Consolas" w:cs="Times New Roman"/>
+          <w:color w:val="9CDCFE"/>
+          <w:sz w:val="27"/>
+          <w:szCs w:val="27"/>
+          <w:lang w:bidi="gu-IN"/>
+        </w:rPr>
+        <w:t>:</w:t>
+      </w:r>
+      <w:r>
+        <w:rPr>
+          <w:rFonts w:ascii="Consolas" w:eastAsia="Times New Roman" w:hAnsi="Consolas" w:cs="Times New Roman"/>
+          <w:color w:val="CCCCCC"/>
+          <w:sz w:val="27"/>
+          <w:szCs w:val="27"/>
+          <w:lang w:bidi="gu-IN"/>
+        </w:rPr>
+        <w:t xml:space="preserve"> [</w:t>
+      </w:r>
+    </w:p>
+    <w:p>
+      <w:pPr>
+        <w:shd w:val="clear" w:color="auto" w:fill="1F1F1F"/>
+        <w:spacing w:after="0" w:line="360" w:lineRule="atLeast"/>
+        <w:rPr>
+          <w:rFonts w:ascii="Consolas" w:eastAsia="Times New Roman" w:hAnsi="Consolas" w:cs="Times New Roman"/>
+          <w:color w:val="CCCCCC"/>
+          <w:sz w:val="27"/>
+          <w:szCs w:val="27"/>
+          <w:lang w:bidi="gu-IN"/>
+        </w:rPr>
+      </w:pPr>
+      <w:r>
+        <w:rPr>
+          <w:rFonts w:ascii="Consolas" w:eastAsia="Times New Roman" w:hAnsi="Consolas" w:cs="Times New Roman"/>
+          <w:color w:val="CCCCCC"/>
+          <w:sz w:val="27"/>
+          <w:szCs w:val="27"/>
+          <w:lang w:bidi="gu-IN"/>
+        </w:rPr>
+        <w:t xml:space="preserve">    </w:t>
+      </w:r>
+      <w:proofErr w:type="spellStart"/>
+      <w:r>
+        <w:rPr>
+          <w:rFonts w:ascii="Consolas" w:eastAsia="Times New Roman" w:hAnsi="Consolas" w:cs="Times New Roman"/>
+          <w:color w:val="4EC9B0"/>
+          <w:sz w:val="27"/>
+          <w:szCs w:val="27"/>
+          <w:lang w:bidi="gu-IN"/>
+        </w:rPr>
+        <w:t>BrowserModule</w:t>
+      </w:r>
+      <w:proofErr w:type="spellEnd"/>
+      <w:r>
+        <w:rPr>
+          <w:rFonts w:ascii="Consolas" w:eastAsia="Times New Roman" w:hAnsi="Consolas" w:cs="Times New Roman"/>
+          <w:color w:val="CCCCCC"/>
+          <w:sz w:val="27"/>
+          <w:szCs w:val="27"/>
+          <w:lang w:bidi="gu-IN"/>
+        </w:rPr>
+        <w:t>,</w:t>
+      </w:r>
+    </w:p>
+    <w:p>
+      <w:pPr>
+        <w:shd w:val="clear" w:color="auto" w:fill="1F1F1F"/>
+        <w:spacing w:after="0" w:line="360" w:lineRule="atLeast"/>
+        <w:rPr>
+          <w:rFonts w:ascii="Consolas" w:eastAsia="Times New Roman" w:hAnsi="Consolas" w:cs="Times New Roman"/>
+          <w:color w:val="CCCCCC"/>
+          <w:sz w:val="27"/>
+          <w:szCs w:val="27"/>
+          <w:lang w:bidi="gu-IN"/>
+        </w:rPr>
+      </w:pPr>
+      <w:r>
+        <w:rPr>
+          <w:rFonts w:ascii="Consolas" w:eastAsia="Times New Roman" w:hAnsi="Consolas" w:cs="Times New Roman"/>
+          <w:color w:val="CCCCCC"/>
+          <w:sz w:val="27"/>
+          <w:szCs w:val="27"/>
+          <w:lang w:bidi="gu-IN"/>
+        </w:rPr>
+        <w:t xml:space="preserve">    </w:t>
+      </w:r>
+      <w:proofErr w:type="spellStart"/>
+      <w:r>
+        <w:rPr>
+          <w:rFonts w:ascii="Consolas" w:eastAsia="Times New Roman" w:hAnsi="Consolas" w:cs="Times New Roman"/>
+          <w:color w:val="4EC9B0"/>
+          <w:sz w:val="27"/>
+          <w:szCs w:val="27"/>
+          <w:lang w:bidi="gu-IN"/>
+        </w:rPr>
+        <w:t>AppRoutingModule</w:t>
+      </w:r>
+      <w:proofErr w:type="spellEnd"/>
+      <w:r>
+        <w:rPr>
+          <w:rFonts w:ascii="Consolas" w:eastAsia="Times New Roman" w:hAnsi="Consolas" w:cs="Times New Roman"/>
+          <w:color w:val="CCCCCC"/>
+          <w:sz w:val="27"/>
+          <w:szCs w:val="27"/>
+          <w:lang w:bidi="gu-IN"/>
+        </w:rPr>
+        <w:t>,</w:t>
+      </w:r>
+    </w:p>
+    <w:p>
+      <w:pPr>
+        <w:shd w:val="clear" w:color="auto" w:fill="1F1F1F"/>
+        <w:spacing w:after="0" w:line="360" w:lineRule="atLeast"/>
+        <w:rPr>
+          <w:rFonts w:ascii="Consolas" w:eastAsia="Times New Roman" w:hAnsi="Consolas" w:cs="Times New Roman"/>
+          <w:color w:val="CCCCCC"/>
+          <w:sz w:val="27"/>
+          <w:szCs w:val="27"/>
+          <w:lang w:bidi="gu-IN"/>
+        </w:rPr>
+      </w:pPr>
+      <w:r>
+        <w:rPr>
+          <w:rFonts w:ascii="Consolas" w:eastAsia="Times New Roman" w:hAnsi="Consolas" w:cs="Times New Roman"/>
+          <w:color w:val="CCCCCC"/>
+          <w:sz w:val="27"/>
+          <w:szCs w:val="27"/>
+          <w:lang w:bidi="gu-IN"/>
+        </w:rPr>
+        <w:t xml:space="preserve">    </w:t>
+      </w:r>
+      <w:proofErr w:type="spellStart"/>
+      <w:r>
+        <w:rPr>
+          <w:rFonts w:ascii="Consolas" w:eastAsia="Times New Roman" w:hAnsi="Consolas" w:cs="Times New Roman"/>
+          <w:color w:val="4EC9B0"/>
+          <w:sz w:val="27"/>
+          <w:szCs w:val="27"/>
+          <w:highlight w:val="darkBlue"/>
+          <w:lang w:bidi="gu-IN"/>
+        </w:rPr>
+        <w:t>FormsModule</w:t>
+      </w:r>
+      <w:proofErr w:type="spellEnd"/>
+      <w:r>
+        <w:rPr>
+          <w:rFonts w:ascii="Consolas" w:eastAsia="Times New Roman" w:hAnsi="Consolas" w:cs="Times New Roman"/>
+          <w:color w:val="CCCCCC"/>
+          <w:sz w:val="27"/>
+          <w:szCs w:val="27"/>
+          <w:highlight w:val="darkBlue"/>
+          <w:lang w:bidi="gu-IN"/>
+        </w:rPr>
+        <w:t>,        </w:t>
+      </w:r>
+      <w:r>
+        <w:rPr>
+          <w:rFonts w:ascii="Consolas" w:eastAsia="Times New Roman" w:hAnsi="Consolas" w:cs="Times New Roman"/>
+          <w:color w:val="6A9955"/>
+          <w:sz w:val="27"/>
+          <w:szCs w:val="27"/>
+          <w:highlight w:val="darkBlue"/>
+          <w:lang w:bidi="gu-IN"/>
+        </w:rPr>
+        <w:t>//&lt;---- needed for Template Driven</w:t>
+      </w:r>
+      <w:r>
+        <w:rPr>
+          <w:rFonts w:ascii="Consolas" w:eastAsia="Times New Roman" w:hAnsi="Consolas" w:cs="Times New Roman"/>
+          <w:color w:val="6A9955"/>
+          <w:sz w:val="27"/>
+          <w:szCs w:val="27"/>
+          <w:lang w:bidi="gu-IN"/>
+        </w:rPr>
+        <w:t xml:space="preserve"> Forms</w:t>
+      </w:r>
+    </w:p>
+    <w:p>
+      <w:pPr>
+        <w:shd w:val="clear" w:color="auto" w:fill="1F1F1F"/>
+        <w:spacing w:after="0" w:line="360" w:lineRule="atLeast"/>
+        <w:rPr>
+          <w:rFonts w:ascii="Consolas" w:eastAsia="Times New Roman" w:hAnsi="Consolas" w:cs="Times New Roman"/>
+          <w:color w:val="CCCCCC"/>
+          <w:sz w:val="27"/>
+          <w:szCs w:val="27"/>
+          <w:lang w:bidi="gu-IN"/>
+        </w:rPr>
+      </w:pPr>
+      <w:r>
+        <w:rPr>
+          <w:rFonts w:ascii="Consolas" w:eastAsia="Times New Roman" w:hAnsi="Consolas" w:cs="Times New Roman"/>
+          <w:color w:val="CCCCCC"/>
+          <w:sz w:val="27"/>
+          <w:szCs w:val="27"/>
+          <w:lang w:bidi="gu-IN"/>
+        </w:rPr>
+        <w:t>  ],</w:t>
+      </w:r>
+    </w:p>
+    <w:p>
+      <w:pPr>
+        <w:shd w:val="clear" w:color="auto" w:fill="1F1F1F"/>
+        <w:spacing w:after="0" w:line="360" w:lineRule="atLeast"/>
+        <w:rPr>
+          <w:rFonts w:ascii="Consolas" w:eastAsia="Times New Roman" w:hAnsi="Consolas" w:cs="Times New Roman"/>
+          <w:color w:val="CCCCCC"/>
+          <w:sz w:val="27"/>
+          <w:szCs w:val="27"/>
+          <w:lang w:bidi="gu-IN"/>
+        </w:rPr>
+      </w:pPr>
+      <w:r>
+        <w:rPr>
+          <w:rFonts w:ascii="Consolas" w:eastAsia="Times New Roman" w:hAnsi="Consolas" w:cs="Times New Roman"/>
+          <w:color w:val="CCCCCC"/>
+          <w:sz w:val="27"/>
+          <w:szCs w:val="27"/>
+          <w:lang w:bidi="gu-IN"/>
+        </w:rPr>
+        <w:t xml:space="preserve">  </w:t>
+      </w:r>
+      <w:proofErr w:type="gramStart"/>
+      <w:r>
+        <w:rPr>
+          <w:rFonts w:ascii="Consolas" w:eastAsia="Times New Roman" w:hAnsi="Consolas" w:cs="Times New Roman"/>
+          <w:color w:val="9CDCFE"/>
+          <w:sz w:val="27"/>
+          <w:szCs w:val="27"/>
+          <w:lang w:bidi="gu-IN"/>
+        </w:rPr>
+        <w:t>providers</w:t>
+      </w:r>
+      <w:proofErr w:type="gramEnd"/>
+      <w:r>
+        <w:rPr>
+          <w:rFonts w:ascii="Consolas" w:eastAsia="Times New Roman" w:hAnsi="Consolas" w:cs="Times New Roman"/>
+          <w:color w:val="9CDCFE"/>
+          <w:sz w:val="27"/>
+          <w:szCs w:val="27"/>
+          <w:lang w:bidi="gu-IN"/>
+        </w:rPr>
+        <w:t>:</w:t>
+      </w:r>
+      <w:r>
+        <w:rPr>
+          <w:rFonts w:ascii="Consolas" w:eastAsia="Times New Roman" w:hAnsi="Consolas" w:cs="Times New Roman"/>
+          <w:color w:val="CCCCCC"/>
+          <w:sz w:val="27"/>
+          <w:szCs w:val="27"/>
+          <w:lang w:bidi="gu-IN"/>
+        </w:rPr>
+        <w:t xml:space="preserve"> [],</w:t>
+      </w:r>
+    </w:p>
+    <w:p>
+      <w:pPr>
+        <w:shd w:val="clear" w:color="auto" w:fill="1F1F1F"/>
+        <w:spacing w:after="0" w:line="360" w:lineRule="atLeast"/>
+        <w:rPr>
+          <w:rFonts w:ascii="Consolas" w:eastAsia="Times New Roman" w:hAnsi="Consolas" w:cs="Times New Roman"/>
+          <w:color w:val="CCCCCC"/>
+          <w:sz w:val="27"/>
+          <w:szCs w:val="27"/>
+          <w:lang w:bidi="gu-IN"/>
+        </w:rPr>
+      </w:pPr>
+      <w:r>
+        <w:rPr>
+          <w:rFonts w:ascii="Consolas" w:eastAsia="Times New Roman" w:hAnsi="Consolas" w:cs="Times New Roman"/>
+          <w:color w:val="CCCCCC"/>
+          <w:sz w:val="27"/>
+          <w:szCs w:val="27"/>
+          <w:lang w:bidi="gu-IN"/>
+        </w:rPr>
+        <w:t xml:space="preserve">  </w:t>
+      </w:r>
+      <w:proofErr w:type="gramStart"/>
+      <w:r>
+        <w:rPr>
+          <w:rFonts w:ascii="Consolas" w:eastAsia="Times New Roman" w:hAnsi="Consolas" w:cs="Times New Roman"/>
+          <w:color w:val="9CDCFE"/>
+          <w:sz w:val="27"/>
+          <w:szCs w:val="27"/>
+          <w:lang w:bidi="gu-IN"/>
+        </w:rPr>
+        <w:t>bootstrap</w:t>
+      </w:r>
+      <w:proofErr w:type="gramEnd"/>
+      <w:r>
+        <w:rPr>
+          <w:rFonts w:ascii="Consolas" w:eastAsia="Times New Roman" w:hAnsi="Consolas" w:cs="Times New Roman"/>
+          <w:color w:val="9CDCFE"/>
+          <w:sz w:val="27"/>
+          <w:szCs w:val="27"/>
+          <w:lang w:bidi="gu-IN"/>
+        </w:rPr>
+        <w:t>:</w:t>
+      </w:r>
+      <w:r>
+        <w:rPr>
+          <w:rFonts w:ascii="Consolas" w:eastAsia="Times New Roman" w:hAnsi="Consolas" w:cs="Times New Roman"/>
+          <w:color w:val="CCCCCC"/>
+          <w:sz w:val="27"/>
+          <w:szCs w:val="27"/>
+          <w:lang w:bidi="gu-IN"/>
+        </w:rPr>
+        <w:t xml:space="preserve"> [</w:t>
+      </w:r>
+      <w:proofErr w:type="spellStart"/>
+      <w:r>
+        <w:rPr>
+          <w:rFonts w:ascii="Consolas" w:eastAsia="Times New Roman" w:hAnsi="Consolas" w:cs="Times New Roman"/>
+          <w:color w:val="4EC9B0"/>
+          <w:sz w:val="27"/>
+          <w:szCs w:val="27"/>
+          <w:lang w:bidi="gu-IN"/>
+        </w:rPr>
+        <w:t>AppComponent</w:t>
+      </w:r>
+      <w:proofErr w:type="spellEnd"/>
+      <w:r>
+        <w:rPr>
+          <w:rFonts w:ascii="Consolas" w:eastAsia="Times New Roman" w:hAnsi="Consolas" w:cs="Times New Roman"/>
+          <w:color w:val="CCCCCC"/>
+          <w:sz w:val="27"/>
+          <w:szCs w:val="27"/>
+          <w:lang w:bidi="gu-IN"/>
+        </w:rPr>
+        <w:t>]</w:t>
+      </w:r>
+    </w:p>
+    <w:p>
+      <w:pPr>
+        <w:shd w:val="clear" w:color="auto" w:fill="1F1F1F"/>
+        <w:spacing w:after="0" w:line="360" w:lineRule="atLeast"/>
+        <w:rPr>
+          <w:rFonts w:ascii="Consolas" w:eastAsia="Times New Roman" w:hAnsi="Consolas" w:cs="Times New Roman"/>
+          <w:color w:val="CCCCCC"/>
+          <w:sz w:val="27"/>
+          <w:szCs w:val="27"/>
+          <w:lang w:bidi="gu-IN"/>
+        </w:rPr>
+      </w:pPr>
+      <w:r>
+        <w:rPr>
+          <w:rFonts w:ascii="Consolas" w:eastAsia="Times New Roman" w:hAnsi="Consolas" w:cs="Times New Roman"/>
+          <w:color w:val="CCCCCC"/>
+          <w:sz w:val="27"/>
+          <w:szCs w:val="27"/>
+          <w:lang w:bidi="gu-IN"/>
+        </w:rPr>
+        <w:t>})</w:t>
+      </w:r>
+    </w:p>
+    <w:p>
+      <w:pPr>
+        <w:shd w:val="clear" w:color="auto" w:fill="1F1F1F"/>
+        <w:spacing w:after="0" w:line="360" w:lineRule="atLeast"/>
+        <w:rPr>
+          <w:rFonts w:ascii="Consolas" w:eastAsia="Times New Roman" w:hAnsi="Consolas" w:cs="Times New Roman"/>
+          <w:color w:val="CCCCCC"/>
+          <w:sz w:val="27"/>
+          <w:szCs w:val="27"/>
+          <w:lang w:bidi="gu-IN"/>
+        </w:rPr>
+      </w:pPr>
+      <w:proofErr w:type="gramStart"/>
+      <w:r>
+        <w:rPr>
+          <w:rFonts w:ascii="Consolas" w:eastAsia="Times New Roman" w:hAnsi="Consolas" w:cs="Times New Roman"/>
+          <w:color w:val="C586C0"/>
+          <w:sz w:val="27"/>
+          <w:szCs w:val="27"/>
+          <w:lang w:bidi="gu-IN"/>
+        </w:rPr>
+        <w:t>export</w:t>
+      </w:r>
+      <w:proofErr w:type="gramEnd"/>
+      <w:r>
+        <w:rPr>
+          <w:rFonts w:ascii="Consolas" w:eastAsia="Times New Roman" w:hAnsi="Consolas" w:cs="Times New Roman"/>
+          <w:color w:val="CCCCCC"/>
+          <w:sz w:val="27"/>
+          <w:szCs w:val="27"/>
+          <w:lang w:bidi="gu-IN"/>
+        </w:rPr>
+        <w:t xml:space="preserve"> </w:t>
+      </w:r>
+      <w:r>
+        <w:rPr>
+          <w:rFonts w:ascii="Consolas" w:eastAsia="Times New Roman" w:hAnsi="Consolas" w:cs="Times New Roman"/>
+          <w:color w:val="569CD6"/>
+          <w:sz w:val="27"/>
+          <w:szCs w:val="27"/>
+          <w:lang w:bidi="gu-IN"/>
+        </w:rPr>
+        <w:t>class</w:t>
+      </w:r>
+      <w:r>
+        <w:rPr>
+          <w:rFonts w:ascii="Consolas" w:eastAsia="Times New Roman" w:hAnsi="Consolas" w:cs="Times New Roman"/>
+          <w:color w:val="CCCCCC"/>
+          <w:sz w:val="27"/>
+          <w:szCs w:val="27"/>
+          <w:lang w:bidi="gu-IN"/>
+        </w:rPr>
+        <w:t xml:space="preserve"> </w:t>
+      </w:r>
+      <w:proofErr w:type="spellStart"/>
+      <w:r>
+        <w:rPr>
+          <w:rFonts w:ascii="Consolas" w:eastAsia="Times New Roman" w:hAnsi="Consolas" w:cs="Times New Roman"/>
+          <w:color w:val="4EC9B0"/>
+          <w:sz w:val="27"/>
+          <w:szCs w:val="27"/>
+          <w:lang w:bidi="gu-IN"/>
+        </w:rPr>
+        <w:t>AppModule</w:t>
+      </w:r>
+      <w:proofErr w:type="spellEnd"/>
+      <w:r>
+        <w:rPr>
+          <w:rFonts w:ascii="Consolas" w:eastAsia="Times New Roman" w:hAnsi="Consolas" w:cs="Times New Roman"/>
+          <w:color w:val="CCCCCC"/>
+          <w:sz w:val="27"/>
+          <w:szCs w:val="27"/>
+          <w:lang w:bidi="gu-IN"/>
+        </w:rPr>
+        <w:t xml:space="preserve"> { }</w:t>
+      </w:r>
+    </w:p>
+    <w:p>
+      <w:pPr>
+        <w:shd w:val="clear" w:color="auto" w:fill="1F1F1F"/>
+        <w:spacing w:after="0" w:line="360" w:lineRule="atLeast"/>
+        <w:rPr>
+          <w:rFonts w:ascii="Consolas" w:eastAsia="Times New Roman" w:hAnsi="Consolas" w:cs="Times New Roman"/>
+          <w:color w:val="CCCCCC"/>
+          <w:sz w:val="27"/>
+          <w:szCs w:val="27"/>
+          <w:lang w:bidi="gu-IN"/>
+        </w:rPr>
+      </w:pPr>
+    </w:p>
+    <w:p/>
+    <w:p/>
     <w:p>
       <w:r>
         <w:rPr>
@@ -7987,12 +10620,15 @@
         </w:drawing>
       </w:r>
     </w:p>
+    <w:p/>
+    <w:p/>
     <w:p>
       <w:r>
         <w:rPr>
           <w:noProof/>
           <w:lang w:bidi="gu-IN"/>
         </w:rPr>
+        <w:lastRenderedPageBreak/>
         <w:drawing>
           <wp:inline distT="0" distB="0" distL="0" distR="0" wp14:anchorId="57A51FF7" wp14:editId="63748C7B">
             <wp:extent cx="5965190" cy="2491200"/>
@@ -8036,6 +10672,5267 @@
           </wp:inline>
         </w:drawing>
       </w:r>
+    </w:p>
+    <w:p/>
+    <w:p>
+      <w:pPr>
+        <w:pStyle w:val="ListParagraph"/>
+        <w:pBdr>
+          <w:bottom w:val="single" w:sz="6" w:space="1" w:color="auto"/>
+        </w:pBdr>
+        <w:ind w:left="1080"/>
+      </w:pPr>
+      <w:r>
+        <w:t>2. Reactive Forms</w:t>
+      </w:r>
+    </w:p>
+    <w:p>
+      <w:pPr>
+        <w:shd w:val="clear" w:color="auto" w:fill="1F1F1F"/>
+        <w:spacing w:after="0" w:line="360" w:lineRule="atLeast"/>
+        <w:rPr>
+          <w:rFonts w:ascii="Consolas" w:eastAsia="Times New Roman" w:hAnsi="Consolas" w:cs="Times New Roman"/>
+          <w:color w:val="CCCCCC"/>
+          <w:sz w:val="27"/>
+          <w:szCs w:val="27"/>
+          <w:lang w:bidi="gu-IN"/>
+        </w:rPr>
+      </w:pPr>
+      <w:proofErr w:type="gramStart"/>
+      <w:r>
+        <w:rPr>
+          <w:rFonts w:ascii="Consolas" w:eastAsia="Times New Roman" w:hAnsi="Consolas" w:cs="Times New Roman"/>
+          <w:color w:val="C586C0"/>
+          <w:sz w:val="27"/>
+          <w:szCs w:val="27"/>
+          <w:lang w:bidi="gu-IN"/>
+        </w:rPr>
+        <w:t>import</w:t>
+      </w:r>
+      <w:proofErr w:type="gramEnd"/>
+      <w:r>
+        <w:rPr>
+          <w:rFonts w:ascii="Consolas" w:eastAsia="Times New Roman" w:hAnsi="Consolas" w:cs="Times New Roman"/>
+          <w:color w:val="CCCCCC"/>
+          <w:sz w:val="27"/>
+          <w:szCs w:val="27"/>
+          <w:lang w:bidi="gu-IN"/>
+        </w:rPr>
+        <w:t xml:space="preserve"> { </w:t>
+      </w:r>
+      <w:proofErr w:type="spellStart"/>
+      <w:r>
+        <w:rPr>
+          <w:rFonts w:ascii="Consolas" w:eastAsia="Times New Roman" w:hAnsi="Consolas" w:cs="Times New Roman"/>
+          <w:color w:val="9CDCFE"/>
+          <w:sz w:val="27"/>
+          <w:szCs w:val="27"/>
+          <w:lang w:bidi="gu-IN"/>
+        </w:rPr>
+        <w:t>NgModule</w:t>
+      </w:r>
+      <w:proofErr w:type="spellEnd"/>
+      <w:r>
+        <w:rPr>
+          <w:rFonts w:ascii="Consolas" w:eastAsia="Times New Roman" w:hAnsi="Consolas" w:cs="Times New Roman"/>
+          <w:color w:val="CCCCCC"/>
+          <w:sz w:val="27"/>
+          <w:szCs w:val="27"/>
+          <w:lang w:bidi="gu-IN"/>
+        </w:rPr>
+        <w:t xml:space="preserve"> } </w:t>
+      </w:r>
+      <w:r>
+        <w:rPr>
+          <w:rFonts w:ascii="Consolas" w:eastAsia="Times New Roman" w:hAnsi="Consolas" w:cs="Times New Roman"/>
+          <w:color w:val="C586C0"/>
+          <w:sz w:val="27"/>
+          <w:szCs w:val="27"/>
+          <w:lang w:bidi="gu-IN"/>
+        </w:rPr>
+        <w:t>from</w:t>
+      </w:r>
+      <w:r>
+        <w:rPr>
+          <w:rFonts w:ascii="Consolas" w:eastAsia="Times New Roman" w:hAnsi="Consolas" w:cs="Times New Roman"/>
+          <w:color w:val="CCCCCC"/>
+          <w:sz w:val="27"/>
+          <w:szCs w:val="27"/>
+          <w:lang w:bidi="gu-IN"/>
+        </w:rPr>
+        <w:t xml:space="preserve"> </w:t>
+      </w:r>
+      <w:r>
+        <w:rPr>
+          <w:rFonts w:ascii="Consolas" w:eastAsia="Times New Roman" w:hAnsi="Consolas" w:cs="Times New Roman"/>
+          <w:color w:val="CE9178"/>
+          <w:sz w:val="27"/>
+          <w:szCs w:val="27"/>
+          <w:lang w:bidi="gu-IN"/>
+        </w:rPr>
+        <w:t>'@angular/core'</w:t>
+      </w:r>
+      <w:r>
+        <w:rPr>
+          <w:rFonts w:ascii="Consolas" w:eastAsia="Times New Roman" w:hAnsi="Consolas" w:cs="Times New Roman"/>
+          <w:color w:val="CCCCCC"/>
+          <w:sz w:val="27"/>
+          <w:szCs w:val="27"/>
+          <w:lang w:bidi="gu-IN"/>
+        </w:rPr>
+        <w:t>;</w:t>
+      </w:r>
+    </w:p>
+    <w:p>
+      <w:pPr>
+        <w:shd w:val="clear" w:color="auto" w:fill="1F1F1F"/>
+        <w:spacing w:after="0" w:line="360" w:lineRule="atLeast"/>
+        <w:rPr>
+          <w:rFonts w:ascii="Consolas" w:eastAsia="Times New Roman" w:hAnsi="Consolas" w:cs="Times New Roman"/>
+          <w:color w:val="CCCCCC"/>
+          <w:sz w:val="27"/>
+          <w:szCs w:val="27"/>
+          <w:lang w:bidi="gu-IN"/>
+        </w:rPr>
+      </w:pPr>
+      <w:proofErr w:type="gramStart"/>
+      <w:r>
+        <w:rPr>
+          <w:rFonts w:ascii="Consolas" w:eastAsia="Times New Roman" w:hAnsi="Consolas" w:cs="Times New Roman"/>
+          <w:color w:val="C586C0"/>
+          <w:sz w:val="27"/>
+          <w:szCs w:val="27"/>
+          <w:lang w:bidi="gu-IN"/>
+        </w:rPr>
+        <w:t>import</w:t>
+      </w:r>
+      <w:proofErr w:type="gramEnd"/>
+      <w:r>
+        <w:rPr>
+          <w:rFonts w:ascii="Consolas" w:eastAsia="Times New Roman" w:hAnsi="Consolas" w:cs="Times New Roman"/>
+          <w:color w:val="CCCCCC"/>
+          <w:sz w:val="27"/>
+          <w:szCs w:val="27"/>
+          <w:lang w:bidi="gu-IN"/>
+        </w:rPr>
+        <w:t xml:space="preserve"> { </w:t>
+      </w:r>
+      <w:proofErr w:type="spellStart"/>
+      <w:r>
+        <w:rPr>
+          <w:rFonts w:ascii="Consolas" w:eastAsia="Times New Roman" w:hAnsi="Consolas" w:cs="Times New Roman"/>
+          <w:color w:val="9CDCFE"/>
+          <w:sz w:val="27"/>
+          <w:szCs w:val="27"/>
+          <w:lang w:bidi="gu-IN"/>
+        </w:rPr>
+        <w:t>BrowserModule</w:t>
+      </w:r>
+      <w:proofErr w:type="spellEnd"/>
+      <w:r>
+        <w:rPr>
+          <w:rFonts w:ascii="Consolas" w:eastAsia="Times New Roman" w:hAnsi="Consolas" w:cs="Times New Roman"/>
+          <w:color w:val="CCCCCC"/>
+          <w:sz w:val="27"/>
+          <w:szCs w:val="27"/>
+          <w:lang w:bidi="gu-IN"/>
+        </w:rPr>
+        <w:t xml:space="preserve"> } </w:t>
+      </w:r>
+      <w:r>
+        <w:rPr>
+          <w:rFonts w:ascii="Consolas" w:eastAsia="Times New Roman" w:hAnsi="Consolas" w:cs="Times New Roman"/>
+          <w:color w:val="C586C0"/>
+          <w:sz w:val="27"/>
+          <w:szCs w:val="27"/>
+          <w:lang w:bidi="gu-IN"/>
+        </w:rPr>
+        <w:t>from</w:t>
+      </w:r>
+      <w:r>
+        <w:rPr>
+          <w:rFonts w:ascii="Consolas" w:eastAsia="Times New Roman" w:hAnsi="Consolas" w:cs="Times New Roman"/>
+          <w:color w:val="CCCCCC"/>
+          <w:sz w:val="27"/>
+          <w:szCs w:val="27"/>
+          <w:lang w:bidi="gu-IN"/>
+        </w:rPr>
+        <w:t xml:space="preserve"> </w:t>
+      </w:r>
+      <w:r>
+        <w:rPr>
+          <w:rFonts w:ascii="Consolas" w:eastAsia="Times New Roman" w:hAnsi="Consolas" w:cs="Times New Roman"/>
+          <w:color w:val="CE9178"/>
+          <w:sz w:val="27"/>
+          <w:szCs w:val="27"/>
+          <w:lang w:bidi="gu-IN"/>
+        </w:rPr>
+        <w:t>'@angular/platform-browser'</w:t>
+      </w:r>
+      <w:r>
+        <w:rPr>
+          <w:rFonts w:ascii="Consolas" w:eastAsia="Times New Roman" w:hAnsi="Consolas" w:cs="Times New Roman"/>
+          <w:color w:val="CCCCCC"/>
+          <w:sz w:val="27"/>
+          <w:szCs w:val="27"/>
+          <w:lang w:bidi="gu-IN"/>
+        </w:rPr>
+        <w:t>;</w:t>
+      </w:r>
+    </w:p>
+    <w:p>
+      <w:pPr>
+        <w:shd w:val="clear" w:color="auto" w:fill="1F1F1F"/>
+        <w:spacing w:after="0" w:line="360" w:lineRule="atLeast"/>
+        <w:rPr>
+          <w:rFonts w:ascii="Consolas" w:eastAsia="Times New Roman" w:hAnsi="Consolas" w:cs="Times New Roman"/>
+          <w:color w:val="CCCCCC"/>
+          <w:sz w:val="27"/>
+          <w:szCs w:val="27"/>
+          <w:lang w:bidi="gu-IN"/>
+        </w:rPr>
+      </w:pPr>
+    </w:p>
+    <w:p>
+      <w:pPr>
+        <w:shd w:val="clear" w:color="auto" w:fill="1F1F1F"/>
+        <w:spacing w:after="0" w:line="360" w:lineRule="atLeast"/>
+        <w:rPr>
+          <w:rFonts w:ascii="Consolas" w:eastAsia="Times New Roman" w:hAnsi="Consolas" w:cs="Times New Roman"/>
+          <w:color w:val="CCCCCC"/>
+          <w:sz w:val="27"/>
+          <w:szCs w:val="27"/>
+          <w:lang w:bidi="gu-IN"/>
+        </w:rPr>
+      </w:pPr>
+      <w:proofErr w:type="gramStart"/>
+      <w:r>
+        <w:rPr>
+          <w:rFonts w:ascii="Consolas" w:eastAsia="Times New Roman" w:hAnsi="Consolas" w:cs="Times New Roman"/>
+          <w:color w:val="C586C0"/>
+          <w:sz w:val="27"/>
+          <w:szCs w:val="27"/>
+          <w:lang w:bidi="gu-IN"/>
+        </w:rPr>
+        <w:t>import</w:t>
+      </w:r>
+      <w:proofErr w:type="gramEnd"/>
+      <w:r>
+        <w:rPr>
+          <w:rFonts w:ascii="Consolas" w:eastAsia="Times New Roman" w:hAnsi="Consolas" w:cs="Times New Roman"/>
+          <w:color w:val="CCCCCC"/>
+          <w:sz w:val="27"/>
+          <w:szCs w:val="27"/>
+          <w:lang w:bidi="gu-IN"/>
+        </w:rPr>
+        <w:t xml:space="preserve"> { </w:t>
+      </w:r>
+      <w:proofErr w:type="spellStart"/>
+      <w:r>
+        <w:rPr>
+          <w:rFonts w:ascii="Consolas" w:eastAsia="Times New Roman" w:hAnsi="Consolas" w:cs="Times New Roman"/>
+          <w:color w:val="9CDCFE"/>
+          <w:sz w:val="27"/>
+          <w:szCs w:val="27"/>
+          <w:lang w:bidi="gu-IN"/>
+        </w:rPr>
+        <w:t>AppRoutingModule</w:t>
+      </w:r>
+      <w:proofErr w:type="spellEnd"/>
+      <w:r>
+        <w:rPr>
+          <w:rFonts w:ascii="Consolas" w:eastAsia="Times New Roman" w:hAnsi="Consolas" w:cs="Times New Roman"/>
+          <w:color w:val="CCCCCC"/>
+          <w:sz w:val="27"/>
+          <w:szCs w:val="27"/>
+          <w:lang w:bidi="gu-IN"/>
+        </w:rPr>
+        <w:t xml:space="preserve"> } </w:t>
+      </w:r>
+      <w:r>
+        <w:rPr>
+          <w:rFonts w:ascii="Consolas" w:eastAsia="Times New Roman" w:hAnsi="Consolas" w:cs="Times New Roman"/>
+          <w:color w:val="C586C0"/>
+          <w:sz w:val="27"/>
+          <w:szCs w:val="27"/>
+          <w:lang w:bidi="gu-IN"/>
+        </w:rPr>
+        <w:t>from</w:t>
+      </w:r>
+      <w:r>
+        <w:rPr>
+          <w:rFonts w:ascii="Consolas" w:eastAsia="Times New Roman" w:hAnsi="Consolas" w:cs="Times New Roman"/>
+          <w:color w:val="CCCCCC"/>
+          <w:sz w:val="27"/>
+          <w:szCs w:val="27"/>
+          <w:lang w:bidi="gu-IN"/>
+        </w:rPr>
+        <w:t xml:space="preserve"> </w:t>
+      </w:r>
+      <w:r>
+        <w:rPr>
+          <w:rFonts w:ascii="Consolas" w:eastAsia="Times New Roman" w:hAnsi="Consolas" w:cs="Times New Roman"/>
+          <w:color w:val="CE9178"/>
+          <w:sz w:val="27"/>
+          <w:szCs w:val="27"/>
+          <w:lang w:bidi="gu-IN"/>
+        </w:rPr>
+        <w:t>'./app-</w:t>
+      </w:r>
+      <w:proofErr w:type="spellStart"/>
+      <w:r>
+        <w:rPr>
+          <w:rFonts w:ascii="Consolas" w:eastAsia="Times New Roman" w:hAnsi="Consolas" w:cs="Times New Roman"/>
+          <w:color w:val="CE9178"/>
+          <w:sz w:val="27"/>
+          <w:szCs w:val="27"/>
+          <w:lang w:bidi="gu-IN"/>
+        </w:rPr>
+        <w:t>routing.module</w:t>
+      </w:r>
+      <w:proofErr w:type="spellEnd"/>
+      <w:r>
+        <w:rPr>
+          <w:rFonts w:ascii="Consolas" w:eastAsia="Times New Roman" w:hAnsi="Consolas" w:cs="Times New Roman"/>
+          <w:color w:val="CE9178"/>
+          <w:sz w:val="27"/>
+          <w:szCs w:val="27"/>
+          <w:lang w:bidi="gu-IN"/>
+        </w:rPr>
+        <w:t>'</w:t>
+      </w:r>
+      <w:r>
+        <w:rPr>
+          <w:rFonts w:ascii="Consolas" w:eastAsia="Times New Roman" w:hAnsi="Consolas" w:cs="Times New Roman"/>
+          <w:color w:val="CCCCCC"/>
+          <w:sz w:val="27"/>
+          <w:szCs w:val="27"/>
+          <w:lang w:bidi="gu-IN"/>
+        </w:rPr>
+        <w:t>;</w:t>
+      </w:r>
+    </w:p>
+    <w:p>
+      <w:pPr>
+        <w:shd w:val="clear" w:color="auto" w:fill="1F1F1F"/>
+        <w:spacing w:after="0" w:line="360" w:lineRule="atLeast"/>
+        <w:rPr>
+          <w:rFonts w:ascii="Consolas" w:eastAsia="Times New Roman" w:hAnsi="Consolas" w:cs="Times New Roman"/>
+          <w:color w:val="CCCCCC"/>
+          <w:sz w:val="27"/>
+          <w:szCs w:val="27"/>
+          <w:lang w:bidi="gu-IN"/>
+        </w:rPr>
+      </w:pPr>
+      <w:proofErr w:type="gramStart"/>
+      <w:r>
+        <w:rPr>
+          <w:rFonts w:ascii="Consolas" w:eastAsia="Times New Roman" w:hAnsi="Consolas" w:cs="Times New Roman"/>
+          <w:color w:val="C586C0"/>
+          <w:sz w:val="27"/>
+          <w:szCs w:val="27"/>
+          <w:lang w:bidi="gu-IN"/>
+        </w:rPr>
+        <w:t>import</w:t>
+      </w:r>
+      <w:proofErr w:type="gramEnd"/>
+      <w:r>
+        <w:rPr>
+          <w:rFonts w:ascii="Consolas" w:eastAsia="Times New Roman" w:hAnsi="Consolas" w:cs="Times New Roman"/>
+          <w:color w:val="CCCCCC"/>
+          <w:sz w:val="27"/>
+          <w:szCs w:val="27"/>
+          <w:lang w:bidi="gu-IN"/>
+        </w:rPr>
+        <w:t xml:space="preserve"> { </w:t>
+      </w:r>
+      <w:proofErr w:type="spellStart"/>
+      <w:r>
+        <w:rPr>
+          <w:rFonts w:ascii="Consolas" w:eastAsia="Times New Roman" w:hAnsi="Consolas" w:cs="Times New Roman"/>
+          <w:color w:val="9CDCFE"/>
+          <w:sz w:val="27"/>
+          <w:szCs w:val="27"/>
+          <w:lang w:bidi="gu-IN"/>
+        </w:rPr>
+        <w:t>AppComponent</w:t>
+      </w:r>
+      <w:proofErr w:type="spellEnd"/>
+      <w:r>
+        <w:rPr>
+          <w:rFonts w:ascii="Consolas" w:eastAsia="Times New Roman" w:hAnsi="Consolas" w:cs="Times New Roman"/>
+          <w:color w:val="CCCCCC"/>
+          <w:sz w:val="27"/>
+          <w:szCs w:val="27"/>
+          <w:lang w:bidi="gu-IN"/>
+        </w:rPr>
+        <w:t xml:space="preserve"> } </w:t>
+      </w:r>
+      <w:r>
+        <w:rPr>
+          <w:rFonts w:ascii="Consolas" w:eastAsia="Times New Roman" w:hAnsi="Consolas" w:cs="Times New Roman"/>
+          <w:color w:val="C586C0"/>
+          <w:sz w:val="27"/>
+          <w:szCs w:val="27"/>
+          <w:lang w:bidi="gu-IN"/>
+        </w:rPr>
+        <w:t>from</w:t>
+      </w:r>
+      <w:r>
+        <w:rPr>
+          <w:rFonts w:ascii="Consolas" w:eastAsia="Times New Roman" w:hAnsi="Consolas" w:cs="Times New Roman"/>
+          <w:color w:val="CCCCCC"/>
+          <w:sz w:val="27"/>
+          <w:szCs w:val="27"/>
+          <w:lang w:bidi="gu-IN"/>
+        </w:rPr>
+        <w:t xml:space="preserve"> </w:t>
+      </w:r>
+      <w:r>
+        <w:rPr>
+          <w:rFonts w:ascii="Consolas" w:eastAsia="Times New Roman" w:hAnsi="Consolas" w:cs="Times New Roman"/>
+          <w:color w:val="CE9178"/>
+          <w:sz w:val="27"/>
+          <w:szCs w:val="27"/>
+          <w:lang w:bidi="gu-IN"/>
+        </w:rPr>
+        <w:t>'./</w:t>
+      </w:r>
+      <w:proofErr w:type="spellStart"/>
+      <w:r>
+        <w:rPr>
+          <w:rFonts w:ascii="Consolas" w:eastAsia="Times New Roman" w:hAnsi="Consolas" w:cs="Times New Roman"/>
+          <w:color w:val="CE9178"/>
+          <w:sz w:val="27"/>
+          <w:szCs w:val="27"/>
+          <w:lang w:bidi="gu-IN"/>
+        </w:rPr>
+        <w:t>app.component</w:t>
+      </w:r>
+      <w:proofErr w:type="spellEnd"/>
+      <w:r>
+        <w:rPr>
+          <w:rFonts w:ascii="Consolas" w:eastAsia="Times New Roman" w:hAnsi="Consolas" w:cs="Times New Roman"/>
+          <w:color w:val="CE9178"/>
+          <w:sz w:val="27"/>
+          <w:szCs w:val="27"/>
+          <w:lang w:bidi="gu-IN"/>
+        </w:rPr>
+        <w:t>'</w:t>
+      </w:r>
+      <w:r>
+        <w:rPr>
+          <w:rFonts w:ascii="Consolas" w:eastAsia="Times New Roman" w:hAnsi="Consolas" w:cs="Times New Roman"/>
+          <w:color w:val="CCCCCC"/>
+          <w:sz w:val="27"/>
+          <w:szCs w:val="27"/>
+          <w:lang w:bidi="gu-IN"/>
+        </w:rPr>
+        <w:t>;</w:t>
+      </w:r>
+    </w:p>
+    <w:p>
+      <w:pPr>
+        <w:shd w:val="clear" w:color="auto" w:fill="1F1F1F"/>
+        <w:spacing w:after="0" w:line="360" w:lineRule="atLeast"/>
+        <w:rPr>
+          <w:rFonts w:ascii="Consolas" w:eastAsia="Times New Roman" w:hAnsi="Consolas" w:cs="Times New Roman"/>
+          <w:color w:val="CCCCCC"/>
+          <w:sz w:val="27"/>
+          <w:szCs w:val="27"/>
+          <w:lang w:bidi="gu-IN"/>
+        </w:rPr>
+      </w:pPr>
+      <w:proofErr w:type="gramStart"/>
+      <w:r>
+        <w:rPr>
+          <w:rFonts w:ascii="Consolas" w:eastAsia="Times New Roman" w:hAnsi="Consolas" w:cs="Times New Roman"/>
+          <w:color w:val="C586C0"/>
+          <w:sz w:val="27"/>
+          <w:szCs w:val="27"/>
+          <w:lang w:bidi="gu-IN"/>
+        </w:rPr>
+        <w:t>import</w:t>
+      </w:r>
+      <w:proofErr w:type="gramEnd"/>
+      <w:r>
+        <w:rPr>
+          <w:rFonts w:ascii="Consolas" w:eastAsia="Times New Roman" w:hAnsi="Consolas" w:cs="Times New Roman"/>
+          <w:color w:val="CCCCCC"/>
+          <w:sz w:val="27"/>
+          <w:szCs w:val="27"/>
+          <w:lang w:bidi="gu-IN"/>
+        </w:rPr>
+        <w:t xml:space="preserve"> { </w:t>
+      </w:r>
+      <w:proofErr w:type="spellStart"/>
+      <w:r>
+        <w:rPr>
+          <w:rFonts w:ascii="Consolas" w:eastAsia="Times New Roman" w:hAnsi="Consolas" w:cs="Times New Roman"/>
+          <w:color w:val="9CDCFE"/>
+          <w:sz w:val="27"/>
+          <w:szCs w:val="27"/>
+          <w:lang w:bidi="gu-IN"/>
+        </w:rPr>
+        <w:t>ChildComponent</w:t>
+      </w:r>
+      <w:proofErr w:type="spellEnd"/>
+      <w:r>
+        <w:rPr>
+          <w:rFonts w:ascii="Consolas" w:eastAsia="Times New Roman" w:hAnsi="Consolas" w:cs="Times New Roman"/>
+          <w:color w:val="CCCCCC"/>
+          <w:sz w:val="27"/>
+          <w:szCs w:val="27"/>
+          <w:lang w:bidi="gu-IN"/>
+        </w:rPr>
+        <w:t xml:space="preserve"> } </w:t>
+      </w:r>
+      <w:r>
+        <w:rPr>
+          <w:rFonts w:ascii="Consolas" w:eastAsia="Times New Roman" w:hAnsi="Consolas" w:cs="Times New Roman"/>
+          <w:color w:val="C586C0"/>
+          <w:sz w:val="27"/>
+          <w:szCs w:val="27"/>
+          <w:lang w:bidi="gu-IN"/>
+        </w:rPr>
+        <w:t>from</w:t>
+      </w:r>
+      <w:r>
+        <w:rPr>
+          <w:rFonts w:ascii="Consolas" w:eastAsia="Times New Roman" w:hAnsi="Consolas" w:cs="Times New Roman"/>
+          <w:color w:val="CCCCCC"/>
+          <w:sz w:val="27"/>
+          <w:szCs w:val="27"/>
+          <w:lang w:bidi="gu-IN"/>
+        </w:rPr>
+        <w:t xml:space="preserve"> </w:t>
+      </w:r>
+      <w:r>
+        <w:rPr>
+          <w:rFonts w:ascii="Consolas" w:eastAsia="Times New Roman" w:hAnsi="Consolas" w:cs="Times New Roman"/>
+          <w:color w:val="CE9178"/>
+          <w:sz w:val="27"/>
+          <w:szCs w:val="27"/>
+          <w:lang w:bidi="gu-IN"/>
+        </w:rPr>
+        <w:t>'./child/</w:t>
+      </w:r>
+      <w:proofErr w:type="spellStart"/>
+      <w:r>
+        <w:rPr>
+          <w:rFonts w:ascii="Consolas" w:eastAsia="Times New Roman" w:hAnsi="Consolas" w:cs="Times New Roman"/>
+          <w:color w:val="CE9178"/>
+          <w:sz w:val="27"/>
+          <w:szCs w:val="27"/>
+          <w:lang w:bidi="gu-IN"/>
+        </w:rPr>
+        <w:t>child.component</w:t>
+      </w:r>
+      <w:proofErr w:type="spellEnd"/>
+      <w:r>
+        <w:rPr>
+          <w:rFonts w:ascii="Consolas" w:eastAsia="Times New Roman" w:hAnsi="Consolas" w:cs="Times New Roman"/>
+          <w:color w:val="CE9178"/>
+          <w:sz w:val="27"/>
+          <w:szCs w:val="27"/>
+          <w:lang w:bidi="gu-IN"/>
+        </w:rPr>
+        <w:t>'</w:t>
+      </w:r>
+      <w:r>
+        <w:rPr>
+          <w:rFonts w:ascii="Consolas" w:eastAsia="Times New Roman" w:hAnsi="Consolas" w:cs="Times New Roman"/>
+          <w:color w:val="CCCCCC"/>
+          <w:sz w:val="27"/>
+          <w:szCs w:val="27"/>
+          <w:lang w:bidi="gu-IN"/>
+        </w:rPr>
+        <w:t>;</w:t>
+      </w:r>
+    </w:p>
+    <w:p>
+      <w:pPr>
+        <w:shd w:val="clear" w:color="auto" w:fill="1F1F1F"/>
+        <w:spacing w:after="0" w:line="360" w:lineRule="atLeast"/>
+        <w:rPr>
+          <w:rFonts w:ascii="Consolas" w:eastAsia="Times New Roman" w:hAnsi="Consolas" w:cs="Times New Roman"/>
+          <w:color w:val="CCCCCC"/>
+          <w:sz w:val="27"/>
+          <w:szCs w:val="27"/>
+          <w:lang w:bidi="gu-IN"/>
+        </w:rPr>
+      </w:pPr>
+      <w:proofErr w:type="gramStart"/>
+      <w:r>
+        <w:rPr>
+          <w:rFonts w:ascii="Consolas" w:eastAsia="Times New Roman" w:hAnsi="Consolas" w:cs="Times New Roman"/>
+          <w:color w:val="C586C0"/>
+          <w:sz w:val="27"/>
+          <w:szCs w:val="27"/>
+          <w:lang w:bidi="gu-IN"/>
+        </w:rPr>
+        <w:t>import</w:t>
+      </w:r>
+      <w:proofErr w:type="gramEnd"/>
+      <w:r>
+        <w:rPr>
+          <w:rFonts w:ascii="Consolas" w:eastAsia="Times New Roman" w:hAnsi="Consolas" w:cs="Times New Roman"/>
+          <w:color w:val="CCCCCC"/>
+          <w:sz w:val="27"/>
+          <w:szCs w:val="27"/>
+          <w:lang w:bidi="gu-IN"/>
+        </w:rPr>
+        <w:t xml:space="preserve"> { </w:t>
+      </w:r>
+      <w:proofErr w:type="spellStart"/>
+      <w:r>
+        <w:rPr>
+          <w:rFonts w:ascii="Consolas" w:eastAsia="Times New Roman" w:hAnsi="Consolas" w:cs="Times New Roman"/>
+          <w:color w:val="9CDCFE"/>
+          <w:sz w:val="27"/>
+          <w:szCs w:val="27"/>
+          <w:lang w:bidi="gu-IN"/>
+        </w:rPr>
+        <w:t>PipesComponent</w:t>
+      </w:r>
+      <w:proofErr w:type="spellEnd"/>
+      <w:r>
+        <w:rPr>
+          <w:rFonts w:ascii="Consolas" w:eastAsia="Times New Roman" w:hAnsi="Consolas" w:cs="Times New Roman"/>
+          <w:color w:val="CCCCCC"/>
+          <w:sz w:val="27"/>
+          <w:szCs w:val="27"/>
+          <w:lang w:bidi="gu-IN"/>
+        </w:rPr>
+        <w:t xml:space="preserve"> } </w:t>
+      </w:r>
+      <w:r>
+        <w:rPr>
+          <w:rFonts w:ascii="Consolas" w:eastAsia="Times New Roman" w:hAnsi="Consolas" w:cs="Times New Roman"/>
+          <w:color w:val="C586C0"/>
+          <w:sz w:val="27"/>
+          <w:szCs w:val="27"/>
+          <w:lang w:bidi="gu-IN"/>
+        </w:rPr>
+        <w:t>from</w:t>
+      </w:r>
+      <w:r>
+        <w:rPr>
+          <w:rFonts w:ascii="Consolas" w:eastAsia="Times New Roman" w:hAnsi="Consolas" w:cs="Times New Roman"/>
+          <w:color w:val="CCCCCC"/>
+          <w:sz w:val="27"/>
+          <w:szCs w:val="27"/>
+          <w:lang w:bidi="gu-IN"/>
+        </w:rPr>
+        <w:t xml:space="preserve"> </w:t>
+      </w:r>
+      <w:r>
+        <w:rPr>
+          <w:rFonts w:ascii="Consolas" w:eastAsia="Times New Roman" w:hAnsi="Consolas" w:cs="Times New Roman"/>
+          <w:color w:val="CE9178"/>
+          <w:sz w:val="27"/>
+          <w:szCs w:val="27"/>
+          <w:lang w:bidi="gu-IN"/>
+        </w:rPr>
+        <w:t>'./pipes/</w:t>
+      </w:r>
+      <w:proofErr w:type="spellStart"/>
+      <w:r>
+        <w:rPr>
+          <w:rFonts w:ascii="Consolas" w:eastAsia="Times New Roman" w:hAnsi="Consolas" w:cs="Times New Roman"/>
+          <w:color w:val="CE9178"/>
+          <w:sz w:val="27"/>
+          <w:szCs w:val="27"/>
+          <w:lang w:bidi="gu-IN"/>
+        </w:rPr>
+        <w:t>pipes.component</w:t>
+      </w:r>
+      <w:proofErr w:type="spellEnd"/>
+      <w:r>
+        <w:rPr>
+          <w:rFonts w:ascii="Consolas" w:eastAsia="Times New Roman" w:hAnsi="Consolas" w:cs="Times New Roman"/>
+          <w:color w:val="CE9178"/>
+          <w:sz w:val="27"/>
+          <w:szCs w:val="27"/>
+          <w:lang w:bidi="gu-IN"/>
+        </w:rPr>
+        <w:t>'</w:t>
+      </w:r>
+      <w:r>
+        <w:rPr>
+          <w:rFonts w:ascii="Consolas" w:eastAsia="Times New Roman" w:hAnsi="Consolas" w:cs="Times New Roman"/>
+          <w:color w:val="CCCCCC"/>
+          <w:sz w:val="27"/>
+          <w:szCs w:val="27"/>
+          <w:lang w:bidi="gu-IN"/>
+        </w:rPr>
+        <w:t>;</w:t>
+      </w:r>
+    </w:p>
+    <w:p>
+      <w:pPr>
+        <w:shd w:val="clear" w:color="auto" w:fill="1F1F1F"/>
+        <w:spacing w:after="0" w:line="360" w:lineRule="atLeast"/>
+        <w:rPr>
+          <w:rFonts w:ascii="Consolas" w:eastAsia="Times New Roman" w:hAnsi="Consolas" w:cs="Times New Roman"/>
+          <w:color w:val="CCCCCC"/>
+          <w:sz w:val="27"/>
+          <w:szCs w:val="27"/>
+          <w:lang w:bidi="gu-IN"/>
+        </w:rPr>
+      </w:pPr>
+      <w:proofErr w:type="gramStart"/>
+      <w:r>
+        <w:rPr>
+          <w:rFonts w:ascii="Consolas" w:eastAsia="Times New Roman" w:hAnsi="Consolas" w:cs="Times New Roman"/>
+          <w:color w:val="C586C0"/>
+          <w:sz w:val="27"/>
+          <w:szCs w:val="27"/>
+          <w:lang w:bidi="gu-IN"/>
+        </w:rPr>
+        <w:t>import</w:t>
+      </w:r>
+      <w:proofErr w:type="gramEnd"/>
+      <w:r>
+        <w:rPr>
+          <w:rFonts w:ascii="Consolas" w:eastAsia="Times New Roman" w:hAnsi="Consolas" w:cs="Times New Roman"/>
+          <w:color w:val="CCCCCC"/>
+          <w:sz w:val="27"/>
+          <w:szCs w:val="27"/>
+          <w:lang w:bidi="gu-IN"/>
+        </w:rPr>
+        <w:t xml:space="preserve"> { </w:t>
+      </w:r>
+      <w:proofErr w:type="spellStart"/>
+      <w:r>
+        <w:rPr>
+          <w:rFonts w:ascii="Consolas" w:eastAsia="Times New Roman" w:hAnsi="Consolas" w:cs="Times New Roman"/>
+          <w:color w:val="9CDCFE"/>
+          <w:sz w:val="27"/>
+          <w:szCs w:val="27"/>
+          <w:lang w:bidi="gu-IN"/>
+        </w:rPr>
+        <w:t>CustomPipe</w:t>
+      </w:r>
+      <w:proofErr w:type="spellEnd"/>
+      <w:r>
+        <w:rPr>
+          <w:rFonts w:ascii="Consolas" w:eastAsia="Times New Roman" w:hAnsi="Consolas" w:cs="Times New Roman"/>
+          <w:color w:val="CCCCCC"/>
+          <w:sz w:val="27"/>
+          <w:szCs w:val="27"/>
+          <w:lang w:bidi="gu-IN"/>
+        </w:rPr>
+        <w:t xml:space="preserve"> } </w:t>
+      </w:r>
+      <w:r>
+        <w:rPr>
+          <w:rFonts w:ascii="Consolas" w:eastAsia="Times New Roman" w:hAnsi="Consolas" w:cs="Times New Roman"/>
+          <w:color w:val="C586C0"/>
+          <w:sz w:val="27"/>
+          <w:szCs w:val="27"/>
+          <w:lang w:bidi="gu-IN"/>
+        </w:rPr>
+        <w:t>from</w:t>
+      </w:r>
+      <w:r>
+        <w:rPr>
+          <w:rFonts w:ascii="Consolas" w:eastAsia="Times New Roman" w:hAnsi="Consolas" w:cs="Times New Roman"/>
+          <w:color w:val="CCCCCC"/>
+          <w:sz w:val="27"/>
+          <w:szCs w:val="27"/>
+          <w:lang w:bidi="gu-IN"/>
+        </w:rPr>
+        <w:t xml:space="preserve"> </w:t>
+      </w:r>
+      <w:r>
+        <w:rPr>
+          <w:rFonts w:ascii="Consolas" w:eastAsia="Times New Roman" w:hAnsi="Consolas" w:cs="Times New Roman"/>
+          <w:color w:val="CE9178"/>
+          <w:sz w:val="27"/>
+          <w:szCs w:val="27"/>
+          <w:lang w:bidi="gu-IN"/>
+        </w:rPr>
+        <w:t>'./</w:t>
+      </w:r>
+      <w:proofErr w:type="spellStart"/>
+      <w:r>
+        <w:rPr>
+          <w:rFonts w:ascii="Consolas" w:eastAsia="Times New Roman" w:hAnsi="Consolas" w:cs="Times New Roman"/>
+          <w:color w:val="CE9178"/>
+          <w:sz w:val="27"/>
+          <w:szCs w:val="27"/>
+          <w:lang w:bidi="gu-IN"/>
+        </w:rPr>
+        <w:t>CustomPipe</w:t>
+      </w:r>
+      <w:proofErr w:type="spellEnd"/>
+      <w:r>
+        <w:rPr>
+          <w:rFonts w:ascii="Consolas" w:eastAsia="Times New Roman" w:hAnsi="Consolas" w:cs="Times New Roman"/>
+          <w:color w:val="CE9178"/>
+          <w:sz w:val="27"/>
+          <w:szCs w:val="27"/>
+          <w:lang w:bidi="gu-IN"/>
+        </w:rPr>
+        <w:t>'</w:t>
+      </w:r>
+      <w:r>
+        <w:rPr>
+          <w:rFonts w:ascii="Consolas" w:eastAsia="Times New Roman" w:hAnsi="Consolas" w:cs="Times New Roman"/>
+          <w:color w:val="CCCCCC"/>
+          <w:sz w:val="27"/>
+          <w:szCs w:val="27"/>
+          <w:lang w:bidi="gu-IN"/>
+        </w:rPr>
+        <w:t>;</w:t>
+      </w:r>
+    </w:p>
+    <w:p>
+      <w:pPr>
+        <w:shd w:val="clear" w:color="auto" w:fill="1F1F1F"/>
+        <w:spacing w:after="0" w:line="360" w:lineRule="atLeast"/>
+        <w:rPr>
+          <w:rFonts w:ascii="Consolas" w:eastAsia="Times New Roman" w:hAnsi="Consolas" w:cs="Times New Roman"/>
+          <w:color w:val="CCCCCC"/>
+          <w:sz w:val="27"/>
+          <w:szCs w:val="27"/>
+          <w:lang w:bidi="gu-IN"/>
+        </w:rPr>
+      </w:pPr>
+      <w:proofErr w:type="gramStart"/>
+      <w:r>
+        <w:rPr>
+          <w:rFonts w:ascii="Consolas" w:eastAsia="Times New Roman" w:hAnsi="Consolas" w:cs="Times New Roman"/>
+          <w:color w:val="C586C0"/>
+          <w:sz w:val="27"/>
+          <w:szCs w:val="27"/>
+          <w:lang w:bidi="gu-IN"/>
+        </w:rPr>
+        <w:t>import</w:t>
+      </w:r>
+      <w:proofErr w:type="gramEnd"/>
+      <w:r>
+        <w:rPr>
+          <w:rFonts w:ascii="Consolas" w:eastAsia="Times New Roman" w:hAnsi="Consolas" w:cs="Times New Roman"/>
+          <w:color w:val="CCCCCC"/>
+          <w:sz w:val="27"/>
+          <w:szCs w:val="27"/>
+          <w:lang w:bidi="gu-IN"/>
+        </w:rPr>
+        <w:t xml:space="preserve"> { </w:t>
+      </w:r>
+      <w:proofErr w:type="spellStart"/>
+      <w:r>
+        <w:rPr>
+          <w:rFonts w:ascii="Consolas" w:eastAsia="Times New Roman" w:hAnsi="Consolas" w:cs="Times New Roman"/>
+          <w:color w:val="9CDCFE"/>
+          <w:sz w:val="27"/>
+          <w:szCs w:val="27"/>
+          <w:lang w:bidi="gu-IN"/>
+        </w:rPr>
+        <w:t>CustomDatePipe</w:t>
+      </w:r>
+      <w:proofErr w:type="spellEnd"/>
+      <w:r>
+        <w:rPr>
+          <w:rFonts w:ascii="Consolas" w:eastAsia="Times New Roman" w:hAnsi="Consolas" w:cs="Times New Roman"/>
+          <w:color w:val="CCCCCC"/>
+          <w:sz w:val="27"/>
+          <w:szCs w:val="27"/>
+          <w:lang w:bidi="gu-IN"/>
+        </w:rPr>
+        <w:t xml:space="preserve"> } </w:t>
+      </w:r>
+      <w:r>
+        <w:rPr>
+          <w:rFonts w:ascii="Consolas" w:eastAsia="Times New Roman" w:hAnsi="Consolas" w:cs="Times New Roman"/>
+          <w:color w:val="C586C0"/>
+          <w:sz w:val="27"/>
+          <w:szCs w:val="27"/>
+          <w:lang w:bidi="gu-IN"/>
+        </w:rPr>
+        <w:t>from</w:t>
+      </w:r>
+      <w:r>
+        <w:rPr>
+          <w:rFonts w:ascii="Consolas" w:eastAsia="Times New Roman" w:hAnsi="Consolas" w:cs="Times New Roman"/>
+          <w:color w:val="CCCCCC"/>
+          <w:sz w:val="27"/>
+          <w:szCs w:val="27"/>
+          <w:lang w:bidi="gu-IN"/>
+        </w:rPr>
+        <w:t xml:space="preserve"> </w:t>
+      </w:r>
+      <w:r>
+        <w:rPr>
+          <w:rFonts w:ascii="Consolas" w:eastAsia="Times New Roman" w:hAnsi="Consolas" w:cs="Times New Roman"/>
+          <w:color w:val="CE9178"/>
+          <w:sz w:val="27"/>
+          <w:szCs w:val="27"/>
+          <w:lang w:bidi="gu-IN"/>
+        </w:rPr>
+        <w:t>'./</w:t>
+      </w:r>
+      <w:proofErr w:type="spellStart"/>
+      <w:r>
+        <w:rPr>
+          <w:rFonts w:ascii="Consolas" w:eastAsia="Times New Roman" w:hAnsi="Consolas" w:cs="Times New Roman"/>
+          <w:color w:val="CE9178"/>
+          <w:sz w:val="27"/>
+          <w:szCs w:val="27"/>
+          <w:lang w:bidi="gu-IN"/>
+        </w:rPr>
+        <w:t>CustomDatePipes</w:t>
+      </w:r>
+      <w:proofErr w:type="spellEnd"/>
+      <w:r>
+        <w:rPr>
+          <w:rFonts w:ascii="Consolas" w:eastAsia="Times New Roman" w:hAnsi="Consolas" w:cs="Times New Roman"/>
+          <w:color w:val="CE9178"/>
+          <w:sz w:val="27"/>
+          <w:szCs w:val="27"/>
+          <w:lang w:bidi="gu-IN"/>
+        </w:rPr>
+        <w:t>'</w:t>
+      </w:r>
+      <w:r>
+        <w:rPr>
+          <w:rFonts w:ascii="Consolas" w:eastAsia="Times New Roman" w:hAnsi="Consolas" w:cs="Times New Roman"/>
+          <w:color w:val="CCCCCC"/>
+          <w:sz w:val="27"/>
+          <w:szCs w:val="27"/>
+          <w:lang w:bidi="gu-IN"/>
+        </w:rPr>
+        <w:t>;</w:t>
+      </w:r>
+    </w:p>
+    <w:p>
+      <w:pPr>
+        <w:shd w:val="clear" w:color="auto" w:fill="1F1F1F"/>
+        <w:spacing w:after="0" w:line="360" w:lineRule="atLeast"/>
+        <w:rPr>
+          <w:rFonts w:ascii="Consolas" w:eastAsia="Times New Roman" w:hAnsi="Consolas" w:cs="Times New Roman"/>
+          <w:color w:val="CCCCCC"/>
+          <w:sz w:val="27"/>
+          <w:szCs w:val="27"/>
+          <w:lang w:bidi="gu-IN"/>
+        </w:rPr>
+      </w:pPr>
+      <w:proofErr w:type="gramStart"/>
+      <w:r>
+        <w:rPr>
+          <w:rFonts w:ascii="Consolas" w:eastAsia="Times New Roman" w:hAnsi="Consolas" w:cs="Times New Roman"/>
+          <w:color w:val="C586C0"/>
+          <w:sz w:val="27"/>
+          <w:szCs w:val="27"/>
+          <w:lang w:bidi="gu-IN"/>
+        </w:rPr>
+        <w:t>import</w:t>
+      </w:r>
+      <w:proofErr w:type="gramEnd"/>
+      <w:r>
+        <w:rPr>
+          <w:rFonts w:ascii="Consolas" w:eastAsia="Times New Roman" w:hAnsi="Consolas" w:cs="Times New Roman"/>
+          <w:color w:val="CCCCCC"/>
+          <w:sz w:val="27"/>
+          <w:szCs w:val="27"/>
+          <w:lang w:bidi="gu-IN"/>
+        </w:rPr>
+        <w:t xml:space="preserve"> { </w:t>
+      </w:r>
+      <w:proofErr w:type="spellStart"/>
+      <w:r>
+        <w:rPr>
+          <w:rFonts w:ascii="Consolas" w:eastAsia="Times New Roman" w:hAnsi="Consolas" w:cs="Times New Roman"/>
+          <w:color w:val="9CDCFE"/>
+          <w:sz w:val="27"/>
+          <w:szCs w:val="27"/>
+          <w:lang w:bidi="gu-IN"/>
+        </w:rPr>
+        <w:t>WeatherComponent</w:t>
+      </w:r>
+      <w:proofErr w:type="spellEnd"/>
+      <w:r>
+        <w:rPr>
+          <w:rFonts w:ascii="Consolas" w:eastAsia="Times New Roman" w:hAnsi="Consolas" w:cs="Times New Roman"/>
+          <w:color w:val="CCCCCC"/>
+          <w:sz w:val="27"/>
+          <w:szCs w:val="27"/>
+          <w:lang w:bidi="gu-IN"/>
+        </w:rPr>
+        <w:t xml:space="preserve"> } </w:t>
+      </w:r>
+      <w:r>
+        <w:rPr>
+          <w:rFonts w:ascii="Consolas" w:eastAsia="Times New Roman" w:hAnsi="Consolas" w:cs="Times New Roman"/>
+          <w:color w:val="C586C0"/>
+          <w:sz w:val="27"/>
+          <w:szCs w:val="27"/>
+          <w:lang w:bidi="gu-IN"/>
+        </w:rPr>
+        <w:t>from</w:t>
+      </w:r>
+      <w:r>
+        <w:rPr>
+          <w:rFonts w:ascii="Consolas" w:eastAsia="Times New Roman" w:hAnsi="Consolas" w:cs="Times New Roman"/>
+          <w:color w:val="CCCCCC"/>
+          <w:sz w:val="27"/>
+          <w:szCs w:val="27"/>
+          <w:lang w:bidi="gu-IN"/>
+        </w:rPr>
+        <w:t xml:space="preserve"> </w:t>
+      </w:r>
+      <w:r>
+        <w:rPr>
+          <w:rFonts w:ascii="Consolas" w:eastAsia="Times New Roman" w:hAnsi="Consolas" w:cs="Times New Roman"/>
+          <w:color w:val="CE9178"/>
+          <w:sz w:val="27"/>
+          <w:szCs w:val="27"/>
+          <w:lang w:bidi="gu-IN"/>
+        </w:rPr>
+        <w:t>'./weather/</w:t>
+      </w:r>
+      <w:proofErr w:type="spellStart"/>
+      <w:r>
+        <w:rPr>
+          <w:rFonts w:ascii="Consolas" w:eastAsia="Times New Roman" w:hAnsi="Consolas" w:cs="Times New Roman"/>
+          <w:color w:val="CE9178"/>
+          <w:sz w:val="27"/>
+          <w:szCs w:val="27"/>
+          <w:lang w:bidi="gu-IN"/>
+        </w:rPr>
+        <w:t>weather.component</w:t>
+      </w:r>
+      <w:proofErr w:type="spellEnd"/>
+      <w:r>
+        <w:rPr>
+          <w:rFonts w:ascii="Consolas" w:eastAsia="Times New Roman" w:hAnsi="Consolas" w:cs="Times New Roman"/>
+          <w:color w:val="CE9178"/>
+          <w:sz w:val="27"/>
+          <w:szCs w:val="27"/>
+          <w:lang w:bidi="gu-IN"/>
+        </w:rPr>
+        <w:t>'</w:t>
+      </w:r>
+      <w:r>
+        <w:rPr>
+          <w:rFonts w:ascii="Consolas" w:eastAsia="Times New Roman" w:hAnsi="Consolas" w:cs="Times New Roman"/>
+          <w:color w:val="CCCCCC"/>
+          <w:sz w:val="27"/>
+          <w:szCs w:val="27"/>
+          <w:lang w:bidi="gu-IN"/>
+        </w:rPr>
+        <w:t>;</w:t>
+      </w:r>
+    </w:p>
+    <w:p>
+      <w:pPr>
+        <w:shd w:val="clear" w:color="auto" w:fill="1F1F1F"/>
+        <w:spacing w:after="0" w:line="360" w:lineRule="atLeast"/>
+        <w:rPr>
+          <w:rFonts w:ascii="Consolas" w:eastAsia="Times New Roman" w:hAnsi="Consolas" w:cs="Times New Roman"/>
+          <w:color w:val="CCCCCC"/>
+          <w:sz w:val="27"/>
+          <w:szCs w:val="27"/>
+          <w:lang w:bidi="gu-IN"/>
+        </w:rPr>
+      </w:pPr>
+      <w:proofErr w:type="gramStart"/>
+      <w:r>
+        <w:rPr>
+          <w:rFonts w:ascii="Consolas" w:eastAsia="Times New Roman" w:hAnsi="Consolas" w:cs="Times New Roman"/>
+          <w:color w:val="C586C0"/>
+          <w:sz w:val="27"/>
+          <w:szCs w:val="27"/>
+          <w:lang w:bidi="gu-IN"/>
+        </w:rPr>
+        <w:t>import</w:t>
+      </w:r>
+      <w:proofErr w:type="gramEnd"/>
+      <w:r>
+        <w:rPr>
+          <w:rFonts w:ascii="Consolas" w:eastAsia="Times New Roman" w:hAnsi="Consolas" w:cs="Times New Roman"/>
+          <w:color w:val="CCCCCC"/>
+          <w:sz w:val="27"/>
+          <w:szCs w:val="27"/>
+          <w:lang w:bidi="gu-IN"/>
+        </w:rPr>
+        <w:t xml:space="preserve"> { </w:t>
+      </w:r>
+      <w:proofErr w:type="spellStart"/>
+      <w:r>
+        <w:rPr>
+          <w:rFonts w:ascii="Consolas" w:eastAsia="Times New Roman" w:hAnsi="Consolas" w:cs="Times New Roman"/>
+          <w:color w:val="9CDCFE"/>
+          <w:sz w:val="27"/>
+          <w:szCs w:val="27"/>
+          <w:lang w:bidi="gu-IN"/>
+        </w:rPr>
+        <w:t>ChildAComponent</w:t>
+      </w:r>
+      <w:proofErr w:type="spellEnd"/>
+      <w:r>
+        <w:rPr>
+          <w:rFonts w:ascii="Consolas" w:eastAsia="Times New Roman" w:hAnsi="Consolas" w:cs="Times New Roman"/>
+          <w:color w:val="CCCCCC"/>
+          <w:sz w:val="27"/>
+          <w:szCs w:val="27"/>
+          <w:lang w:bidi="gu-IN"/>
+        </w:rPr>
+        <w:t xml:space="preserve"> } </w:t>
+      </w:r>
+      <w:r>
+        <w:rPr>
+          <w:rFonts w:ascii="Consolas" w:eastAsia="Times New Roman" w:hAnsi="Consolas" w:cs="Times New Roman"/>
+          <w:color w:val="C586C0"/>
+          <w:sz w:val="27"/>
+          <w:szCs w:val="27"/>
+          <w:lang w:bidi="gu-IN"/>
+        </w:rPr>
+        <w:t>from</w:t>
+      </w:r>
+      <w:r>
+        <w:rPr>
+          <w:rFonts w:ascii="Consolas" w:eastAsia="Times New Roman" w:hAnsi="Consolas" w:cs="Times New Roman"/>
+          <w:color w:val="CCCCCC"/>
+          <w:sz w:val="27"/>
+          <w:szCs w:val="27"/>
+          <w:lang w:bidi="gu-IN"/>
+        </w:rPr>
+        <w:t xml:space="preserve"> </w:t>
+      </w:r>
+      <w:r>
+        <w:rPr>
+          <w:rFonts w:ascii="Consolas" w:eastAsia="Times New Roman" w:hAnsi="Consolas" w:cs="Times New Roman"/>
+          <w:color w:val="CE9178"/>
+          <w:sz w:val="27"/>
+          <w:szCs w:val="27"/>
+          <w:lang w:bidi="gu-IN"/>
+        </w:rPr>
+        <w:t>'./child-a/child-</w:t>
+      </w:r>
+      <w:proofErr w:type="spellStart"/>
+      <w:r>
+        <w:rPr>
+          <w:rFonts w:ascii="Consolas" w:eastAsia="Times New Roman" w:hAnsi="Consolas" w:cs="Times New Roman"/>
+          <w:color w:val="CE9178"/>
+          <w:sz w:val="27"/>
+          <w:szCs w:val="27"/>
+          <w:lang w:bidi="gu-IN"/>
+        </w:rPr>
+        <w:t>a.component</w:t>
+      </w:r>
+      <w:proofErr w:type="spellEnd"/>
+      <w:r>
+        <w:rPr>
+          <w:rFonts w:ascii="Consolas" w:eastAsia="Times New Roman" w:hAnsi="Consolas" w:cs="Times New Roman"/>
+          <w:color w:val="CE9178"/>
+          <w:sz w:val="27"/>
+          <w:szCs w:val="27"/>
+          <w:lang w:bidi="gu-IN"/>
+        </w:rPr>
+        <w:t>'</w:t>
+      </w:r>
+      <w:r>
+        <w:rPr>
+          <w:rFonts w:ascii="Consolas" w:eastAsia="Times New Roman" w:hAnsi="Consolas" w:cs="Times New Roman"/>
+          <w:color w:val="CCCCCC"/>
+          <w:sz w:val="27"/>
+          <w:szCs w:val="27"/>
+          <w:lang w:bidi="gu-IN"/>
+        </w:rPr>
+        <w:t>;</w:t>
+      </w:r>
+    </w:p>
+    <w:p>
+      <w:pPr>
+        <w:shd w:val="clear" w:color="auto" w:fill="1F1F1F"/>
+        <w:spacing w:after="0" w:line="360" w:lineRule="atLeast"/>
+        <w:rPr>
+          <w:rFonts w:ascii="Consolas" w:eastAsia="Times New Roman" w:hAnsi="Consolas" w:cs="Times New Roman"/>
+          <w:color w:val="CCCCCC"/>
+          <w:sz w:val="27"/>
+          <w:szCs w:val="27"/>
+          <w:lang w:bidi="gu-IN"/>
+        </w:rPr>
+      </w:pPr>
+      <w:proofErr w:type="gramStart"/>
+      <w:r>
+        <w:rPr>
+          <w:rFonts w:ascii="Consolas" w:eastAsia="Times New Roman" w:hAnsi="Consolas" w:cs="Times New Roman"/>
+          <w:color w:val="C586C0"/>
+          <w:sz w:val="27"/>
+          <w:szCs w:val="27"/>
+          <w:lang w:bidi="gu-IN"/>
+        </w:rPr>
+        <w:t>import</w:t>
+      </w:r>
+      <w:proofErr w:type="gramEnd"/>
+      <w:r>
+        <w:rPr>
+          <w:rFonts w:ascii="Consolas" w:eastAsia="Times New Roman" w:hAnsi="Consolas" w:cs="Times New Roman"/>
+          <w:color w:val="CCCCCC"/>
+          <w:sz w:val="27"/>
+          <w:szCs w:val="27"/>
+          <w:lang w:bidi="gu-IN"/>
+        </w:rPr>
+        <w:t xml:space="preserve"> { </w:t>
+      </w:r>
+      <w:proofErr w:type="spellStart"/>
+      <w:r>
+        <w:rPr>
+          <w:rFonts w:ascii="Consolas" w:eastAsia="Times New Roman" w:hAnsi="Consolas" w:cs="Times New Roman"/>
+          <w:color w:val="9CDCFE"/>
+          <w:sz w:val="27"/>
+          <w:szCs w:val="27"/>
+          <w:lang w:bidi="gu-IN"/>
+        </w:rPr>
+        <w:t>ChildBComponent</w:t>
+      </w:r>
+      <w:proofErr w:type="spellEnd"/>
+      <w:r>
+        <w:rPr>
+          <w:rFonts w:ascii="Consolas" w:eastAsia="Times New Roman" w:hAnsi="Consolas" w:cs="Times New Roman"/>
+          <w:color w:val="CCCCCC"/>
+          <w:sz w:val="27"/>
+          <w:szCs w:val="27"/>
+          <w:lang w:bidi="gu-IN"/>
+        </w:rPr>
+        <w:t xml:space="preserve"> } </w:t>
+      </w:r>
+      <w:r>
+        <w:rPr>
+          <w:rFonts w:ascii="Consolas" w:eastAsia="Times New Roman" w:hAnsi="Consolas" w:cs="Times New Roman"/>
+          <w:color w:val="C586C0"/>
+          <w:sz w:val="27"/>
+          <w:szCs w:val="27"/>
+          <w:lang w:bidi="gu-IN"/>
+        </w:rPr>
+        <w:t>from</w:t>
+      </w:r>
+      <w:r>
+        <w:rPr>
+          <w:rFonts w:ascii="Consolas" w:eastAsia="Times New Roman" w:hAnsi="Consolas" w:cs="Times New Roman"/>
+          <w:color w:val="CCCCCC"/>
+          <w:sz w:val="27"/>
+          <w:szCs w:val="27"/>
+          <w:lang w:bidi="gu-IN"/>
+        </w:rPr>
+        <w:t xml:space="preserve"> </w:t>
+      </w:r>
+      <w:r>
+        <w:rPr>
+          <w:rFonts w:ascii="Consolas" w:eastAsia="Times New Roman" w:hAnsi="Consolas" w:cs="Times New Roman"/>
+          <w:color w:val="CE9178"/>
+          <w:sz w:val="27"/>
+          <w:szCs w:val="27"/>
+          <w:lang w:bidi="gu-IN"/>
+        </w:rPr>
+        <w:t>'./child-b/child-</w:t>
+      </w:r>
+      <w:proofErr w:type="spellStart"/>
+      <w:r>
+        <w:rPr>
+          <w:rFonts w:ascii="Consolas" w:eastAsia="Times New Roman" w:hAnsi="Consolas" w:cs="Times New Roman"/>
+          <w:color w:val="CE9178"/>
+          <w:sz w:val="27"/>
+          <w:szCs w:val="27"/>
+          <w:lang w:bidi="gu-IN"/>
+        </w:rPr>
+        <w:t>b.component</w:t>
+      </w:r>
+      <w:proofErr w:type="spellEnd"/>
+      <w:r>
+        <w:rPr>
+          <w:rFonts w:ascii="Consolas" w:eastAsia="Times New Roman" w:hAnsi="Consolas" w:cs="Times New Roman"/>
+          <w:color w:val="CE9178"/>
+          <w:sz w:val="27"/>
+          <w:szCs w:val="27"/>
+          <w:lang w:bidi="gu-IN"/>
+        </w:rPr>
+        <w:t>'</w:t>
+      </w:r>
+      <w:r>
+        <w:rPr>
+          <w:rFonts w:ascii="Consolas" w:eastAsia="Times New Roman" w:hAnsi="Consolas" w:cs="Times New Roman"/>
+          <w:color w:val="CCCCCC"/>
+          <w:sz w:val="27"/>
+          <w:szCs w:val="27"/>
+          <w:lang w:bidi="gu-IN"/>
+        </w:rPr>
+        <w:t>;</w:t>
+      </w:r>
+    </w:p>
+    <w:p>
+      <w:pPr>
+        <w:shd w:val="clear" w:color="auto" w:fill="1F1F1F"/>
+        <w:spacing w:after="0" w:line="360" w:lineRule="atLeast"/>
+        <w:rPr>
+          <w:rFonts w:ascii="Consolas" w:eastAsia="Times New Roman" w:hAnsi="Consolas" w:cs="Times New Roman"/>
+          <w:color w:val="CCCCCC"/>
+          <w:sz w:val="27"/>
+          <w:szCs w:val="27"/>
+          <w:lang w:bidi="gu-IN"/>
+        </w:rPr>
+      </w:pPr>
+      <w:proofErr w:type="gramStart"/>
+      <w:r>
+        <w:rPr>
+          <w:rFonts w:ascii="Consolas" w:eastAsia="Times New Roman" w:hAnsi="Consolas" w:cs="Times New Roman"/>
+          <w:color w:val="C586C0"/>
+          <w:sz w:val="27"/>
+          <w:szCs w:val="27"/>
+          <w:lang w:bidi="gu-IN"/>
+        </w:rPr>
+        <w:t>import</w:t>
+      </w:r>
+      <w:proofErr w:type="gramEnd"/>
+      <w:r>
+        <w:rPr>
+          <w:rFonts w:ascii="Consolas" w:eastAsia="Times New Roman" w:hAnsi="Consolas" w:cs="Times New Roman"/>
+          <w:color w:val="CCCCCC"/>
+          <w:sz w:val="27"/>
+          <w:szCs w:val="27"/>
+          <w:lang w:bidi="gu-IN"/>
+        </w:rPr>
+        <w:t xml:space="preserve"> { </w:t>
+      </w:r>
+      <w:proofErr w:type="spellStart"/>
+      <w:r>
+        <w:rPr>
+          <w:rFonts w:ascii="Consolas" w:eastAsia="Times New Roman" w:hAnsi="Consolas" w:cs="Times New Roman"/>
+          <w:color w:val="9CDCFE"/>
+          <w:sz w:val="27"/>
+          <w:szCs w:val="27"/>
+          <w:lang w:bidi="gu-IN"/>
+        </w:rPr>
+        <w:t>NestedComponent</w:t>
+      </w:r>
+      <w:proofErr w:type="spellEnd"/>
+      <w:r>
+        <w:rPr>
+          <w:rFonts w:ascii="Consolas" w:eastAsia="Times New Roman" w:hAnsi="Consolas" w:cs="Times New Roman"/>
+          <w:color w:val="CCCCCC"/>
+          <w:sz w:val="27"/>
+          <w:szCs w:val="27"/>
+          <w:lang w:bidi="gu-IN"/>
+        </w:rPr>
+        <w:t xml:space="preserve"> } </w:t>
+      </w:r>
+      <w:r>
+        <w:rPr>
+          <w:rFonts w:ascii="Consolas" w:eastAsia="Times New Roman" w:hAnsi="Consolas" w:cs="Times New Roman"/>
+          <w:color w:val="C586C0"/>
+          <w:sz w:val="27"/>
+          <w:szCs w:val="27"/>
+          <w:lang w:bidi="gu-IN"/>
+        </w:rPr>
+        <w:t>from</w:t>
+      </w:r>
+      <w:r>
+        <w:rPr>
+          <w:rFonts w:ascii="Consolas" w:eastAsia="Times New Roman" w:hAnsi="Consolas" w:cs="Times New Roman"/>
+          <w:color w:val="CCCCCC"/>
+          <w:sz w:val="27"/>
+          <w:szCs w:val="27"/>
+          <w:lang w:bidi="gu-IN"/>
+        </w:rPr>
+        <w:t xml:space="preserve"> </w:t>
+      </w:r>
+      <w:r>
+        <w:rPr>
+          <w:rFonts w:ascii="Consolas" w:eastAsia="Times New Roman" w:hAnsi="Consolas" w:cs="Times New Roman"/>
+          <w:color w:val="CE9178"/>
+          <w:sz w:val="27"/>
+          <w:szCs w:val="27"/>
+          <w:lang w:bidi="gu-IN"/>
+        </w:rPr>
+        <w:t>'./nested/</w:t>
+      </w:r>
+      <w:proofErr w:type="spellStart"/>
+      <w:r>
+        <w:rPr>
+          <w:rFonts w:ascii="Consolas" w:eastAsia="Times New Roman" w:hAnsi="Consolas" w:cs="Times New Roman"/>
+          <w:color w:val="CE9178"/>
+          <w:sz w:val="27"/>
+          <w:szCs w:val="27"/>
+          <w:lang w:bidi="gu-IN"/>
+        </w:rPr>
+        <w:t>nested.component</w:t>
+      </w:r>
+      <w:proofErr w:type="spellEnd"/>
+      <w:r>
+        <w:rPr>
+          <w:rFonts w:ascii="Consolas" w:eastAsia="Times New Roman" w:hAnsi="Consolas" w:cs="Times New Roman"/>
+          <w:color w:val="CE9178"/>
+          <w:sz w:val="27"/>
+          <w:szCs w:val="27"/>
+          <w:lang w:bidi="gu-IN"/>
+        </w:rPr>
+        <w:t>'</w:t>
+      </w:r>
+      <w:r>
+        <w:rPr>
+          <w:rFonts w:ascii="Consolas" w:eastAsia="Times New Roman" w:hAnsi="Consolas" w:cs="Times New Roman"/>
+          <w:color w:val="CCCCCC"/>
+          <w:sz w:val="27"/>
+          <w:szCs w:val="27"/>
+          <w:lang w:bidi="gu-IN"/>
+        </w:rPr>
+        <w:t>;</w:t>
+      </w:r>
+    </w:p>
+    <w:p>
+      <w:pPr>
+        <w:shd w:val="clear" w:color="auto" w:fill="1F1F1F"/>
+        <w:spacing w:after="0" w:line="360" w:lineRule="atLeast"/>
+        <w:rPr>
+          <w:rFonts w:ascii="Consolas" w:eastAsia="Times New Roman" w:hAnsi="Consolas" w:cs="Times New Roman"/>
+          <w:color w:val="CCCCCC"/>
+          <w:sz w:val="27"/>
+          <w:szCs w:val="27"/>
+          <w:lang w:bidi="gu-IN"/>
+        </w:rPr>
+      </w:pPr>
+      <w:proofErr w:type="gramStart"/>
+      <w:r>
+        <w:rPr>
+          <w:rFonts w:ascii="Consolas" w:eastAsia="Times New Roman" w:hAnsi="Consolas" w:cs="Times New Roman"/>
+          <w:color w:val="C586C0"/>
+          <w:sz w:val="27"/>
+          <w:szCs w:val="27"/>
+          <w:lang w:bidi="gu-IN"/>
+        </w:rPr>
+        <w:t>import</w:t>
+      </w:r>
+      <w:proofErr w:type="gramEnd"/>
+      <w:r>
+        <w:rPr>
+          <w:rFonts w:ascii="Consolas" w:eastAsia="Times New Roman" w:hAnsi="Consolas" w:cs="Times New Roman"/>
+          <w:color w:val="CCCCCC"/>
+          <w:sz w:val="27"/>
+          <w:szCs w:val="27"/>
+          <w:lang w:bidi="gu-IN"/>
+        </w:rPr>
+        <w:t xml:space="preserve"> { </w:t>
+      </w:r>
+      <w:proofErr w:type="spellStart"/>
+      <w:r>
+        <w:rPr>
+          <w:rFonts w:ascii="Consolas" w:eastAsia="Times New Roman" w:hAnsi="Consolas" w:cs="Times New Roman"/>
+          <w:color w:val="9CDCFE"/>
+          <w:sz w:val="27"/>
+          <w:szCs w:val="27"/>
+          <w:lang w:bidi="gu-IN"/>
+        </w:rPr>
+        <w:t>TformComponent</w:t>
+      </w:r>
+      <w:proofErr w:type="spellEnd"/>
+      <w:r>
+        <w:rPr>
+          <w:rFonts w:ascii="Consolas" w:eastAsia="Times New Roman" w:hAnsi="Consolas" w:cs="Times New Roman"/>
+          <w:color w:val="CCCCCC"/>
+          <w:sz w:val="27"/>
+          <w:szCs w:val="27"/>
+          <w:lang w:bidi="gu-IN"/>
+        </w:rPr>
+        <w:t xml:space="preserve"> } </w:t>
+      </w:r>
+      <w:r>
+        <w:rPr>
+          <w:rFonts w:ascii="Consolas" w:eastAsia="Times New Roman" w:hAnsi="Consolas" w:cs="Times New Roman"/>
+          <w:color w:val="C586C0"/>
+          <w:sz w:val="27"/>
+          <w:szCs w:val="27"/>
+          <w:lang w:bidi="gu-IN"/>
+        </w:rPr>
+        <w:t>from</w:t>
+      </w:r>
+      <w:r>
+        <w:rPr>
+          <w:rFonts w:ascii="Consolas" w:eastAsia="Times New Roman" w:hAnsi="Consolas" w:cs="Times New Roman"/>
+          <w:color w:val="CCCCCC"/>
+          <w:sz w:val="27"/>
+          <w:szCs w:val="27"/>
+          <w:lang w:bidi="gu-IN"/>
+        </w:rPr>
+        <w:t xml:space="preserve"> </w:t>
+      </w:r>
+      <w:r>
+        <w:rPr>
+          <w:rFonts w:ascii="Consolas" w:eastAsia="Times New Roman" w:hAnsi="Consolas" w:cs="Times New Roman"/>
+          <w:color w:val="CE9178"/>
+          <w:sz w:val="27"/>
+          <w:szCs w:val="27"/>
+          <w:lang w:bidi="gu-IN"/>
+        </w:rPr>
+        <w:t>'./</w:t>
+      </w:r>
+      <w:proofErr w:type="spellStart"/>
+      <w:r>
+        <w:rPr>
+          <w:rFonts w:ascii="Consolas" w:eastAsia="Times New Roman" w:hAnsi="Consolas" w:cs="Times New Roman"/>
+          <w:color w:val="CE9178"/>
+          <w:sz w:val="27"/>
+          <w:szCs w:val="27"/>
+          <w:lang w:bidi="gu-IN"/>
+        </w:rPr>
+        <w:t>tform</w:t>
+      </w:r>
+      <w:proofErr w:type="spellEnd"/>
+      <w:r>
+        <w:rPr>
+          <w:rFonts w:ascii="Consolas" w:eastAsia="Times New Roman" w:hAnsi="Consolas" w:cs="Times New Roman"/>
+          <w:color w:val="CE9178"/>
+          <w:sz w:val="27"/>
+          <w:szCs w:val="27"/>
+          <w:lang w:bidi="gu-IN"/>
+        </w:rPr>
+        <w:t>/</w:t>
+      </w:r>
+      <w:proofErr w:type="spellStart"/>
+      <w:r>
+        <w:rPr>
+          <w:rFonts w:ascii="Consolas" w:eastAsia="Times New Roman" w:hAnsi="Consolas" w:cs="Times New Roman"/>
+          <w:color w:val="CE9178"/>
+          <w:sz w:val="27"/>
+          <w:szCs w:val="27"/>
+          <w:lang w:bidi="gu-IN"/>
+        </w:rPr>
+        <w:t>tform.component</w:t>
+      </w:r>
+      <w:proofErr w:type="spellEnd"/>
+      <w:r>
+        <w:rPr>
+          <w:rFonts w:ascii="Consolas" w:eastAsia="Times New Roman" w:hAnsi="Consolas" w:cs="Times New Roman"/>
+          <w:color w:val="CE9178"/>
+          <w:sz w:val="27"/>
+          <w:szCs w:val="27"/>
+          <w:lang w:bidi="gu-IN"/>
+        </w:rPr>
+        <w:t>'</w:t>
+      </w:r>
+      <w:r>
+        <w:rPr>
+          <w:rFonts w:ascii="Consolas" w:eastAsia="Times New Roman" w:hAnsi="Consolas" w:cs="Times New Roman"/>
+          <w:color w:val="CCCCCC"/>
+          <w:sz w:val="27"/>
+          <w:szCs w:val="27"/>
+          <w:lang w:bidi="gu-IN"/>
+        </w:rPr>
+        <w:t>;</w:t>
+      </w:r>
+    </w:p>
+    <w:p>
+      <w:pPr>
+        <w:shd w:val="clear" w:color="auto" w:fill="1F1F1F"/>
+        <w:spacing w:after="0" w:line="360" w:lineRule="atLeast"/>
+        <w:rPr>
+          <w:rFonts w:ascii="Consolas" w:eastAsia="Times New Roman" w:hAnsi="Consolas" w:cs="Times New Roman"/>
+          <w:color w:val="CCCCCC"/>
+          <w:sz w:val="27"/>
+          <w:szCs w:val="27"/>
+          <w:lang w:bidi="gu-IN"/>
+        </w:rPr>
+      </w:pPr>
+      <w:proofErr w:type="gramStart"/>
+      <w:r>
+        <w:rPr>
+          <w:rFonts w:ascii="Consolas" w:eastAsia="Times New Roman" w:hAnsi="Consolas" w:cs="Times New Roman"/>
+          <w:color w:val="C586C0"/>
+          <w:sz w:val="27"/>
+          <w:szCs w:val="27"/>
+          <w:lang w:bidi="gu-IN"/>
+        </w:rPr>
+        <w:t>import</w:t>
+      </w:r>
+      <w:proofErr w:type="gramEnd"/>
+      <w:r>
+        <w:rPr>
+          <w:rFonts w:ascii="Consolas" w:eastAsia="Times New Roman" w:hAnsi="Consolas" w:cs="Times New Roman"/>
+          <w:color w:val="CCCCCC"/>
+          <w:sz w:val="27"/>
+          <w:szCs w:val="27"/>
+          <w:lang w:bidi="gu-IN"/>
+        </w:rPr>
+        <w:t xml:space="preserve"> { </w:t>
+      </w:r>
+      <w:proofErr w:type="spellStart"/>
+      <w:r>
+        <w:rPr>
+          <w:rFonts w:ascii="Consolas" w:eastAsia="Times New Roman" w:hAnsi="Consolas" w:cs="Times New Roman"/>
+          <w:color w:val="9CDCFE"/>
+          <w:sz w:val="27"/>
+          <w:szCs w:val="27"/>
+          <w:lang w:bidi="gu-IN"/>
+        </w:rPr>
+        <w:t>FormsModule</w:t>
+      </w:r>
+      <w:proofErr w:type="spellEnd"/>
+      <w:r>
+        <w:rPr>
+          <w:rFonts w:ascii="Consolas" w:eastAsia="Times New Roman" w:hAnsi="Consolas" w:cs="Times New Roman"/>
+          <w:color w:val="CCCCCC"/>
+          <w:sz w:val="27"/>
+          <w:szCs w:val="27"/>
+          <w:lang w:bidi="gu-IN"/>
+        </w:rPr>
+        <w:t xml:space="preserve"> } </w:t>
+      </w:r>
+      <w:r>
+        <w:rPr>
+          <w:rFonts w:ascii="Consolas" w:eastAsia="Times New Roman" w:hAnsi="Consolas" w:cs="Times New Roman"/>
+          <w:color w:val="C586C0"/>
+          <w:sz w:val="27"/>
+          <w:szCs w:val="27"/>
+          <w:lang w:bidi="gu-IN"/>
+        </w:rPr>
+        <w:t>from</w:t>
+      </w:r>
+      <w:r>
+        <w:rPr>
+          <w:rFonts w:ascii="Consolas" w:eastAsia="Times New Roman" w:hAnsi="Consolas" w:cs="Times New Roman"/>
+          <w:color w:val="CCCCCC"/>
+          <w:sz w:val="27"/>
+          <w:szCs w:val="27"/>
+          <w:lang w:bidi="gu-IN"/>
+        </w:rPr>
+        <w:t xml:space="preserve"> </w:t>
+      </w:r>
+      <w:r>
+        <w:rPr>
+          <w:rFonts w:ascii="Consolas" w:eastAsia="Times New Roman" w:hAnsi="Consolas" w:cs="Times New Roman"/>
+          <w:color w:val="CE9178"/>
+          <w:sz w:val="27"/>
+          <w:szCs w:val="27"/>
+          <w:lang w:bidi="gu-IN"/>
+        </w:rPr>
+        <w:t>'@angular/forms'</w:t>
+      </w:r>
+      <w:r>
+        <w:rPr>
+          <w:rFonts w:ascii="Consolas" w:eastAsia="Times New Roman" w:hAnsi="Consolas" w:cs="Times New Roman"/>
+          <w:color w:val="CCCCCC"/>
+          <w:sz w:val="27"/>
+          <w:szCs w:val="27"/>
+          <w:lang w:bidi="gu-IN"/>
+        </w:rPr>
+        <w:t>;</w:t>
+      </w:r>
+    </w:p>
+    <w:p>
+      <w:pPr>
+        <w:shd w:val="clear" w:color="auto" w:fill="1F1F1F"/>
+        <w:spacing w:after="0" w:line="360" w:lineRule="atLeast"/>
+        <w:rPr>
+          <w:rFonts w:ascii="Consolas" w:eastAsia="Times New Roman" w:hAnsi="Consolas" w:cs="Times New Roman"/>
+          <w:color w:val="CCCCCC"/>
+          <w:sz w:val="27"/>
+          <w:szCs w:val="27"/>
+          <w:lang w:bidi="gu-IN"/>
+        </w:rPr>
+      </w:pPr>
+    </w:p>
+    <w:p>
+      <w:pPr>
+        <w:shd w:val="clear" w:color="auto" w:fill="1F1F1F"/>
+        <w:spacing w:after="0" w:line="360" w:lineRule="atLeast"/>
+        <w:rPr>
+          <w:rFonts w:ascii="Consolas" w:eastAsia="Times New Roman" w:hAnsi="Consolas" w:cs="Times New Roman"/>
+          <w:color w:val="CCCCCC"/>
+          <w:sz w:val="27"/>
+          <w:szCs w:val="27"/>
+          <w:lang w:bidi="gu-IN"/>
+        </w:rPr>
+      </w:pPr>
+      <w:proofErr w:type="gramStart"/>
+      <w:r>
+        <w:rPr>
+          <w:rFonts w:ascii="Consolas" w:eastAsia="Times New Roman" w:hAnsi="Consolas" w:cs="Times New Roman"/>
+          <w:color w:val="CCCCCC"/>
+          <w:sz w:val="27"/>
+          <w:szCs w:val="27"/>
+          <w:lang w:bidi="gu-IN"/>
+        </w:rPr>
+        <w:t>@</w:t>
+      </w:r>
+      <w:proofErr w:type="spellStart"/>
+      <w:r>
+        <w:rPr>
+          <w:rFonts w:ascii="Consolas" w:eastAsia="Times New Roman" w:hAnsi="Consolas" w:cs="Times New Roman"/>
+          <w:color w:val="4EC9B0"/>
+          <w:sz w:val="27"/>
+          <w:szCs w:val="27"/>
+          <w:lang w:bidi="gu-IN"/>
+        </w:rPr>
+        <w:t>NgModule</w:t>
+      </w:r>
+      <w:proofErr w:type="spellEnd"/>
+      <w:r>
+        <w:rPr>
+          <w:rFonts w:ascii="Consolas" w:eastAsia="Times New Roman" w:hAnsi="Consolas" w:cs="Times New Roman"/>
+          <w:color w:val="CCCCCC"/>
+          <w:sz w:val="27"/>
+          <w:szCs w:val="27"/>
+          <w:lang w:bidi="gu-IN"/>
+        </w:rPr>
+        <w:t>({</w:t>
+      </w:r>
+      <w:proofErr w:type="gramEnd"/>
+    </w:p>
+    <w:p>
+      <w:pPr>
+        <w:shd w:val="clear" w:color="auto" w:fill="1F1F1F"/>
+        <w:spacing w:after="0" w:line="360" w:lineRule="atLeast"/>
+        <w:rPr>
+          <w:rFonts w:ascii="Consolas" w:eastAsia="Times New Roman" w:hAnsi="Consolas" w:cs="Times New Roman"/>
+          <w:color w:val="CCCCCC"/>
+          <w:sz w:val="27"/>
+          <w:szCs w:val="27"/>
+          <w:lang w:bidi="gu-IN"/>
+        </w:rPr>
+      </w:pPr>
+      <w:r>
+        <w:rPr>
+          <w:rFonts w:ascii="Consolas" w:eastAsia="Times New Roman" w:hAnsi="Consolas" w:cs="Times New Roman"/>
+          <w:color w:val="CCCCCC"/>
+          <w:sz w:val="27"/>
+          <w:szCs w:val="27"/>
+          <w:lang w:bidi="gu-IN"/>
+        </w:rPr>
+        <w:t xml:space="preserve">  </w:t>
+      </w:r>
+      <w:proofErr w:type="gramStart"/>
+      <w:r>
+        <w:rPr>
+          <w:rFonts w:ascii="Consolas" w:eastAsia="Times New Roman" w:hAnsi="Consolas" w:cs="Times New Roman"/>
+          <w:color w:val="9CDCFE"/>
+          <w:sz w:val="27"/>
+          <w:szCs w:val="27"/>
+          <w:lang w:bidi="gu-IN"/>
+        </w:rPr>
+        <w:t>declarations</w:t>
+      </w:r>
+      <w:proofErr w:type="gramEnd"/>
+      <w:r>
+        <w:rPr>
+          <w:rFonts w:ascii="Consolas" w:eastAsia="Times New Roman" w:hAnsi="Consolas" w:cs="Times New Roman"/>
+          <w:color w:val="9CDCFE"/>
+          <w:sz w:val="27"/>
+          <w:szCs w:val="27"/>
+          <w:lang w:bidi="gu-IN"/>
+        </w:rPr>
+        <w:t>:</w:t>
+      </w:r>
+      <w:r>
+        <w:rPr>
+          <w:rFonts w:ascii="Consolas" w:eastAsia="Times New Roman" w:hAnsi="Consolas" w:cs="Times New Roman"/>
+          <w:color w:val="CCCCCC"/>
+          <w:sz w:val="27"/>
+          <w:szCs w:val="27"/>
+          <w:lang w:bidi="gu-IN"/>
+        </w:rPr>
+        <w:t xml:space="preserve"> [</w:t>
+      </w:r>
+    </w:p>
+    <w:p>
+      <w:pPr>
+        <w:shd w:val="clear" w:color="auto" w:fill="1F1F1F"/>
+        <w:spacing w:after="0" w:line="360" w:lineRule="atLeast"/>
+        <w:rPr>
+          <w:rFonts w:ascii="Consolas" w:eastAsia="Times New Roman" w:hAnsi="Consolas" w:cs="Times New Roman"/>
+          <w:color w:val="CCCCCC"/>
+          <w:sz w:val="27"/>
+          <w:szCs w:val="27"/>
+          <w:lang w:bidi="gu-IN"/>
+        </w:rPr>
+      </w:pPr>
+      <w:r>
+        <w:rPr>
+          <w:rFonts w:ascii="Consolas" w:eastAsia="Times New Roman" w:hAnsi="Consolas" w:cs="Times New Roman"/>
+          <w:color w:val="CCCCCC"/>
+          <w:sz w:val="27"/>
+          <w:szCs w:val="27"/>
+          <w:lang w:bidi="gu-IN"/>
+        </w:rPr>
+        <w:t xml:space="preserve">    </w:t>
+      </w:r>
+      <w:proofErr w:type="spellStart"/>
+      <w:r>
+        <w:rPr>
+          <w:rFonts w:ascii="Consolas" w:eastAsia="Times New Roman" w:hAnsi="Consolas" w:cs="Times New Roman"/>
+          <w:color w:val="4EC9B0"/>
+          <w:sz w:val="27"/>
+          <w:szCs w:val="27"/>
+          <w:lang w:bidi="gu-IN"/>
+        </w:rPr>
+        <w:t>AppComponent</w:t>
+      </w:r>
+      <w:proofErr w:type="spellEnd"/>
+      <w:r>
+        <w:rPr>
+          <w:rFonts w:ascii="Consolas" w:eastAsia="Times New Roman" w:hAnsi="Consolas" w:cs="Times New Roman"/>
+          <w:color w:val="CCCCCC"/>
+          <w:sz w:val="27"/>
+          <w:szCs w:val="27"/>
+          <w:lang w:bidi="gu-IN"/>
+        </w:rPr>
+        <w:t>,</w:t>
+      </w:r>
+    </w:p>
+    <w:p>
+      <w:pPr>
+        <w:shd w:val="clear" w:color="auto" w:fill="1F1F1F"/>
+        <w:spacing w:after="0" w:line="360" w:lineRule="atLeast"/>
+        <w:rPr>
+          <w:rFonts w:ascii="Consolas" w:eastAsia="Times New Roman" w:hAnsi="Consolas" w:cs="Times New Roman"/>
+          <w:color w:val="CCCCCC"/>
+          <w:sz w:val="27"/>
+          <w:szCs w:val="27"/>
+          <w:lang w:bidi="gu-IN"/>
+        </w:rPr>
+      </w:pPr>
+      <w:r>
+        <w:rPr>
+          <w:rFonts w:ascii="Consolas" w:eastAsia="Times New Roman" w:hAnsi="Consolas" w:cs="Times New Roman"/>
+          <w:color w:val="CCCCCC"/>
+          <w:sz w:val="27"/>
+          <w:szCs w:val="27"/>
+          <w:lang w:bidi="gu-IN"/>
+        </w:rPr>
+        <w:t xml:space="preserve">    </w:t>
+      </w:r>
+      <w:proofErr w:type="spellStart"/>
+      <w:r>
+        <w:rPr>
+          <w:rFonts w:ascii="Consolas" w:eastAsia="Times New Roman" w:hAnsi="Consolas" w:cs="Times New Roman"/>
+          <w:color w:val="4EC9B0"/>
+          <w:sz w:val="27"/>
+          <w:szCs w:val="27"/>
+          <w:lang w:bidi="gu-IN"/>
+        </w:rPr>
+        <w:t>ChildComponent</w:t>
+      </w:r>
+      <w:proofErr w:type="spellEnd"/>
+      <w:r>
+        <w:rPr>
+          <w:rFonts w:ascii="Consolas" w:eastAsia="Times New Roman" w:hAnsi="Consolas" w:cs="Times New Roman"/>
+          <w:color w:val="CCCCCC"/>
+          <w:sz w:val="27"/>
+          <w:szCs w:val="27"/>
+          <w:lang w:bidi="gu-IN"/>
+        </w:rPr>
+        <w:t>,</w:t>
+      </w:r>
+    </w:p>
+    <w:p>
+      <w:pPr>
+        <w:shd w:val="clear" w:color="auto" w:fill="1F1F1F"/>
+        <w:spacing w:after="0" w:line="360" w:lineRule="atLeast"/>
+        <w:rPr>
+          <w:rFonts w:ascii="Consolas" w:eastAsia="Times New Roman" w:hAnsi="Consolas" w:cs="Times New Roman"/>
+          <w:color w:val="CCCCCC"/>
+          <w:sz w:val="27"/>
+          <w:szCs w:val="27"/>
+          <w:lang w:bidi="gu-IN"/>
+        </w:rPr>
+      </w:pPr>
+      <w:r>
+        <w:rPr>
+          <w:rFonts w:ascii="Consolas" w:eastAsia="Times New Roman" w:hAnsi="Consolas" w:cs="Times New Roman"/>
+          <w:color w:val="CCCCCC"/>
+          <w:sz w:val="27"/>
+          <w:szCs w:val="27"/>
+          <w:lang w:bidi="gu-IN"/>
+        </w:rPr>
+        <w:t xml:space="preserve">    </w:t>
+      </w:r>
+      <w:proofErr w:type="spellStart"/>
+      <w:r>
+        <w:rPr>
+          <w:rFonts w:ascii="Consolas" w:eastAsia="Times New Roman" w:hAnsi="Consolas" w:cs="Times New Roman"/>
+          <w:color w:val="4EC9B0"/>
+          <w:sz w:val="27"/>
+          <w:szCs w:val="27"/>
+          <w:lang w:bidi="gu-IN"/>
+        </w:rPr>
+        <w:t>PipesComponent</w:t>
+      </w:r>
+      <w:proofErr w:type="spellEnd"/>
+      <w:r>
+        <w:rPr>
+          <w:rFonts w:ascii="Consolas" w:eastAsia="Times New Roman" w:hAnsi="Consolas" w:cs="Times New Roman"/>
+          <w:color w:val="CCCCCC"/>
+          <w:sz w:val="27"/>
+          <w:szCs w:val="27"/>
+          <w:lang w:bidi="gu-IN"/>
+        </w:rPr>
+        <w:t>,</w:t>
+      </w:r>
+    </w:p>
+    <w:p>
+      <w:pPr>
+        <w:shd w:val="clear" w:color="auto" w:fill="1F1F1F"/>
+        <w:spacing w:after="0" w:line="360" w:lineRule="atLeast"/>
+        <w:rPr>
+          <w:rFonts w:ascii="Consolas" w:eastAsia="Times New Roman" w:hAnsi="Consolas" w:cs="Times New Roman"/>
+          <w:color w:val="CCCCCC"/>
+          <w:sz w:val="27"/>
+          <w:szCs w:val="27"/>
+          <w:lang w:bidi="gu-IN"/>
+        </w:rPr>
+      </w:pPr>
+      <w:r>
+        <w:rPr>
+          <w:rFonts w:ascii="Consolas" w:eastAsia="Times New Roman" w:hAnsi="Consolas" w:cs="Times New Roman"/>
+          <w:color w:val="CCCCCC"/>
+          <w:sz w:val="27"/>
+          <w:szCs w:val="27"/>
+          <w:lang w:bidi="gu-IN"/>
+        </w:rPr>
+        <w:lastRenderedPageBreak/>
+        <w:t xml:space="preserve">    </w:t>
+      </w:r>
+      <w:proofErr w:type="spellStart"/>
+      <w:proofErr w:type="gramStart"/>
+      <w:r>
+        <w:rPr>
+          <w:rFonts w:ascii="Consolas" w:eastAsia="Times New Roman" w:hAnsi="Consolas" w:cs="Times New Roman"/>
+          <w:color w:val="4EC9B0"/>
+          <w:sz w:val="27"/>
+          <w:szCs w:val="27"/>
+          <w:lang w:bidi="gu-IN"/>
+        </w:rPr>
+        <w:t>CustomPipe</w:t>
+      </w:r>
+      <w:proofErr w:type="spellEnd"/>
+      <w:r>
+        <w:rPr>
+          <w:rFonts w:ascii="Consolas" w:eastAsia="Times New Roman" w:hAnsi="Consolas" w:cs="Times New Roman"/>
+          <w:color w:val="CCCCCC"/>
+          <w:sz w:val="27"/>
+          <w:szCs w:val="27"/>
+          <w:lang w:bidi="gu-IN"/>
+        </w:rPr>
+        <w:t xml:space="preserve"> ,</w:t>
+      </w:r>
+      <w:proofErr w:type="gramEnd"/>
+      <w:r>
+        <w:rPr>
+          <w:rFonts w:ascii="Consolas" w:eastAsia="Times New Roman" w:hAnsi="Consolas" w:cs="Times New Roman"/>
+          <w:color w:val="CCCCCC"/>
+          <w:sz w:val="27"/>
+          <w:szCs w:val="27"/>
+          <w:lang w:bidi="gu-IN"/>
+        </w:rPr>
+        <w:t xml:space="preserve">   </w:t>
+      </w:r>
+      <w:r>
+        <w:rPr>
+          <w:rFonts w:ascii="Consolas" w:eastAsia="Times New Roman" w:hAnsi="Consolas" w:cs="Times New Roman"/>
+          <w:color w:val="6A9955"/>
+          <w:sz w:val="27"/>
+          <w:szCs w:val="27"/>
+          <w:lang w:bidi="gu-IN"/>
+        </w:rPr>
+        <w:t>//&lt;--- need to import here</w:t>
+      </w:r>
+    </w:p>
+    <w:p>
+      <w:pPr>
+        <w:shd w:val="clear" w:color="auto" w:fill="1F1F1F"/>
+        <w:spacing w:after="0" w:line="360" w:lineRule="atLeast"/>
+        <w:rPr>
+          <w:rFonts w:ascii="Consolas" w:eastAsia="Times New Roman" w:hAnsi="Consolas" w:cs="Times New Roman"/>
+          <w:color w:val="CCCCCC"/>
+          <w:sz w:val="27"/>
+          <w:szCs w:val="27"/>
+          <w:lang w:bidi="gu-IN"/>
+        </w:rPr>
+      </w:pPr>
+      <w:r>
+        <w:rPr>
+          <w:rFonts w:ascii="Consolas" w:eastAsia="Times New Roman" w:hAnsi="Consolas" w:cs="Times New Roman"/>
+          <w:color w:val="CCCCCC"/>
+          <w:sz w:val="27"/>
+          <w:szCs w:val="27"/>
+          <w:lang w:bidi="gu-IN"/>
+        </w:rPr>
+        <w:t xml:space="preserve">    </w:t>
+      </w:r>
+      <w:proofErr w:type="spellStart"/>
+      <w:r>
+        <w:rPr>
+          <w:rFonts w:ascii="Consolas" w:eastAsia="Times New Roman" w:hAnsi="Consolas" w:cs="Times New Roman"/>
+          <w:color w:val="4EC9B0"/>
+          <w:sz w:val="27"/>
+          <w:szCs w:val="27"/>
+          <w:lang w:bidi="gu-IN"/>
+        </w:rPr>
+        <w:t>CustomDatePipe</w:t>
+      </w:r>
+      <w:proofErr w:type="spellEnd"/>
+      <w:r>
+        <w:rPr>
+          <w:rFonts w:ascii="Consolas" w:eastAsia="Times New Roman" w:hAnsi="Consolas" w:cs="Times New Roman"/>
+          <w:color w:val="CCCCCC"/>
+          <w:sz w:val="27"/>
+          <w:szCs w:val="27"/>
+          <w:lang w:bidi="gu-IN"/>
+        </w:rPr>
+        <w:t xml:space="preserve">, </w:t>
+      </w:r>
+      <w:proofErr w:type="spellStart"/>
+      <w:r>
+        <w:rPr>
+          <w:rFonts w:ascii="Consolas" w:eastAsia="Times New Roman" w:hAnsi="Consolas" w:cs="Times New Roman"/>
+          <w:color w:val="4EC9B0"/>
+          <w:sz w:val="27"/>
+          <w:szCs w:val="27"/>
+          <w:lang w:bidi="gu-IN"/>
+        </w:rPr>
+        <w:t>WeatherComponent</w:t>
+      </w:r>
+      <w:proofErr w:type="spellEnd"/>
+      <w:r>
+        <w:rPr>
+          <w:rFonts w:ascii="Consolas" w:eastAsia="Times New Roman" w:hAnsi="Consolas" w:cs="Times New Roman"/>
+          <w:color w:val="CCCCCC"/>
+          <w:sz w:val="27"/>
+          <w:szCs w:val="27"/>
+          <w:lang w:bidi="gu-IN"/>
+        </w:rPr>
+        <w:t xml:space="preserve">, </w:t>
+      </w:r>
+      <w:proofErr w:type="spellStart"/>
+      <w:r>
+        <w:rPr>
+          <w:rFonts w:ascii="Consolas" w:eastAsia="Times New Roman" w:hAnsi="Consolas" w:cs="Times New Roman"/>
+          <w:color w:val="4EC9B0"/>
+          <w:sz w:val="27"/>
+          <w:szCs w:val="27"/>
+          <w:lang w:bidi="gu-IN"/>
+        </w:rPr>
+        <w:t>ChildAComponent</w:t>
+      </w:r>
+      <w:proofErr w:type="spellEnd"/>
+      <w:r>
+        <w:rPr>
+          <w:rFonts w:ascii="Consolas" w:eastAsia="Times New Roman" w:hAnsi="Consolas" w:cs="Times New Roman"/>
+          <w:color w:val="CCCCCC"/>
+          <w:sz w:val="27"/>
+          <w:szCs w:val="27"/>
+          <w:lang w:bidi="gu-IN"/>
+        </w:rPr>
+        <w:t xml:space="preserve">, </w:t>
+      </w:r>
+      <w:proofErr w:type="spellStart"/>
+      <w:r>
+        <w:rPr>
+          <w:rFonts w:ascii="Consolas" w:eastAsia="Times New Roman" w:hAnsi="Consolas" w:cs="Times New Roman"/>
+          <w:color w:val="4EC9B0"/>
+          <w:sz w:val="27"/>
+          <w:szCs w:val="27"/>
+          <w:lang w:bidi="gu-IN"/>
+        </w:rPr>
+        <w:t>ChildBComponent</w:t>
+      </w:r>
+      <w:proofErr w:type="spellEnd"/>
+      <w:r>
+        <w:rPr>
+          <w:rFonts w:ascii="Consolas" w:eastAsia="Times New Roman" w:hAnsi="Consolas" w:cs="Times New Roman"/>
+          <w:color w:val="CCCCCC"/>
+          <w:sz w:val="27"/>
+          <w:szCs w:val="27"/>
+          <w:lang w:bidi="gu-IN"/>
+        </w:rPr>
+        <w:t xml:space="preserve">, </w:t>
+      </w:r>
+      <w:proofErr w:type="spellStart"/>
+      <w:r>
+        <w:rPr>
+          <w:rFonts w:ascii="Consolas" w:eastAsia="Times New Roman" w:hAnsi="Consolas" w:cs="Times New Roman"/>
+          <w:color w:val="4EC9B0"/>
+          <w:sz w:val="27"/>
+          <w:szCs w:val="27"/>
+          <w:lang w:bidi="gu-IN"/>
+        </w:rPr>
+        <w:t>NestedComponent</w:t>
+      </w:r>
+      <w:proofErr w:type="spellEnd"/>
+      <w:r>
+        <w:rPr>
+          <w:rFonts w:ascii="Consolas" w:eastAsia="Times New Roman" w:hAnsi="Consolas" w:cs="Times New Roman"/>
+          <w:color w:val="CCCCCC"/>
+          <w:sz w:val="27"/>
+          <w:szCs w:val="27"/>
+          <w:lang w:bidi="gu-IN"/>
+        </w:rPr>
+        <w:t xml:space="preserve">, </w:t>
+      </w:r>
+      <w:proofErr w:type="spellStart"/>
+      <w:r>
+        <w:rPr>
+          <w:rFonts w:ascii="Consolas" w:eastAsia="Times New Roman" w:hAnsi="Consolas" w:cs="Times New Roman"/>
+          <w:color w:val="4EC9B0"/>
+          <w:sz w:val="27"/>
+          <w:szCs w:val="27"/>
+          <w:lang w:bidi="gu-IN"/>
+        </w:rPr>
+        <w:t>TformComponent</w:t>
+      </w:r>
+      <w:proofErr w:type="spellEnd"/>
+    </w:p>
+    <w:p>
+      <w:pPr>
+        <w:shd w:val="clear" w:color="auto" w:fill="1F1F1F"/>
+        <w:spacing w:after="0" w:line="360" w:lineRule="atLeast"/>
+        <w:rPr>
+          <w:rFonts w:ascii="Consolas" w:eastAsia="Times New Roman" w:hAnsi="Consolas" w:cs="Times New Roman"/>
+          <w:color w:val="CCCCCC"/>
+          <w:sz w:val="27"/>
+          <w:szCs w:val="27"/>
+          <w:lang w:bidi="gu-IN"/>
+        </w:rPr>
+      </w:pPr>
+      <w:r>
+        <w:rPr>
+          <w:rFonts w:ascii="Consolas" w:eastAsia="Times New Roman" w:hAnsi="Consolas" w:cs="Times New Roman"/>
+          <w:color w:val="CCCCCC"/>
+          <w:sz w:val="27"/>
+          <w:szCs w:val="27"/>
+          <w:lang w:bidi="gu-IN"/>
+        </w:rPr>
+        <w:t>  ],</w:t>
+      </w:r>
+    </w:p>
+    <w:p>
+      <w:pPr>
+        <w:shd w:val="clear" w:color="auto" w:fill="1F1F1F"/>
+        <w:spacing w:after="0" w:line="360" w:lineRule="atLeast"/>
+        <w:rPr>
+          <w:rFonts w:ascii="Consolas" w:eastAsia="Times New Roman" w:hAnsi="Consolas" w:cs="Times New Roman"/>
+          <w:color w:val="CCCCCC"/>
+          <w:sz w:val="27"/>
+          <w:szCs w:val="27"/>
+          <w:lang w:bidi="gu-IN"/>
+        </w:rPr>
+      </w:pPr>
+      <w:r>
+        <w:rPr>
+          <w:rFonts w:ascii="Consolas" w:eastAsia="Times New Roman" w:hAnsi="Consolas" w:cs="Times New Roman"/>
+          <w:color w:val="CCCCCC"/>
+          <w:sz w:val="27"/>
+          <w:szCs w:val="27"/>
+          <w:lang w:bidi="gu-IN"/>
+        </w:rPr>
+        <w:t xml:space="preserve">  </w:t>
+      </w:r>
+      <w:proofErr w:type="gramStart"/>
+      <w:r>
+        <w:rPr>
+          <w:rFonts w:ascii="Consolas" w:eastAsia="Times New Roman" w:hAnsi="Consolas" w:cs="Times New Roman"/>
+          <w:color w:val="9CDCFE"/>
+          <w:sz w:val="27"/>
+          <w:szCs w:val="27"/>
+          <w:lang w:bidi="gu-IN"/>
+        </w:rPr>
+        <w:t>imports</w:t>
+      </w:r>
+      <w:proofErr w:type="gramEnd"/>
+      <w:r>
+        <w:rPr>
+          <w:rFonts w:ascii="Consolas" w:eastAsia="Times New Roman" w:hAnsi="Consolas" w:cs="Times New Roman"/>
+          <w:color w:val="9CDCFE"/>
+          <w:sz w:val="27"/>
+          <w:szCs w:val="27"/>
+          <w:lang w:bidi="gu-IN"/>
+        </w:rPr>
+        <w:t>:</w:t>
+      </w:r>
+      <w:r>
+        <w:rPr>
+          <w:rFonts w:ascii="Consolas" w:eastAsia="Times New Roman" w:hAnsi="Consolas" w:cs="Times New Roman"/>
+          <w:color w:val="CCCCCC"/>
+          <w:sz w:val="27"/>
+          <w:szCs w:val="27"/>
+          <w:lang w:bidi="gu-IN"/>
+        </w:rPr>
+        <w:t xml:space="preserve"> [</w:t>
+      </w:r>
+    </w:p>
+    <w:p>
+      <w:pPr>
+        <w:shd w:val="clear" w:color="auto" w:fill="1F1F1F"/>
+        <w:spacing w:after="0" w:line="360" w:lineRule="atLeast"/>
+        <w:rPr>
+          <w:rFonts w:ascii="Consolas" w:eastAsia="Times New Roman" w:hAnsi="Consolas" w:cs="Times New Roman"/>
+          <w:color w:val="CCCCCC"/>
+          <w:sz w:val="27"/>
+          <w:szCs w:val="27"/>
+          <w:lang w:bidi="gu-IN"/>
+        </w:rPr>
+      </w:pPr>
+      <w:r>
+        <w:rPr>
+          <w:rFonts w:ascii="Consolas" w:eastAsia="Times New Roman" w:hAnsi="Consolas" w:cs="Times New Roman"/>
+          <w:color w:val="CCCCCC"/>
+          <w:sz w:val="27"/>
+          <w:szCs w:val="27"/>
+          <w:lang w:bidi="gu-IN"/>
+        </w:rPr>
+        <w:t xml:space="preserve">    </w:t>
+      </w:r>
+      <w:proofErr w:type="spellStart"/>
+      <w:r>
+        <w:rPr>
+          <w:rFonts w:ascii="Consolas" w:eastAsia="Times New Roman" w:hAnsi="Consolas" w:cs="Times New Roman"/>
+          <w:color w:val="4EC9B0"/>
+          <w:sz w:val="27"/>
+          <w:szCs w:val="27"/>
+          <w:lang w:bidi="gu-IN"/>
+        </w:rPr>
+        <w:t>BrowserModule</w:t>
+      </w:r>
+      <w:proofErr w:type="spellEnd"/>
+      <w:r>
+        <w:rPr>
+          <w:rFonts w:ascii="Consolas" w:eastAsia="Times New Roman" w:hAnsi="Consolas" w:cs="Times New Roman"/>
+          <w:color w:val="CCCCCC"/>
+          <w:sz w:val="27"/>
+          <w:szCs w:val="27"/>
+          <w:lang w:bidi="gu-IN"/>
+        </w:rPr>
+        <w:t>,</w:t>
+      </w:r>
+    </w:p>
+    <w:p>
+      <w:pPr>
+        <w:shd w:val="clear" w:color="auto" w:fill="1F1F1F"/>
+        <w:spacing w:after="0" w:line="360" w:lineRule="atLeast"/>
+        <w:rPr>
+          <w:rFonts w:ascii="Consolas" w:eastAsia="Times New Roman" w:hAnsi="Consolas" w:cs="Times New Roman"/>
+          <w:color w:val="CCCCCC"/>
+          <w:sz w:val="27"/>
+          <w:szCs w:val="27"/>
+          <w:lang w:bidi="gu-IN"/>
+        </w:rPr>
+      </w:pPr>
+      <w:r>
+        <w:rPr>
+          <w:rFonts w:ascii="Consolas" w:eastAsia="Times New Roman" w:hAnsi="Consolas" w:cs="Times New Roman"/>
+          <w:color w:val="CCCCCC"/>
+          <w:sz w:val="27"/>
+          <w:szCs w:val="27"/>
+          <w:lang w:bidi="gu-IN"/>
+        </w:rPr>
+        <w:t xml:space="preserve">    </w:t>
+      </w:r>
+      <w:proofErr w:type="spellStart"/>
+      <w:r>
+        <w:rPr>
+          <w:rFonts w:ascii="Consolas" w:eastAsia="Times New Roman" w:hAnsi="Consolas" w:cs="Times New Roman"/>
+          <w:color w:val="4EC9B0"/>
+          <w:sz w:val="27"/>
+          <w:szCs w:val="27"/>
+          <w:lang w:bidi="gu-IN"/>
+        </w:rPr>
+        <w:t>AppRoutingModule</w:t>
+      </w:r>
+      <w:proofErr w:type="spellEnd"/>
+      <w:r>
+        <w:rPr>
+          <w:rFonts w:ascii="Consolas" w:eastAsia="Times New Roman" w:hAnsi="Consolas" w:cs="Times New Roman"/>
+          <w:color w:val="CCCCCC"/>
+          <w:sz w:val="27"/>
+          <w:szCs w:val="27"/>
+          <w:lang w:bidi="gu-IN"/>
+        </w:rPr>
+        <w:t>,</w:t>
+      </w:r>
+    </w:p>
+    <w:p>
+      <w:pPr>
+        <w:shd w:val="clear" w:color="auto" w:fill="1F1F1F"/>
+        <w:spacing w:after="0" w:line="360" w:lineRule="atLeast"/>
+        <w:rPr>
+          <w:rFonts w:ascii="Consolas" w:eastAsia="Times New Roman" w:hAnsi="Consolas" w:cs="Times New Roman"/>
+          <w:color w:val="6A9955"/>
+          <w:sz w:val="27"/>
+          <w:szCs w:val="27"/>
+          <w:highlight w:val="darkBlue"/>
+          <w:lang w:bidi="gu-IN"/>
+        </w:rPr>
+      </w:pPr>
+      <w:r>
+        <w:rPr>
+          <w:rFonts w:ascii="Consolas" w:eastAsia="Times New Roman" w:hAnsi="Consolas" w:cs="Times New Roman"/>
+          <w:color w:val="CCCCCC"/>
+          <w:sz w:val="27"/>
+          <w:szCs w:val="27"/>
+          <w:lang w:bidi="gu-IN"/>
+        </w:rPr>
+        <w:t xml:space="preserve">    </w:t>
+      </w:r>
+      <w:proofErr w:type="spellStart"/>
+      <w:r>
+        <w:rPr>
+          <w:rFonts w:ascii="Consolas" w:eastAsia="Times New Roman" w:hAnsi="Consolas" w:cs="Times New Roman"/>
+          <w:color w:val="4EC9B0"/>
+          <w:sz w:val="27"/>
+          <w:szCs w:val="27"/>
+          <w:highlight w:val="darkBlue"/>
+          <w:lang w:bidi="gu-IN"/>
+        </w:rPr>
+        <w:t>FormsModule</w:t>
+      </w:r>
+      <w:proofErr w:type="spellEnd"/>
+      <w:r>
+        <w:rPr>
+          <w:rFonts w:ascii="Consolas" w:eastAsia="Times New Roman" w:hAnsi="Consolas" w:cs="Times New Roman"/>
+          <w:color w:val="CCCCCC"/>
+          <w:sz w:val="27"/>
+          <w:szCs w:val="27"/>
+          <w:highlight w:val="darkBlue"/>
+          <w:lang w:bidi="gu-IN"/>
+        </w:rPr>
+        <w:t>,        </w:t>
+      </w:r>
+      <w:r>
+        <w:rPr>
+          <w:rFonts w:ascii="Consolas" w:eastAsia="Times New Roman" w:hAnsi="Consolas" w:cs="Times New Roman"/>
+          <w:color w:val="6A9955"/>
+          <w:sz w:val="27"/>
+          <w:szCs w:val="27"/>
+          <w:highlight w:val="darkBlue"/>
+          <w:lang w:bidi="gu-IN"/>
+        </w:rPr>
+        <w:t>//&lt;---- needed for Template Driven Forms</w:t>
+      </w:r>
+    </w:p>
+    <w:p>
+      <w:pPr>
+        <w:shd w:val="clear" w:color="auto" w:fill="1F1F1F"/>
+        <w:spacing w:after="0" w:line="360" w:lineRule="atLeast"/>
+        <w:rPr>
+          <w:rFonts w:ascii="Consolas" w:eastAsia="Times New Roman" w:hAnsi="Consolas" w:cs="Times New Roman"/>
+          <w:color w:val="CCCCCC"/>
+          <w:sz w:val="27"/>
+          <w:szCs w:val="27"/>
+          <w:lang w:bidi="gu-IN"/>
+        </w:rPr>
+      </w:pPr>
+      <w:r>
+        <w:rPr>
+          <w:rFonts w:ascii="Consolas" w:eastAsia="Times New Roman" w:hAnsi="Consolas" w:cs="Times New Roman"/>
+          <w:color w:val="CCCCCC"/>
+          <w:sz w:val="27"/>
+          <w:szCs w:val="27"/>
+          <w:highlight w:val="darkBlue"/>
+          <w:lang w:bidi="gu-IN"/>
+        </w:rPr>
+        <w:t> </w:t>
+      </w:r>
+      <w:proofErr w:type="spellStart"/>
+      <w:proofErr w:type="gramStart"/>
+      <w:r>
+        <w:rPr>
+          <w:rFonts w:ascii="Consolas" w:eastAsia="Times New Roman" w:hAnsi="Consolas" w:cs="Times New Roman"/>
+          <w:color w:val="4EC9B0"/>
+          <w:sz w:val="27"/>
+          <w:szCs w:val="27"/>
+          <w:highlight w:val="darkBlue"/>
+          <w:lang w:bidi="gu-IN"/>
+        </w:rPr>
+        <w:t>ReactiveFormsModule</w:t>
+      </w:r>
+      <w:proofErr w:type="spellEnd"/>
+      <w:r>
+        <w:rPr>
+          <w:rFonts w:ascii="Consolas" w:eastAsia="Times New Roman" w:hAnsi="Consolas" w:cs="Times New Roman"/>
+          <w:color w:val="CCCCCC"/>
+          <w:sz w:val="27"/>
+          <w:szCs w:val="27"/>
+          <w:highlight w:val="darkBlue"/>
+          <w:lang w:bidi="gu-IN"/>
+        </w:rPr>
+        <w:t xml:space="preserve">  </w:t>
+      </w:r>
+      <w:r>
+        <w:rPr>
+          <w:rFonts w:ascii="Consolas" w:eastAsia="Times New Roman" w:hAnsi="Consolas" w:cs="Times New Roman"/>
+          <w:color w:val="6A9955"/>
+          <w:sz w:val="27"/>
+          <w:szCs w:val="27"/>
+          <w:highlight w:val="darkBlue"/>
+          <w:lang w:bidi="gu-IN"/>
+        </w:rPr>
+        <w:t>/</w:t>
+      </w:r>
+      <w:proofErr w:type="gramEnd"/>
+      <w:r>
+        <w:rPr>
+          <w:rFonts w:ascii="Consolas" w:eastAsia="Times New Roman" w:hAnsi="Consolas" w:cs="Times New Roman"/>
+          <w:color w:val="6A9955"/>
+          <w:sz w:val="27"/>
+          <w:szCs w:val="27"/>
+          <w:highlight w:val="darkBlue"/>
+          <w:lang w:bidi="gu-IN"/>
+        </w:rPr>
+        <w:t xml:space="preserve">/&lt;-- Needed For </w:t>
+      </w:r>
+      <w:proofErr w:type="spellStart"/>
+      <w:r>
+        <w:rPr>
+          <w:rFonts w:ascii="Consolas" w:eastAsia="Times New Roman" w:hAnsi="Consolas" w:cs="Times New Roman"/>
+          <w:color w:val="6A9955"/>
+          <w:sz w:val="27"/>
+          <w:szCs w:val="27"/>
+          <w:highlight w:val="darkBlue"/>
+          <w:lang w:bidi="gu-IN"/>
+        </w:rPr>
+        <w:t>Rective</w:t>
+      </w:r>
+      <w:proofErr w:type="spellEnd"/>
+      <w:r>
+        <w:rPr>
+          <w:rFonts w:ascii="Consolas" w:eastAsia="Times New Roman" w:hAnsi="Consolas" w:cs="Times New Roman"/>
+          <w:color w:val="6A9955"/>
+          <w:sz w:val="27"/>
+          <w:szCs w:val="27"/>
+          <w:highlight w:val="darkBlue"/>
+          <w:lang w:bidi="gu-IN"/>
+        </w:rPr>
+        <w:t xml:space="preserve"> Forms</w:t>
+      </w:r>
+    </w:p>
+    <w:p>
+      <w:pPr>
+        <w:shd w:val="clear" w:color="auto" w:fill="1F1F1F"/>
+        <w:spacing w:after="0" w:line="360" w:lineRule="atLeast"/>
+        <w:rPr>
+          <w:rFonts w:ascii="Consolas" w:eastAsia="Times New Roman" w:hAnsi="Consolas" w:cs="Times New Roman"/>
+          <w:color w:val="CCCCCC"/>
+          <w:sz w:val="27"/>
+          <w:szCs w:val="27"/>
+          <w:lang w:bidi="gu-IN"/>
+        </w:rPr>
+      </w:pPr>
+    </w:p>
+    <w:p>
+      <w:pPr>
+        <w:shd w:val="clear" w:color="auto" w:fill="1F1F1F"/>
+        <w:spacing w:after="0" w:line="360" w:lineRule="atLeast"/>
+        <w:rPr>
+          <w:rFonts w:ascii="Consolas" w:eastAsia="Times New Roman" w:hAnsi="Consolas" w:cs="Times New Roman"/>
+          <w:color w:val="CCCCCC"/>
+          <w:sz w:val="27"/>
+          <w:szCs w:val="27"/>
+          <w:lang w:bidi="gu-IN"/>
+        </w:rPr>
+      </w:pPr>
+      <w:r>
+        <w:rPr>
+          <w:rFonts w:ascii="Consolas" w:eastAsia="Times New Roman" w:hAnsi="Consolas" w:cs="Times New Roman"/>
+          <w:color w:val="CCCCCC"/>
+          <w:sz w:val="27"/>
+          <w:szCs w:val="27"/>
+          <w:lang w:bidi="gu-IN"/>
+        </w:rPr>
+        <w:t>  ],</w:t>
+      </w:r>
+    </w:p>
+    <w:p>
+      <w:pPr>
+        <w:shd w:val="clear" w:color="auto" w:fill="1F1F1F"/>
+        <w:spacing w:after="0" w:line="360" w:lineRule="atLeast"/>
+        <w:rPr>
+          <w:rFonts w:ascii="Consolas" w:eastAsia="Times New Roman" w:hAnsi="Consolas" w:cs="Times New Roman"/>
+          <w:color w:val="CCCCCC"/>
+          <w:sz w:val="27"/>
+          <w:szCs w:val="27"/>
+          <w:lang w:bidi="gu-IN"/>
+        </w:rPr>
+      </w:pPr>
+      <w:r>
+        <w:rPr>
+          <w:rFonts w:ascii="Consolas" w:eastAsia="Times New Roman" w:hAnsi="Consolas" w:cs="Times New Roman"/>
+          <w:color w:val="CCCCCC"/>
+          <w:sz w:val="27"/>
+          <w:szCs w:val="27"/>
+          <w:lang w:bidi="gu-IN"/>
+        </w:rPr>
+        <w:t xml:space="preserve">  </w:t>
+      </w:r>
+      <w:proofErr w:type="gramStart"/>
+      <w:r>
+        <w:rPr>
+          <w:rFonts w:ascii="Consolas" w:eastAsia="Times New Roman" w:hAnsi="Consolas" w:cs="Times New Roman"/>
+          <w:color w:val="9CDCFE"/>
+          <w:sz w:val="27"/>
+          <w:szCs w:val="27"/>
+          <w:lang w:bidi="gu-IN"/>
+        </w:rPr>
+        <w:t>providers</w:t>
+      </w:r>
+      <w:proofErr w:type="gramEnd"/>
+      <w:r>
+        <w:rPr>
+          <w:rFonts w:ascii="Consolas" w:eastAsia="Times New Roman" w:hAnsi="Consolas" w:cs="Times New Roman"/>
+          <w:color w:val="9CDCFE"/>
+          <w:sz w:val="27"/>
+          <w:szCs w:val="27"/>
+          <w:lang w:bidi="gu-IN"/>
+        </w:rPr>
+        <w:t>:</w:t>
+      </w:r>
+      <w:r>
+        <w:rPr>
+          <w:rFonts w:ascii="Consolas" w:eastAsia="Times New Roman" w:hAnsi="Consolas" w:cs="Times New Roman"/>
+          <w:color w:val="CCCCCC"/>
+          <w:sz w:val="27"/>
+          <w:szCs w:val="27"/>
+          <w:lang w:bidi="gu-IN"/>
+        </w:rPr>
+        <w:t xml:space="preserve"> [],</w:t>
+      </w:r>
+    </w:p>
+    <w:p>
+      <w:pPr>
+        <w:shd w:val="clear" w:color="auto" w:fill="1F1F1F"/>
+        <w:spacing w:after="0" w:line="360" w:lineRule="atLeast"/>
+        <w:rPr>
+          <w:rFonts w:ascii="Consolas" w:eastAsia="Times New Roman" w:hAnsi="Consolas" w:cs="Times New Roman"/>
+          <w:color w:val="CCCCCC"/>
+          <w:sz w:val="27"/>
+          <w:szCs w:val="27"/>
+          <w:lang w:bidi="gu-IN"/>
+        </w:rPr>
+      </w:pPr>
+      <w:r>
+        <w:rPr>
+          <w:rFonts w:ascii="Consolas" w:eastAsia="Times New Roman" w:hAnsi="Consolas" w:cs="Times New Roman"/>
+          <w:color w:val="CCCCCC"/>
+          <w:sz w:val="27"/>
+          <w:szCs w:val="27"/>
+          <w:lang w:bidi="gu-IN"/>
+        </w:rPr>
+        <w:t xml:space="preserve">  </w:t>
+      </w:r>
+      <w:proofErr w:type="gramStart"/>
+      <w:r>
+        <w:rPr>
+          <w:rFonts w:ascii="Consolas" w:eastAsia="Times New Roman" w:hAnsi="Consolas" w:cs="Times New Roman"/>
+          <w:color w:val="9CDCFE"/>
+          <w:sz w:val="27"/>
+          <w:szCs w:val="27"/>
+          <w:lang w:bidi="gu-IN"/>
+        </w:rPr>
+        <w:t>bootstrap</w:t>
+      </w:r>
+      <w:proofErr w:type="gramEnd"/>
+      <w:r>
+        <w:rPr>
+          <w:rFonts w:ascii="Consolas" w:eastAsia="Times New Roman" w:hAnsi="Consolas" w:cs="Times New Roman"/>
+          <w:color w:val="9CDCFE"/>
+          <w:sz w:val="27"/>
+          <w:szCs w:val="27"/>
+          <w:lang w:bidi="gu-IN"/>
+        </w:rPr>
+        <w:t>:</w:t>
+      </w:r>
+      <w:r>
+        <w:rPr>
+          <w:rFonts w:ascii="Consolas" w:eastAsia="Times New Roman" w:hAnsi="Consolas" w:cs="Times New Roman"/>
+          <w:color w:val="CCCCCC"/>
+          <w:sz w:val="27"/>
+          <w:szCs w:val="27"/>
+          <w:lang w:bidi="gu-IN"/>
+        </w:rPr>
+        <w:t xml:space="preserve"> [</w:t>
+      </w:r>
+      <w:proofErr w:type="spellStart"/>
+      <w:r>
+        <w:rPr>
+          <w:rFonts w:ascii="Consolas" w:eastAsia="Times New Roman" w:hAnsi="Consolas" w:cs="Times New Roman"/>
+          <w:color w:val="4EC9B0"/>
+          <w:sz w:val="27"/>
+          <w:szCs w:val="27"/>
+          <w:lang w:bidi="gu-IN"/>
+        </w:rPr>
+        <w:t>AppComponent</w:t>
+      </w:r>
+      <w:proofErr w:type="spellEnd"/>
+      <w:r>
+        <w:rPr>
+          <w:rFonts w:ascii="Consolas" w:eastAsia="Times New Roman" w:hAnsi="Consolas" w:cs="Times New Roman"/>
+          <w:color w:val="CCCCCC"/>
+          <w:sz w:val="27"/>
+          <w:szCs w:val="27"/>
+          <w:lang w:bidi="gu-IN"/>
+        </w:rPr>
+        <w:t>]</w:t>
+      </w:r>
+    </w:p>
+    <w:p>
+      <w:pPr>
+        <w:shd w:val="clear" w:color="auto" w:fill="1F1F1F"/>
+        <w:spacing w:after="0" w:line="360" w:lineRule="atLeast"/>
+        <w:rPr>
+          <w:rFonts w:ascii="Consolas" w:eastAsia="Times New Roman" w:hAnsi="Consolas" w:cs="Times New Roman"/>
+          <w:color w:val="CCCCCC"/>
+          <w:sz w:val="27"/>
+          <w:szCs w:val="27"/>
+          <w:lang w:bidi="gu-IN"/>
+        </w:rPr>
+      </w:pPr>
+      <w:r>
+        <w:rPr>
+          <w:rFonts w:ascii="Consolas" w:eastAsia="Times New Roman" w:hAnsi="Consolas" w:cs="Times New Roman"/>
+          <w:color w:val="CCCCCC"/>
+          <w:sz w:val="27"/>
+          <w:szCs w:val="27"/>
+          <w:lang w:bidi="gu-IN"/>
+        </w:rPr>
+        <w:t>})</w:t>
+      </w:r>
+    </w:p>
+    <w:p>
+      <w:pPr>
+        <w:shd w:val="clear" w:color="auto" w:fill="1F1F1F"/>
+        <w:spacing w:after="0" w:line="360" w:lineRule="atLeast"/>
+        <w:rPr>
+          <w:rFonts w:ascii="Consolas" w:eastAsia="Times New Roman" w:hAnsi="Consolas" w:cs="Times New Roman"/>
+          <w:color w:val="CCCCCC"/>
+          <w:sz w:val="27"/>
+          <w:szCs w:val="27"/>
+          <w:lang w:bidi="gu-IN"/>
+        </w:rPr>
+      </w:pPr>
+      <w:proofErr w:type="gramStart"/>
+      <w:r>
+        <w:rPr>
+          <w:rFonts w:ascii="Consolas" w:eastAsia="Times New Roman" w:hAnsi="Consolas" w:cs="Times New Roman"/>
+          <w:color w:val="C586C0"/>
+          <w:sz w:val="27"/>
+          <w:szCs w:val="27"/>
+          <w:lang w:bidi="gu-IN"/>
+        </w:rPr>
+        <w:t>export</w:t>
+      </w:r>
+      <w:proofErr w:type="gramEnd"/>
+      <w:r>
+        <w:rPr>
+          <w:rFonts w:ascii="Consolas" w:eastAsia="Times New Roman" w:hAnsi="Consolas" w:cs="Times New Roman"/>
+          <w:color w:val="CCCCCC"/>
+          <w:sz w:val="27"/>
+          <w:szCs w:val="27"/>
+          <w:lang w:bidi="gu-IN"/>
+        </w:rPr>
+        <w:t xml:space="preserve"> </w:t>
+      </w:r>
+      <w:r>
+        <w:rPr>
+          <w:rFonts w:ascii="Consolas" w:eastAsia="Times New Roman" w:hAnsi="Consolas" w:cs="Times New Roman"/>
+          <w:color w:val="569CD6"/>
+          <w:sz w:val="27"/>
+          <w:szCs w:val="27"/>
+          <w:lang w:bidi="gu-IN"/>
+        </w:rPr>
+        <w:t>class</w:t>
+      </w:r>
+      <w:r>
+        <w:rPr>
+          <w:rFonts w:ascii="Consolas" w:eastAsia="Times New Roman" w:hAnsi="Consolas" w:cs="Times New Roman"/>
+          <w:color w:val="CCCCCC"/>
+          <w:sz w:val="27"/>
+          <w:szCs w:val="27"/>
+          <w:lang w:bidi="gu-IN"/>
+        </w:rPr>
+        <w:t xml:space="preserve"> </w:t>
+      </w:r>
+      <w:proofErr w:type="spellStart"/>
+      <w:r>
+        <w:rPr>
+          <w:rFonts w:ascii="Consolas" w:eastAsia="Times New Roman" w:hAnsi="Consolas" w:cs="Times New Roman"/>
+          <w:color w:val="4EC9B0"/>
+          <w:sz w:val="27"/>
+          <w:szCs w:val="27"/>
+          <w:lang w:bidi="gu-IN"/>
+        </w:rPr>
+        <w:t>AppModule</w:t>
+      </w:r>
+      <w:proofErr w:type="spellEnd"/>
+      <w:r>
+        <w:rPr>
+          <w:rFonts w:ascii="Consolas" w:eastAsia="Times New Roman" w:hAnsi="Consolas" w:cs="Times New Roman"/>
+          <w:color w:val="CCCCCC"/>
+          <w:sz w:val="27"/>
+          <w:szCs w:val="27"/>
+          <w:lang w:bidi="gu-IN"/>
+        </w:rPr>
+        <w:t xml:space="preserve"> { }</w:t>
+      </w:r>
+    </w:p>
+    <w:p>
+      <w:pPr>
+        <w:shd w:val="clear" w:color="auto" w:fill="1F1F1F"/>
+        <w:spacing w:after="0" w:line="360" w:lineRule="atLeast"/>
+        <w:rPr>
+          <w:rFonts w:ascii="Consolas" w:eastAsia="Times New Roman" w:hAnsi="Consolas" w:cs="Times New Roman"/>
+          <w:color w:val="CCCCCC"/>
+          <w:sz w:val="27"/>
+          <w:szCs w:val="27"/>
+          <w:lang w:bidi="gu-IN"/>
+        </w:rPr>
+      </w:pPr>
+    </w:p>
+    <w:p>
+      <w:pPr>
+        <w:pStyle w:val="ListParagraph"/>
+        <w:ind w:left="1080"/>
+      </w:pPr>
+      <w:proofErr w:type="spellStart"/>
+      <w:proofErr w:type="gramStart"/>
+      <w:r>
+        <w:t>ts.config.json</w:t>
+      </w:r>
+      <w:proofErr w:type="spellEnd"/>
+      <w:proofErr w:type="gramEnd"/>
+      <w:r>
+        <w:t xml:space="preserve"> file </w:t>
+      </w:r>
+    </w:p>
+    <w:p>
+      <w:pPr>
+        <w:shd w:val="clear" w:color="auto" w:fill="1F1F1F"/>
+        <w:spacing w:after="0" w:line="360" w:lineRule="atLeast"/>
+        <w:rPr>
+          <w:rFonts w:ascii="Consolas" w:eastAsia="Times New Roman" w:hAnsi="Consolas" w:cs="Times New Roman"/>
+          <w:color w:val="CCCCCC"/>
+          <w:sz w:val="27"/>
+          <w:szCs w:val="27"/>
+          <w:lang w:bidi="gu-IN"/>
+        </w:rPr>
+      </w:pPr>
+      <w:r>
+        <w:rPr>
+          <w:rFonts w:ascii="Consolas" w:eastAsia="Times New Roman" w:hAnsi="Consolas" w:cs="Times New Roman"/>
+          <w:color w:val="6A9955"/>
+          <w:sz w:val="27"/>
+          <w:szCs w:val="27"/>
+          <w:lang w:bidi="gu-IN"/>
+        </w:rPr>
+        <w:t xml:space="preserve">/* </w:t>
+      </w:r>
+      <w:proofErr w:type="gramStart"/>
+      <w:r>
+        <w:rPr>
+          <w:rFonts w:ascii="Consolas" w:eastAsia="Times New Roman" w:hAnsi="Consolas" w:cs="Times New Roman"/>
+          <w:color w:val="6A9955"/>
+          <w:sz w:val="27"/>
+          <w:szCs w:val="27"/>
+          <w:lang w:bidi="gu-IN"/>
+        </w:rPr>
+        <w:t>To</w:t>
+      </w:r>
+      <w:proofErr w:type="gramEnd"/>
+      <w:r>
+        <w:rPr>
+          <w:rFonts w:ascii="Consolas" w:eastAsia="Times New Roman" w:hAnsi="Consolas" w:cs="Times New Roman"/>
+          <w:color w:val="6A9955"/>
+          <w:sz w:val="27"/>
+          <w:szCs w:val="27"/>
+          <w:lang w:bidi="gu-IN"/>
+        </w:rPr>
+        <w:t xml:space="preserve"> learn more about this file see: https://angular.io/config/tsconfig. */</w:t>
+      </w:r>
+    </w:p>
+    <w:p>
+      <w:pPr>
+        <w:shd w:val="clear" w:color="auto" w:fill="1F1F1F"/>
+        <w:spacing w:after="0" w:line="360" w:lineRule="atLeast"/>
+        <w:rPr>
+          <w:rFonts w:ascii="Consolas" w:eastAsia="Times New Roman" w:hAnsi="Consolas" w:cs="Times New Roman"/>
+          <w:color w:val="CCCCCC"/>
+          <w:sz w:val="27"/>
+          <w:szCs w:val="27"/>
+          <w:lang w:bidi="gu-IN"/>
+        </w:rPr>
+      </w:pPr>
+      <w:r>
+        <w:rPr>
+          <w:rFonts w:ascii="Consolas" w:eastAsia="Times New Roman" w:hAnsi="Consolas" w:cs="Times New Roman"/>
+          <w:color w:val="CCCCCC"/>
+          <w:sz w:val="27"/>
+          <w:szCs w:val="27"/>
+          <w:lang w:bidi="gu-IN"/>
+        </w:rPr>
+        <w:t>{</w:t>
+      </w:r>
+    </w:p>
+    <w:p>
+      <w:pPr>
+        <w:shd w:val="clear" w:color="auto" w:fill="1F1F1F"/>
+        <w:spacing w:after="0" w:line="360" w:lineRule="atLeast"/>
+        <w:rPr>
+          <w:rFonts w:ascii="Consolas" w:eastAsia="Times New Roman" w:hAnsi="Consolas" w:cs="Times New Roman"/>
+          <w:color w:val="CCCCCC"/>
+          <w:sz w:val="27"/>
+          <w:szCs w:val="27"/>
+          <w:lang w:bidi="gu-IN"/>
+        </w:rPr>
+      </w:pPr>
+      <w:r>
+        <w:rPr>
+          <w:rFonts w:ascii="Consolas" w:eastAsia="Times New Roman" w:hAnsi="Consolas" w:cs="Times New Roman"/>
+          <w:color w:val="CCCCCC"/>
+          <w:sz w:val="27"/>
+          <w:szCs w:val="27"/>
+          <w:lang w:bidi="gu-IN"/>
+        </w:rPr>
+        <w:t xml:space="preserve">  </w:t>
+      </w:r>
+      <w:r>
+        <w:rPr>
+          <w:rFonts w:ascii="Consolas" w:eastAsia="Times New Roman" w:hAnsi="Consolas" w:cs="Times New Roman"/>
+          <w:color w:val="9CDCFE"/>
+          <w:sz w:val="27"/>
+          <w:szCs w:val="27"/>
+          <w:lang w:bidi="gu-IN"/>
+        </w:rPr>
+        <w:t>"</w:t>
+      </w:r>
+      <w:proofErr w:type="spellStart"/>
+      <w:proofErr w:type="gramStart"/>
+      <w:r>
+        <w:rPr>
+          <w:rFonts w:ascii="Consolas" w:eastAsia="Times New Roman" w:hAnsi="Consolas" w:cs="Times New Roman"/>
+          <w:color w:val="9CDCFE"/>
+          <w:sz w:val="27"/>
+          <w:szCs w:val="27"/>
+          <w:lang w:bidi="gu-IN"/>
+        </w:rPr>
+        <w:t>compileOnSave</w:t>
+      </w:r>
+      <w:proofErr w:type="spellEnd"/>
+      <w:proofErr w:type="gramEnd"/>
+      <w:r>
+        <w:rPr>
+          <w:rFonts w:ascii="Consolas" w:eastAsia="Times New Roman" w:hAnsi="Consolas" w:cs="Times New Roman"/>
+          <w:color w:val="9CDCFE"/>
+          <w:sz w:val="27"/>
+          <w:szCs w:val="27"/>
+          <w:lang w:bidi="gu-IN"/>
+        </w:rPr>
+        <w:t>"</w:t>
+      </w:r>
+      <w:r>
+        <w:rPr>
+          <w:rFonts w:ascii="Consolas" w:eastAsia="Times New Roman" w:hAnsi="Consolas" w:cs="Times New Roman"/>
+          <w:color w:val="CCCCCC"/>
+          <w:sz w:val="27"/>
+          <w:szCs w:val="27"/>
+          <w:lang w:bidi="gu-IN"/>
+        </w:rPr>
+        <w:t xml:space="preserve">: </w:t>
+      </w:r>
+      <w:r>
+        <w:rPr>
+          <w:rFonts w:ascii="Consolas" w:eastAsia="Times New Roman" w:hAnsi="Consolas" w:cs="Times New Roman"/>
+          <w:color w:val="569CD6"/>
+          <w:sz w:val="27"/>
+          <w:szCs w:val="27"/>
+          <w:lang w:bidi="gu-IN"/>
+        </w:rPr>
+        <w:t>false</w:t>
+      </w:r>
+      <w:r>
+        <w:rPr>
+          <w:rFonts w:ascii="Consolas" w:eastAsia="Times New Roman" w:hAnsi="Consolas" w:cs="Times New Roman"/>
+          <w:color w:val="CCCCCC"/>
+          <w:sz w:val="27"/>
+          <w:szCs w:val="27"/>
+          <w:lang w:bidi="gu-IN"/>
+        </w:rPr>
+        <w:t>,</w:t>
+      </w:r>
+    </w:p>
+    <w:p>
+      <w:pPr>
+        <w:shd w:val="clear" w:color="auto" w:fill="1F1F1F"/>
+        <w:spacing w:after="0" w:line="360" w:lineRule="atLeast"/>
+        <w:rPr>
+          <w:rFonts w:ascii="Consolas" w:eastAsia="Times New Roman" w:hAnsi="Consolas" w:cs="Times New Roman"/>
+          <w:color w:val="CCCCCC"/>
+          <w:sz w:val="27"/>
+          <w:szCs w:val="27"/>
+          <w:lang w:bidi="gu-IN"/>
+        </w:rPr>
+      </w:pPr>
+      <w:r>
+        <w:rPr>
+          <w:rFonts w:ascii="Consolas" w:eastAsia="Times New Roman" w:hAnsi="Consolas" w:cs="Times New Roman"/>
+          <w:color w:val="CCCCCC"/>
+          <w:sz w:val="27"/>
+          <w:szCs w:val="27"/>
+          <w:lang w:bidi="gu-IN"/>
+        </w:rPr>
+        <w:t xml:space="preserve">  </w:t>
+      </w:r>
+      <w:r>
+        <w:rPr>
+          <w:rFonts w:ascii="Consolas" w:eastAsia="Times New Roman" w:hAnsi="Consolas" w:cs="Times New Roman"/>
+          <w:color w:val="9CDCFE"/>
+          <w:sz w:val="27"/>
+          <w:szCs w:val="27"/>
+          <w:lang w:bidi="gu-IN"/>
+        </w:rPr>
+        <w:t>"</w:t>
+      </w:r>
+      <w:proofErr w:type="spellStart"/>
+      <w:proofErr w:type="gramStart"/>
+      <w:r>
+        <w:rPr>
+          <w:rFonts w:ascii="Consolas" w:eastAsia="Times New Roman" w:hAnsi="Consolas" w:cs="Times New Roman"/>
+          <w:color w:val="9CDCFE"/>
+          <w:sz w:val="27"/>
+          <w:szCs w:val="27"/>
+          <w:lang w:bidi="gu-IN"/>
+        </w:rPr>
+        <w:t>compilerOptions</w:t>
+      </w:r>
+      <w:proofErr w:type="spellEnd"/>
+      <w:proofErr w:type="gramEnd"/>
+      <w:r>
+        <w:rPr>
+          <w:rFonts w:ascii="Consolas" w:eastAsia="Times New Roman" w:hAnsi="Consolas" w:cs="Times New Roman"/>
+          <w:color w:val="9CDCFE"/>
+          <w:sz w:val="27"/>
+          <w:szCs w:val="27"/>
+          <w:lang w:bidi="gu-IN"/>
+        </w:rPr>
+        <w:t>"</w:t>
+      </w:r>
+      <w:r>
+        <w:rPr>
+          <w:rFonts w:ascii="Consolas" w:eastAsia="Times New Roman" w:hAnsi="Consolas" w:cs="Times New Roman"/>
+          <w:color w:val="CCCCCC"/>
+          <w:sz w:val="27"/>
+          <w:szCs w:val="27"/>
+          <w:lang w:bidi="gu-IN"/>
+        </w:rPr>
+        <w:t>: {</w:t>
+      </w:r>
+    </w:p>
+    <w:p>
+      <w:pPr>
+        <w:shd w:val="clear" w:color="auto" w:fill="1F1F1F"/>
+        <w:spacing w:after="0" w:line="360" w:lineRule="atLeast"/>
+        <w:rPr>
+          <w:rFonts w:ascii="Consolas" w:eastAsia="Times New Roman" w:hAnsi="Consolas" w:cs="Times New Roman"/>
+          <w:color w:val="CCCCCC"/>
+          <w:sz w:val="27"/>
+          <w:szCs w:val="27"/>
+          <w:lang w:bidi="gu-IN"/>
+        </w:rPr>
+      </w:pPr>
+      <w:r>
+        <w:rPr>
+          <w:rFonts w:ascii="Consolas" w:eastAsia="Times New Roman" w:hAnsi="Consolas" w:cs="Times New Roman"/>
+          <w:color w:val="CCCCCC"/>
+          <w:sz w:val="27"/>
+          <w:szCs w:val="27"/>
+          <w:lang w:bidi="gu-IN"/>
+        </w:rPr>
+        <w:t xml:space="preserve">    </w:t>
+      </w:r>
+      <w:r>
+        <w:rPr>
+          <w:rFonts w:ascii="Consolas" w:eastAsia="Times New Roman" w:hAnsi="Consolas" w:cs="Times New Roman"/>
+          <w:color w:val="9CDCFE"/>
+          <w:sz w:val="27"/>
+          <w:szCs w:val="27"/>
+          <w:lang w:bidi="gu-IN"/>
+        </w:rPr>
+        <w:t>"</w:t>
+      </w:r>
+      <w:proofErr w:type="spellStart"/>
+      <w:proofErr w:type="gramStart"/>
+      <w:r>
+        <w:rPr>
+          <w:rFonts w:ascii="Consolas" w:eastAsia="Times New Roman" w:hAnsi="Consolas" w:cs="Times New Roman"/>
+          <w:color w:val="9CDCFE"/>
+          <w:sz w:val="27"/>
+          <w:szCs w:val="27"/>
+          <w:lang w:bidi="gu-IN"/>
+        </w:rPr>
+        <w:t>baseUrl</w:t>
+      </w:r>
+      <w:proofErr w:type="spellEnd"/>
+      <w:proofErr w:type="gramEnd"/>
+      <w:r>
+        <w:rPr>
+          <w:rFonts w:ascii="Consolas" w:eastAsia="Times New Roman" w:hAnsi="Consolas" w:cs="Times New Roman"/>
+          <w:color w:val="9CDCFE"/>
+          <w:sz w:val="27"/>
+          <w:szCs w:val="27"/>
+          <w:lang w:bidi="gu-IN"/>
+        </w:rPr>
+        <w:t>"</w:t>
+      </w:r>
+      <w:r>
+        <w:rPr>
+          <w:rFonts w:ascii="Consolas" w:eastAsia="Times New Roman" w:hAnsi="Consolas" w:cs="Times New Roman"/>
+          <w:color w:val="CCCCCC"/>
+          <w:sz w:val="27"/>
+          <w:szCs w:val="27"/>
+          <w:lang w:bidi="gu-IN"/>
+        </w:rPr>
+        <w:t xml:space="preserve">: </w:t>
+      </w:r>
+      <w:r>
+        <w:rPr>
+          <w:rFonts w:ascii="Consolas" w:eastAsia="Times New Roman" w:hAnsi="Consolas" w:cs="Times New Roman"/>
+          <w:color w:val="CE9178"/>
+          <w:sz w:val="27"/>
+          <w:szCs w:val="27"/>
+          <w:lang w:bidi="gu-IN"/>
+        </w:rPr>
+        <w:t>"./"</w:t>
+      </w:r>
+      <w:r>
+        <w:rPr>
+          <w:rFonts w:ascii="Consolas" w:eastAsia="Times New Roman" w:hAnsi="Consolas" w:cs="Times New Roman"/>
+          <w:color w:val="CCCCCC"/>
+          <w:sz w:val="27"/>
+          <w:szCs w:val="27"/>
+          <w:lang w:bidi="gu-IN"/>
+        </w:rPr>
+        <w:t>,</w:t>
+      </w:r>
+    </w:p>
+    <w:p>
+      <w:pPr>
+        <w:shd w:val="clear" w:color="auto" w:fill="1F1F1F"/>
+        <w:spacing w:after="0" w:line="360" w:lineRule="atLeast"/>
+        <w:rPr>
+          <w:rFonts w:ascii="Consolas" w:eastAsia="Times New Roman" w:hAnsi="Consolas" w:cs="Times New Roman"/>
+          <w:color w:val="CCCCCC"/>
+          <w:sz w:val="27"/>
+          <w:szCs w:val="27"/>
+          <w:lang w:bidi="gu-IN"/>
+        </w:rPr>
+      </w:pPr>
+      <w:r>
+        <w:rPr>
+          <w:rFonts w:ascii="Consolas" w:eastAsia="Times New Roman" w:hAnsi="Consolas" w:cs="Times New Roman"/>
+          <w:color w:val="CCCCCC"/>
+          <w:sz w:val="27"/>
+          <w:szCs w:val="27"/>
+          <w:lang w:bidi="gu-IN"/>
+        </w:rPr>
+        <w:t xml:space="preserve">    </w:t>
+      </w:r>
+      <w:r>
+        <w:rPr>
+          <w:rFonts w:ascii="Consolas" w:eastAsia="Times New Roman" w:hAnsi="Consolas" w:cs="Times New Roman"/>
+          <w:color w:val="9CDCFE"/>
+          <w:sz w:val="27"/>
+          <w:szCs w:val="27"/>
+          <w:lang w:bidi="gu-IN"/>
+        </w:rPr>
+        <w:t>"</w:t>
+      </w:r>
+      <w:proofErr w:type="spellStart"/>
+      <w:proofErr w:type="gramStart"/>
+      <w:r>
+        <w:rPr>
+          <w:rFonts w:ascii="Consolas" w:eastAsia="Times New Roman" w:hAnsi="Consolas" w:cs="Times New Roman"/>
+          <w:color w:val="9CDCFE"/>
+          <w:sz w:val="27"/>
+          <w:szCs w:val="27"/>
+          <w:lang w:bidi="gu-IN"/>
+        </w:rPr>
+        <w:t>outDir</w:t>
+      </w:r>
+      <w:proofErr w:type="spellEnd"/>
+      <w:proofErr w:type="gramEnd"/>
+      <w:r>
+        <w:rPr>
+          <w:rFonts w:ascii="Consolas" w:eastAsia="Times New Roman" w:hAnsi="Consolas" w:cs="Times New Roman"/>
+          <w:color w:val="9CDCFE"/>
+          <w:sz w:val="27"/>
+          <w:szCs w:val="27"/>
+          <w:lang w:bidi="gu-IN"/>
+        </w:rPr>
+        <w:t>"</w:t>
+      </w:r>
+      <w:r>
+        <w:rPr>
+          <w:rFonts w:ascii="Consolas" w:eastAsia="Times New Roman" w:hAnsi="Consolas" w:cs="Times New Roman"/>
+          <w:color w:val="CCCCCC"/>
+          <w:sz w:val="27"/>
+          <w:szCs w:val="27"/>
+          <w:lang w:bidi="gu-IN"/>
+        </w:rPr>
+        <w:t xml:space="preserve">: </w:t>
+      </w:r>
+      <w:r>
+        <w:rPr>
+          <w:rFonts w:ascii="Consolas" w:eastAsia="Times New Roman" w:hAnsi="Consolas" w:cs="Times New Roman"/>
+          <w:color w:val="CE9178"/>
+          <w:sz w:val="27"/>
+          <w:szCs w:val="27"/>
+          <w:lang w:bidi="gu-IN"/>
+        </w:rPr>
+        <w:t>"./</w:t>
+      </w:r>
+      <w:proofErr w:type="spellStart"/>
+      <w:r>
+        <w:rPr>
+          <w:rFonts w:ascii="Consolas" w:eastAsia="Times New Roman" w:hAnsi="Consolas" w:cs="Times New Roman"/>
+          <w:color w:val="CE9178"/>
+          <w:sz w:val="27"/>
+          <w:szCs w:val="27"/>
+          <w:lang w:bidi="gu-IN"/>
+        </w:rPr>
+        <w:t>dist</w:t>
+      </w:r>
+      <w:proofErr w:type="spellEnd"/>
+      <w:r>
+        <w:rPr>
+          <w:rFonts w:ascii="Consolas" w:eastAsia="Times New Roman" w:hAnsi="Consolas" w:cs="Times New Roman"/>
+          <w:color w:val="CE9178"/>
+          <w:sz w:val="27"/>
+          <w:szCs w:val="27"/>
+          <w:lang w:bidi="gu-IN"/>
+        </w:rPr>
+        <w:t>/out-</w:t>
+      </w:r>
+      <w:proofErr w:type="spellStart"/>
+      <w:r>
+        <w:rPr>
+          <w:rFonts w:ascii="Consolas" w:eastAsia="Times New Roman" w:hAnsi="Consolas" w:cs="Times New Roman"/>
+          <w:color w:val="CE9178"/>
+          <w:sz w:val="27"/>
+          <w:szCs w:val="27"/>
+          <w:lang w:bidi="gu-IN"/>
+        </w:rPr>
+        <w:t>tsc</w:t>
+      </w:r>
+      <w:proofErr w:type="spellEnd"/>
+      <w:r>
+        <w:rPr>
+          <w:rFonts w:ascii="Consolas" w:eastAsia="Times New Roman" w:hAnsi="Consolas" w:cs="Times New Roman"/>
+          <w:color w:val="CE9178"/>
+          <w:sz w:val="27"/>
+          <w:szCs w:val="27"/>
+          <w:lang w:bidi="gu-IN"/>
+        </w:rPr>
+        <w:t>"</w:t>
+      </w:r>
+      <w:r>
+        <w:rPr>
+          <w:rFonts w:ascii="Consolas" w:eastAsia="Times New Roman" w:hAnsi="Consolas" w:cs="Times New Roman"/>
+          <w:color w:val="CCCCCC"/>
+          <w:sz w:val="27"/>
+          <w:szCs w:val="27"/>
+          <w:lang w:bidi="gu-IN"/>
+        </w:rPr>
+        <w:t>,</w:t>
+      </w:r>
+    </w:p>
+    <w:p>
+      <w:pPr>
+        <w:shd w:val="clear" w:color="auto" w:fill="1F1F1F"/>
+        <w:spacing w:after="0" w:line="360" w:lineRule="atLeast"/>
+        <w:rPr>
+          <w:rFonts w:ascii="Consolas" w:eastAsia="Times New Roman" w:hAnsi="Consolas" w:cs="Times New Roman"/>
+          <w:color w:val="CCCCCC"/>
+          <w:sz w:val="27"/>
+          <w:szCs w:val="27"/>
+          <w:lang w:bidi="gu-IN"/>
+        </w:rPr>
+      </w:pPr>
+      <w:r>
+        <w:rPr>
+          <w:rFonts w:ascii="Consolas" w:eastAsia="Times New Roman" w:hAnsi="Consolas" w:cs="Times New Roman"/>
+          <w:color w:val="CCCCCC"/>
+          <w:sz w:val="27"/>
+          <w:szCs w:val="27"/>
+          <w:lang w:bidi="gu-IN"/>
+        </w:rPr>
+        <w:t xml:space="preserve">    </w:t>
+      </w:r>
+      <w:r>
+        <w:rPr>
+          <w:rFonts w:ascii="Consolas" w:eastAsia="Times New Roman" w:hAnsi="Consolas" w:cs="Times New Roman"/>
+          <w:color w:val="9CDCFE"/>
+          <w:sz w:val="27"/>
+          <w:szCs w:val="27"/>
+          <w:lang w:bidi="gu-IN"/>
+        </w:rPr>
+        <w:t>"</w:t>
+      </w:r>
+      <w:proofErr w:type="spellStart"/>
+      <w:proofErr w:type="gramStart"/>
+      <w:r>
+        <w:rPr>
+          <w:rFonts w:ascii="Consolas" w:eastAsia="Times New Roman" w:hAnsi="Consolas" w:cs="Times New Roman"/>
+          <w:color w:val="9CDCFE"/>
+          <w:sz w:val="27"/>
+          <w:szCs w:val="27"/>
+          <w:lang w:bidi="gu-IN"/>
+        </w:rPr>
+        <w:t>forceConsistentCasingInFileNames</w:t>
+      </w:r>
+      <w:proofErr w:type="spellEnd"/>
+      <w:proofErr w:type="gramEnd"/>
+      <w:r>
+        <w:rPr>
+          <w:rFonts w:ascii="Consolas" w:eastAsia="Times New Roman" w:hAnsi="Consolas" w:cs="Times New Roman"/>
+          <w:color w:val="9CDCFE"/>
+          <w:sz w:val="27"/>
+          <w:szCs w:val="27"/>
+          <w:lang w:bidi="gu-IN"/>
+        </w:rPr>
+        <w:t>"</w:t>
+      </w:r>
+      <w:r>
+        <w:rPr>
+          <w:rFonts w:ascii="Consolas" w:eastAsia="Times New Roman" w:hAnsi="Consolas" w:cs="Times New Roman"/>
+          <w:color w:val="CCCCCC"/>
+          <w:sz w:val="27"/>
+          <w:szCs w:val="27"/>
+          <w:lang w:bidi="gu-IN"/>
+        </w:rPr>
+        <w:t xml:space="preserve">: </w:t>
+      </w:r>
+      <w:r>
+        <w:rPr>
+          <w:rFonts w:ascii="Consolas" w:eastAsia="Times New Roman" w:hAnsi="Consolas" w:cs="Times New Roman"/>
+          <w:color w:val="569CD6"/>
+          <w:sz w:val="27"/>
+          <w:szCs w:val="27"/>
+          <w:lang w:bidi="gu-IN"/>
+        </w:rPr>
+        <w:t>true</w:t>
+      </w:r>
+      <w:r>
+        <w:rPr>
+          <w:rFonts w:ascii="Consolas" w:eastAsia="Times New Roman" w:hAnsi="Consolas" w:cs="Times New Roman"/>
+          <w:color w:val="CCCCCC"/>
+          <w:sz w:val="27"/>
+          <w:szCs w:val="27"/>
+          <w:lang w:bidi="gu-IN"/>
+        </w:rPr>
+        <w:t>,</w:t>
+      </w:r>
+    </w:p>
+    <w:p>
+      <w:pPr>
+        <w:shd w:val="clear" w:color="auto" w:fill="1F1F1F"/>
+        <w:spacing w:after="0" w:line="360" w:lineRule="atLeast"/>
+        <w:rPr>
+          <w:rFonts w:ascii="Consolas" w:eastAsia="Times New Roman" w:hAnsi="Consolas" w:cs="Times New Roman"/>
+          <w:color w:val="CCCCCC"/>
+          <w:sz w:val="27"/>
+          <w:szCs w:val="27"/>
+          <w:lang w:bidi="gu-IN"/>
+        </w:rPr>
+      </w:pPr>
+      <w:r>
+        <w:rPr>
+          <w:rFonts w:ascii="Consolas" w:eastAsia="Times New Roman" w:hAnsi="Consolas" w:cs="Times New Roman"/>
+          <w:color w:val="CCCCCC"/>
+          <w:sz w:val="27"/>
+          <w:szCs w:val="27"/>
+          <w:lang w:bidi="gu-IN"/>
+        </w:rPr>
+        <w:t xml:space="preserve">    </w:t>
+      </w:r>
+      <w:r>
+        <w:rPr>
+          <w:rFonts w:ascii="Consolas" w:eastAsia="Times New Roman" w:hAnsi="Consolas" w:cs="Times New Roman"/>
+          <w:color w:val="9CDCFE"/>
+          <w:sz w:val="27"/>
+          <w:szCs w:val="27"/>
+          <w:highlight w:val="darkBlue"/>
+          <w:lang w:bidi="gu-IN"/>
+        </w:rPr>
+        <w:t>"</w:t>
+      </w:r>
+      <w:proofErr w:type="spellStart"/>
+      <w:proofErr w:type="gramStart"/>
+      <w:r>
+        <w:rPr>
+          <w:rFonts w:ascii="Consolas" w:eastAsia="Times New Roman" w:hAnsi="Consolas" w:cs="Times New Roman"/>
+          <w:color w:val="9CDCFE"/>
+          <w:sz w:val="27"/>
+          <w:szCs w:val="27"/>
+          <w:highlight w:val="darkBlue"/>
+          <w:lang w:bidi="gu-IN"/>
+        </w:rPr>
+        <w:t>strictPropertyInitialization</w:t>
+      </w:r>
+      <w:proofErr w:type="spellEnd"/>
+      <w:proofErr w:type="gramEnd"/>
+      <w:r>
+        <w:rPr>
+          <w:rFonts w:ascii="Consolas" w:eastAsia="Times New Roman" w:hAnsi="Consolas" w:cs="Times New Roman"/>
+          <w:color w:val="9CDCFE"/>
+          <w:sz w:val="27"/>
+          <w:szCs w:val="27"/>
+          <w:highlight w:val="darkBlue"/>
+          <w:lang w:bidi="gu-IN"/>
+        </w:rPr>
+        <w:t>"</w:t>
+      </w:r>
+      <w:r>
+        <w:rPr>
+          <w:rFonts w:ascii="Consolas" w:eastAsia="Times New Roman" w:hAnsi="Consolas" w:cs="Times New Roman"/>
+          <w:color w:val="CCCCCC"/>
+          <w:sz w:val="27"/>
+          <w:szCs w:val="27"/>
+          <w:highlight w:val="darkBlue"/>
+          <w:lang w:bidi="gu-IN"/>
+        </w:rPr>
+        <w:t xml:space="preserve">: </w:t>
+      </w:r>
+      <w:r>
+        <w:rPr>
+          <w:rFonts w:ascii="Consolas" w:eastAsia="Times New Roman" w:hAnsi="Consolas" w:cs="Times New Roman"/>
+          <w:color w:val="569CD6"/>
+          <w:sz w:val="27"/>
+          <w:szCs w:val="27"/>
+          <w:highlight w:val="darkBlue"/>
+          <w:lang w:bidi="gu-IN"/>
+        </w:rPr>
+        <w:t>false</w:t>
+      </w:r>
+      <w:r>
+        <w:rPr>
+          <w:rFonts w:ascii="Consolas" w:eastAsia="Times New Roman" w:hAnsi="Consolas" w:cs="Times New Roman"/>
+          <w:color w:val="CCCCCC"/>
+          <w:sz w:val="27"/>
+          <w:szCs w:val="27"/>
+          <w:highlight w:val="darkBlue"/>
+          <w:lang w:bidi="gu-IN"/>
+        </w:rPr>
+        <w:t>,</w:t>
+      </w:r>
+    </w:p>
+    <w:p>
+      <w:pPr>
+        <w:shd w:val="clear" w:color="auto" w:fill="1F1F1F"/>
+        <w:spacing w:after="0" w:line="360" w:lineRule="atLeast"/>
+        <w:rPr>
+          <w:rFonts w:ascii="Consolas" w:eastAsia="Times New Roman" w:hAnsi="Consolas" w:cs="Times New Roman"/>
+          <w:color w:val="CCCCCC"/>
+          <w:sz w:val="27"/>
+          <w:szCs w:val="27"/>
+          <w:lang w:bidi="gu-IN"/>
+        </w:rPr>
+      </w:pPr>
+      <w:r>
+        <w:rPr>
+          <w:rFonts w:ascii="Consolas" w:eastAsia="Times New Roman" w:hAnsi="Consolas" w:cs="Times New Roman"/>
+          <w:color w:val="CCCCCC"/>
+          <w:sz w:val="27"/>
+          <w:szCs w:val="27"/>
+          <w:lang w:bidi="gu-IN"/>
+        </w:rPr>
+        <w:t xml:space="preserve">    </w:t>
+      </w:r>
+      <w:r>
+        <w:rPr>
+          <w:rFonts w:ascii="Consolas" w:eastAsia="Times New Roman" w:hAnsi="Consolas" w:cs="Times New Roman"/>
+          <w:color w:val="9CDCFE"/>
+          <w:sz w:val="27"/>
+          <w:szCs w:val="27"/>
+          <w:lang w:bidi="gu-IN"/>
+        </w:rPr>
+        <w:t>"</w:t>
+      </w:r>
+      <w:proofErr w:type="gramStart"/>
+      <w:r>
+        <w:rPr>
+          <w:rFonts w:ascii="Consolas" w:eastAsia="Times New Roman" w:hAnsi="Consolas" w:cs="Times New Roman"/>
+          <w:color w:val="9CDCFE"/>
+          <w:sz w:val="27"/>
+          <w:szCs w:val="27"/>
+          <w:lang w:bidi="gu-IN"/>
+        </w:rPr>
+        <w:t>strict</w:t>
+      </w:r>
+      <w:proofErr w:type="gramEnd"/>
+      <w:r>
+        <w:rPr>
+          <w:rFonts w:ascii="Consolas" w:eastAsia="Times New Roman" w:hAnsi="Consolas" w:cs="Times New Roman"/>
+          <w:color w:val="9CDCFE"/>
+          <w:sz w:val="27"/>
+          <w:szCs w:val="27"/>
+          <w:lang w:bidi="gu-IN"/>
+        </w:rPr>
+        <w:t>"</w:t>
+      </w:r>
+      <w:r>
+        <w:rPr>
+          <w:rFonts w:ascii="Consolas" w:eastAsia="Times New Roman" w:hAnsi="Consolas" w:cs="Times New Roman"/>
+          <w:color w:val="CCCCCC"/>
+          <w:sz w:val="27"/>
+          <w:szCs w:val="27"/>
+          <w:lang w:bidi="gu-IN"/>
+        </w:rPr>
+        <w:t xml:space="preserve">: </w:t>
+      </w:r>
+      <w:r>
+        <w:rPr>
+          <w:rFonts w:ascii="Consolas" w:eastAsia="Times New Roman" w:hAnsi="Consolas" w:cs="Times New Roman"/>
+          <w:color w:val="569CD6"/>
+          <w:sz w:val="27"/>
+          <w:szCs w:val="27"/>
+          <w:lang w:bidi="gu-IN"/>
+        </w:rPr>
+        <w:t>true</w:t>
+      </w:r>
+      <w:r>
+        <w:rPr>
+          <w:rFonts w:ascii="Consolas" w:eastAsia="Times New Roman" w:hAnsi="Consolas" w:cs="Times New Roman"/>
+          <w:color w:val="CCCCCC"/>
+          <w:sz w:val="27"/>
+          <w:szCs w:val="27"/>
+          <w:lang w:bidi="gu-IN"/>
+        </w:rPr>
+        <w:t>,</w:t>
+      </w:r>
+    </w:p>
+    <w:p>
+      <w:pPr>
+        <w:shd w:val="clear" w:color="auto" w:fill="1F1F1F"/>
+        <w:spacing w:after="0" w:line="360" w:lineRule="atLeast"/>
+        <w:rPr>
+          <w:rFonts w:ascii="Consolas" w:eastAsia="Times New Roman" w:hAnsi="Consolas" w:cs="Times New Roman"/>
+          <w:color w:val="CCCCCC"/>
+          <w:sz w:val="27"/>
+          <w:szCs w:val="27"/>
+          <w:lang w:bidi="gu-IN"/>
+        </w:rPr>
+      </w:pPr>
+      <w:r>
+        <w:rPr>
+          <w:rFonts w:ascii="Consolas" w:eastAsia="Times New Roman" w:hAnsi="Consolas" w:cs="Times New Roman"/>
+          <w:color w:val="CCCCCC"/>
+          <w:sz w:val="27"/>
+          <w:szCs w:val="27"/>
+          <w:lang w:bidi="gu-IN"/>
+        </w:rPr>
+        <w:t xml:space="preserve">    </w:t>
+      </w:r>
+      <w:r>
+        <w:rPr>
+          <w:rFonts w:ascii="Consolas" w:eastAsia="Times New Roman" w:hAnsi="Consolas" w:cs="Times New Roman"/>
+          <w:color w:val="9CDCFE"/>
+          <w:sz w:val="27"/>
+          <w:szCs w:val="27"/>
+          <w:lang w:bidi="gu-IN"/>
+        </w:rPr>
+        <w:t>"</w:t>
+      </w:r>
+      <w:proofErr w:type="spellStart"/>
+      <w:proofErr w:type="gramStart"/>
+      <w:r>
+        <w:rPr>
+          <w:rFonts w:ascii="Consolas" w:eastAsia="Times New Roman" w:hAnsi="Consolas" w:cs="Times New Roman"/>
+          <w:color w:val="9CDCFE"/>
+          <w:sz w:val="27"/>
+          <w:szCs w:val="27"/>
+          <w:lang w:bidi="gu-IN"/>
+        </w:rPr>
+        <w:t>noImplicitOverride</w:t>
+      </w:r>
+      <w:proofErr w:type="spellEnd"/>
+      <w:proofErr w:type="gramEnd"/>
+      <w:r>
+        <w:rPr>
+          <w:rFonts w:ascii="Consolas" w:eastAsia="Times New Roman" w:hAnsi="Consolas" w:cs="Times New Roman"/>
+          <w:color w:val="9CDCFE"/>
+          <w:sz w:val="27"/>
+          <w:szCs w:val="27"/>
+          <w:lang w:bidi="gu-IN"/>
+        </w:rPr>
+        <w:t>"</w:t>
+      </w:r>
+      <w:r>
+        <w:rPr>
+          <w:rFonts w:ascii="Consolas" w:eastAsia="Times New Roman" w:hAnsi="Consolas" w:cs="Times New Roman"/>
+          <w:color w:val="CCCCCC"/>
+          <w:sz w:val="27"/>
+          <w:szCs w:val="27"/>
+          <w:lang w:bidi="gu-IN"/>
+        </w:rPr>
+        <w:t xml:space="preserve">: </w:t>
+      </w:r>
+      <w:r>
+        <w:rPr>
+          <w:rFonts w:ascii="Consolas" w:eastAsia="Times New Roman" w:hAnsi="Consolas" w:cs="Times New Roman"/>
+          <w:color w:val="569CD6"/>
+          <w:sz w:val="27"/>
+          <w:szCs w:val="27"/>
+          <w:lang w:bidi="gu-IN"/>
+        </w:rPr>
+        <w:t>true</w:t>
+      </w:r>
+      <w:r>
+        <w:rPr>
+          <w:rFonts w:ascii="Consolas" w:eastAsia="Times New Roman" w:hAnsi="Consolas" w:cs="Times New Roman"/>
+          <w:color w:val="CCCCCC"/>
+          <w:sz w:val="27"/>
+          <w:szCs w:val="27"/>
+          <w:lang w:bidi="gu-IN"/>
+        </w:rPr>
+        <w:t>,</w:t>
+      </w:r>
+    </w:p>
+    <w:p>
+      <w:pPr>
+        <w:shd w:val="clear" w:color="auto" w:fill="1F1F1F"/>
+        <w:spacing w:after="0" w:line="360" w:lineRule="atLeast"/>
+        <w:rPr>
+          <w:rFonts w:ascii="Consolas" w:eastAsia="Times New Roman" w:hAnsi="Consolas" w:cs="Times New Roman"/>
+          <w:color w:val="CCCCCC"/>
+          <w:sz w:val="27"/>
+          <w:szCs w:val="27"/>
+          <w:lang w:bidi="gu-IN"/>
+        </w:rPr>
+      </w:pPr>
+      <w:r>
+        <w:rPr>
+          <w:rFonts w:ascii="Consolas" w:eastAsia="Times New Roman" w:hAnsi="Consolas" w:cs="Times New Roman"/>
+          <w:color w:val="CCCCCC"/>
+          <w:sz w:val="27"/>
+          <w:szCs w:val="27"/>
+          <w:lang w:bidi="gu-IN"/>
+        </w:rPr>
+        <w:t xml:space="preserve">    </w:t>
+      </w:r>
+      <w:r>
+        <w:rPr>
+          <w:rFonts w:ascii="Consolas" w:eastAsia="Times New Roman" w:hAnsi="Consolas" w:cs="Times New Roman"/>
+          <w:color w:val="9CDCFE"/>
+          <w:sz w:val="27"/>
+          <w:szCs w:val="27"/>
+          <w:lang w:bidi="gu-IN"/>
+        </w:rPr>
+        <w:t>"</w:t>
+      </w:r>
+      <w:proofErr w:type="spellStart"/>
+      <w:proofErr w:type="gramStart"/>
+      <w:r>
+        <w:rPr>
+          <w:rFonts w:ascii="Consolas" w:eastAsia="Times New Roman" w:hAnsi="Consolas" w:cs="Times New Roman"/>
+          <w:color w:val="9CDCFE"/>
+          <w:sz w:val="27"/>
+          <w:szCs w:val="27"/>
+          <w:lang w:bidi="gu-IN"/>
+        </w:rPr>
+        <w:t>noPropertyAccessFromIndexSignature</w:t>
+      </w:r>
+      <w:proofErr w:type="spellEnd"/>
+      <w:proofErr w:type="gramEnd"/>
+      <w:r>
+        <w:rPr>
+          <w:rFonts w:ascii="Consolas" w:eastAsia="Times New Roman" w:hAnsi="Consolas" w:cs="Times New Roman"/>
+          <w:color w:val="9CDCFE"/>
+          <w:sz w:val="27"/>
+          <w:szCs w:val="27"/>
+          <w:lang w:bidi="gu-IN"/>
+        </w:rPr>
+        <w:t>"</w:t>
+      </w:r>
+      <w:r>
+        <w:rPr>
+          <w:rFonts w:ascii="Consolas" w:eastAsia="Times New Roman" w:hAnsi="Consolas" w:cs="Times New Roman"/>
+          <w:color w:val="CCCCCC"/>
+          <w:sz w:val="27"/>
+          <w:szCs w:val="27"/>
+          <w:lang w:bidi="gu-IN"/>
+        </w:rPr>
+        <w:t xml:space="preserve">: </w:t>
+      </w:r>
+      <w:r>
+        <w:rPr>
+          <w:rFonts w:ascii="Consolas" w:eastAsia="Times New Roman" w:hAnsi="Consolas" w:cs="Times New Roman"/>
+          <w:color w:val="569CD6"/>
+          <w:sz w:val="27"/>
+          <w:szCs w:val="27"/>
+          <w:lang w:bidi="gu-IN"/>
+        </w:rPr>
+        <w:t>true</w:t>
+      </w:r>
+      <w:r>
+        <w:rPr>
+          <w:rFonts w:ascii="Consolas" w:eastAsia="Times New Roman" w:hAnsi="Consolas" w:cs="Times New Roman"/>
+          <w:color w:val="CCCCCC"/>
+          <w:sz w:val="27"/>
+          <w:szCs w:val="27"/>
+          <w:lang w:bidi="gu-IN"/>
+        </w:rPr>
+        <w:t>,</w:t>
+      </w:r>
+    </w:p>
+    <w:p>
+      <w:pPr>
+        <w:shd w:val="clear" w:color="auto" w:fill="1F1F1F"/>
+        <w:spacing w:after="0" w:line="360" w:lineRule="atLeast"/>
+        <w:rPr>
+          <w:rFonts w:ascii="Consolas" w:eastAsia="Times New Roman" w:hAnsi="Consolas" w:cs="Times New Roman"/>
+          <w:color w:val="CCCCCC"/>
+          <w:sz w:val="27"/>
+          <w:szCs w:val="27"/>
+          <w:lang w:bidi="gu-IN"/>
+        </w:rPr>
+      </w:pPr>
+      <w:r>
+        <w:rPr>
+          <w:rFonts w:ascii="Consolas" w:eastAsia="Times New Roman" w:hAnsi="Consolas" w:cs="Times New Roman"/>
+          <w:color w:val="CCCCCC"/>
+          <w:sz w:val="27"/>
+          <w:szCs w:val="27"/>
+          <w:lang w:bidi="gu-IN"/>
+        </w:rPr>
+        <w:t xml:space="preserve">    </w:t>
+      </w:r>
+      <w:r>
+        <w:rPr>
+          <w:rFonts w:ascii="Consolas" w:eastAsia="Times New Roman" w:hAnsi="Consolas" w:cs="Times New Roman"/>
+          <w:color w:val="9CDCFE"/>
+          <w:sz w:val="27"/>
+          <w:szCs w:val="27"/>
+          <w:lang w:bidi="gu-IN"/>
+        </w:rPr>
+        <w:t>"</w:t>
+      </w:r>
+      <w:proofErr w:type="spellStart"/>
+      <w:proofErr w:type="gramStart"/>
+      <w:r>
+        <w:rPr>
+          <w:rFonts w:ascii="Consolas" w:eastAsia="Times New Roman" w:hAnsi="Consolas" w:cs="Times New Roman"/>
+          <w:color w:val="9CDCFE"/>
+          <w:sz w:val="27"/>
+          <w:szCs w:val="27"/>
+          <w:lang w:bidi="gu-IN"/>
+        </w:rPr>
+        <w:t>noImplicitReturns</w:t>
+      </w:r>
+      <w:proofErr w:type="spellEnd"/>
+      <w:proofErr w:type="gramEnd"/>
+      <w:r>
+        <w:rPr>
+          <w:rFonts w:ascii="Consolas" w:eastAsia="Times New Roman" w:hAnsi="Consolas" w:cs="Times New Roman"/>
+          <w:color w:val="9CDCFE"/>
+          <w:sz w:val="27"/>
+          <w:szCs w:val="27"/>
+          <w:lang w:bidi="gu-IN"/>
+        </w:rPr>
+        <w:t>"</w:t>
+      </w:r>
+      <w:r>
+        <w:rPr>
+          <w:rFonts w:ascii="Consolas" w:eastAsia="Times New Roman" w:hAnsi="Consolas" w:cs="Times New Roman"/>
+          <w:color w:val="CCCCCC"/>
+          <w:sz w:val="27"/>
+          <w:szCs w:val="27"/>
+          <w:lang w:bidi="gu-IN"/>
+        </w:rPr>
+        <w:t xml:space="preserve">: </w:t>
+      </w:r>
+      <w:r>
+        <w:rPr>
+          <w:rFonts w:ascii="Consolas" w:eastAsia="Times New Roman" w:hAnsi="Consolas" w:cs="Times New Roman"/>
+          <w:color w:val="569CD6"/>
+          <w:sz w:val="27"/>
+          <w:szCs w:val="27"/>
+          <w:lang w:bidi="gu-IN"/>
+        </w:rPr>
+        <w:t>true</w:t>
+      </w:r>
+      <w:r>
+        <w:rPr>
+          <w:rFonts w:ascii="Consolas" w:eastAsia="Times New Roman" w:hAnsi="Consolas" w:cs="Times New Roman"/>
+          <w:color w:val="CCCCCC"/>
+          <w:sz w:val="27"/>
+          <w:szCs w:val="27"/>
+          <w:lang w:bidi="gu-IN"/>
+        </w:rPr>
+        <w:t>,</w:t>
+      </w:r>
+    </w:p>
+    <w:p>
+      <w:pPr>
+        <w:shd w:val="clear" w:color="auto" w:fill="1F1F1F"/>
+        <w:spacing w:after="0" w:line="360" w:lineRule="atLeast"/>
+        <w:rPr>
+          <w:rFonts w:ascii="Consolas" w:eastAsia="Times New Roman" w:hAnsi="Consolas" w:cs="Times New Roman"/>
+          <w:color w:val="CCCCCC"/>
+          <w:sz w:val="27"/>
+          <w:szCs w:val="27"/>
+          <w:lang w:bidi="gu-IN"/>
+        </w:rPr>
+      </w:pPr>
+      <w:r>
+        <w:rPr>
+          <w:rFonts w:ascii="Consolas" w:eastAsia="Times New Roman" w:hAnsi="Consolas" w:cs="Times New Roman"/>
+          <w:color w:val="CCCCCC"/>
+          <w:sz w:val="27"/>
+          <w:szCs w:val="27"/>
+          <w:lang w:bidi="gu-IN"/>
+        </w:rPr>
+        <w:t xml:space="preserve">    </w:t>
+      </w:r>
+      <w:r>
+        <w:rPr>
+          <w:rFonts w:ascii="Consolas" w:eastAsia="Times New Roman" w:hAnsi="Consolas" w:cs="Times New Roman"/>
+          <w:color w:val="9CDCFE"/>
+          <w:sz w:val="27"/>
+          <w:szCs w:val="27"/>
+          <w:lang w:bidi="gu-IN"/>
+        </w:rPr>
+        <w:t>"</w:t>
+      </w:r>
+      <w:proofErr w:type="spellStart"/>
+      <w:proofErr w:type="gramStart"/>
+      <w:r>
+        <w:rPr>
+          <w:rFonts w:ascii="Consolas" w:eastAsia="Times New Roman" w:hAnsi="Consolas" w:cs="Times New Roman"/>
+          <w:color w:val="9CDCFE"/>
+          <w:sz w:val="27"/>
+          <w:szCs w:val="27"/>
+          <w:lang w:bidi="gu-IN"/>
+        </w:rPr>
+        <w:t>noFallthroughCasesInSwitch</w:t>
+      </w:r>
+      <w:proofErr w:type="spellEnd"/>
+      <w:proofErr w:type="gramEnd"/>
+      <w:r>
+        <w:rPr>
+          <w:rFonts w:ascii="Consolas" w:eastAsia="Times New Roman" w:hAnsi="Consolas" w:cs="Times New Roman"/>
+          <w:color w:val="9CDCFE"/>
+          <w:sz w:val="27"/>
+          <w:szCs w:val="27"/>
+          <w:lang w:bidi="gu-IN"/>
+        </w:rPr>
+        <w:t>"</w:t>
+      </w:r>
+      <w:r>
+        <w:rPr>
+          <w:rFonts w:ascii="Consolas" w:eastAsia="Times New Roman" w:hAnsi="Consolas" w:cs="Times New Roman"/>
+          <w:color w:val="CCCCCC"/>
+          <w:sz w:val="27"/>
+          <w:szCs w:val="27"/>
+          <w:lang w:bidi="gu-IN"/>
+        </w:rPr>
+        <w:t xml:space="preserve">: </w:t>
+      </w:r>
+      <w:r>
+        <w:rPr>
+          <w:rFonts w:ascii="Consolas" w:eastAsia="Times New Roman" w:hAnsi="Consolas" w:cs="Times New Roman"/>
+          <w:color w:val="569CD6"/>
+          <w:sz w:val="27"/>
+          <w:szCs w:val="27"/>
+          <w:lang w:bidi="gu-IN"/>
+        </w:rPr>
+        <w:t>true</w:t>
+      </w:r>
+      <w:r>
+        <w:rPr>
+          <w:rFonts w:ascii="Consolas" w:eastAsia="Times New Roman" w:hAnsi="Consolas" w:cs="Times New Roman"/>
+          <w:color w:val="CCCCCC"/>
+          <w:sz w:val="27"/>
+          <w:szCs w:val="27"/>
+          <w:lang w:bidi="gu-IN"/>
+        </w:rPr>
+        <w:t>,</w:t>
+      </w:r>
+    </w:p>
+    <w:p>
+      <w:pPr>
+        <w:shd w:val="clear" w:color="auto" w:fill="1F1F1F"/>
+        <w:spacing w:after="0" w:line="360" w:lineRule="atLeast"/>
+        <w:rPr>
+          <w:rFonts w:ascii="Consolas" w:eastAsia="Times New Roman" w:hAnsi="Consolas" w:cs="Times New Roman"/>
+          <w:color w:val="CCCCCC"/>
+          <w:sz w:val="27"/>
+          <w:szCs w:val="27"/>
+          <w:lang w:bidi="gu-IN"/>
+        </w:rPr>
+      </w:pPr>
+      <w:r>
+        <w:rPr>
+          <w:rFonts w:ascii="Consolas" w:eastAsia="Times New Roman" w:hAnsi="Consolas" w:cs="Times New Roman"/>
+          <w:color w:val="CCCCCC"/>
+          <w:sz w:val="27"/>
+          <w:szCs w:val="27"/>
+          <w:lang w:bidi="gu-IN"/>
+        </w:rPr>
+        <w:t xml:space="preserve">    </w:t>
+      </w:r>
+      <w:r>
+        <w:rPr>
+          <w:rFonts w:ascii="Consolas" w:eastAsia="Times New Roman" w:hAnsi="Consolas" w:cs="Times New Roman"/>
+          <w:color w:val="9CDCFE"/>
+          <w:sz w:val="27"/>
+          <w:szCs w:val="27"/>
+          <w:lang w:bidi="gu-IN"/>
+        </w:rPr>
+        <w:t>"</w:t>
+      </w:r>
+      <w:proofErr w:type="spellStart"/>
+      <w:proofErr w:type="gramStart"/>
+      <w:r>
+        <w:rPr>
+          <w:rFonts w:ascii="Consolas" w:eastAsia="Times New Roman" w:hAnsi="Consolas" w:cs="Times New Roman"/>
+          <w:color w:val="9CDCFE"/>
+          <w:sz w:val="27"/>
+          <w:szCs w:val="27"/>
+          <w:lang w:bidi="gu-IN"/>
+        </w:rPr>
+        <w:t>sourceMap</w:t>
+      </w:r>
+      <w:proofErr w:type="spellEnd"/>
+      <w:proofErr w:type="gramEnd"/>
+      <w:r>
+        <w:rPr>
+          <w:rFonts w:ascii="Consolas" w:eastAsia="Times New Roman" w:hAnsi="Consolas" w:cs="Times New Roman"/>
+          <w:color w:val="9CDCFE"/>
+          <w:sz w:val="27"/>
+          <w:szCs w:val="27"/>
+          <w:lang w:bidi="gu-IN"/>
+        </w:rPr>
+        <w:t>"</w:t>
+      </w:r>
+      <w:r>
+        <w:rPr>
+          <w:rFonts w:ascii="Consolas" w:eastAsia="Times New Roman" w:hAnsi="Consolas" w:cs="Times New Roman"/>
+          <w:color w:val="CCCCCC"/>
+          <w:sz w:val="27"/>
+          <w:szCs w:val="27"/>
+          <w:lang w:bidi="gu-IN"/>
+        </w:rPr>
+        <w:t xml:space="preserve">: </w:t>
+      </w:r>
+      <w:r>
+        <w:rPr>
+          <w:rFonts w:ascii="Consolas" w:eastAsia="Times New Roman" w:hAnsi="Consolas" w:cs="Times New Roman"/>
+          <w:color w:val="569CD6"/>
+          <w:sz w:val="27"/>
+          <w:szCs w:val="27"/>
+          <w:lang w:bidi="gu-IN"/>
+        </w:rPr>
+        <w:t>true</w:t>
+      </w:r>
+      <w:r>
+        <w:rPr>
+          <w:rFonts w:ascii="Consolas" w:eastAsia="Times New Roman" w:hAnsi="Consolas" w:cs="Times New Roman"/>
+          <w:color w:val="CCCCCC"/>
+          <w:sz w:val="27"/>
+          <w:szCs w:val="27"/>
+          <w:lang w:bidi="gu-IN"/>
+        </w:rPr>
+        <w:t>,</w:t>
+      </w:r>
+    </w:p>
+    <w:p>
+      <w:pPr>
+        <w:shd w:val="clear" w:color="auto" w:fill="1F1F1F"/>
+        <w:spacing w:after="0" w:line="360" w:lineRule="atLeast"/>
+        <w:rPr>
+          <w:rFonts w:ascii="Consolas" w:eastAsia="Times New Roman" w:hAnsi="Consolas" w:cs="Times New Roman"/>
+          <w:color w:val="CCCCCC"/>
+          <w:sz w:val="27"/>
+          <w:szCs w:val="27"/>
+          <w:lang w:bidi="gu-IN"/>
+        </w:rPr>
+      </w:pPr>
+      <w:r>
+        <w:rPr>
+          <w:rFonts w:ascii="Consolas" w:eastAsia="Times New Roman" w:hAnsi="Consolas" w:cs="Times New Roman"/>
+          <w:color w:val="CCCCCC"/>
+          <w:sz w:val="27"/>
+          <w:szCs w:val="27"/>
+          <w:lang w:bidi="gu-IN"/>
+        </w:rPr>
+        <w:t xml:space="preserve">    </w:t>
+      </w:r>
+      <w:r>
+        <w:rPr>
+          <w:rFonts w:ascii="Consolas" w:eastAsia="Times New Roman" w:hAnsi="Consolas" w:cs="Times New Roman"/>
+          <w:color w:val="9CDCFE"/>
+          <w:sz w:val="27"/>
+          <w:szCs w:val="27"/>
+          <w:lang w:bidi="gu-IN"/>
+        </w:rPr>
+        <w:t>"</w:t>
+      </w:r>
+      <w:proofErr w:type="gramStart"/>
+      <w:r>
+        <w:rPr>
+          <w:rFonts w:ascii="Consolas" w:eastAsia="Times New Roman" w:hAnsi="Consolas" w:cs="Times New Roman"/>
+          <w:color w:val="9CDCFE"/>
+          <w:sz w:val="27"/>
+          <w:szCs w:val="27"/>
+          <w:lang w:bidi="gu-IN"/>
+        </w:rPr>
+        <w:t>declaration</w:t>
+      </w:r>
+      <w:proofErr w:type="gramEnd"/>
+      <w:r>
+        <w:rPr>
+          <w:rFonts w:ascii="Consolas" w:eastAsia="Times New Roman" w:hAnsi="Consolas" w:cs="Times New Roman"/>
+          <w:color w:val="9CDCFE"/>
+          <w:sz w:val="27"/>
+          <w:szCs w:val="27"/>
+          <w:lang w:bidi="gu-IN"/>
+        </w:rPr>
+        <w:t>"</w:t>
+      </w:r>
+      <w:r>
+        <w:rPr>
+          <w:rFonts w:ascii="Consolas" w:eastAsia="Times New Roman" w:hAnsi="Consolas" w:cs="Times New Roman"/>
+          <w:color w:val="CCCCCC"/>
+          <w:sz w:val="27"/>
+          <w:szCs w:val="27"/>
+          <w:lang w:bidi="gu-IN"/>
+        </w:rPr>
+        <w:t xml:space="preserve">: </w:t>
+      </w:r>
+      <w:r>
+        <w:rPr>
+          <w:rFonts w:ascii="Consolas" w:eastAsia="Times New Roman" w:hAnsi="Consolas" w:cs="Times New Roman"/>
+          <w:color w:val="569CD6"/>
+          <w:sz w:val="27"/>
+          <w:szCs w:val="27"/>
+          <w:lang w:bidi="gu-IN"/>
+        </w:rPr>
+        <w:t>false</w:t>
+      </w:r>
+      <w:r>
+        <w:rPr>
+          <w:rFonts w:ascii="Consolas" w:eastAsia="Times New Roman" w:hAnsi="Consolas" w:cs="Times New Roman"/>
+          <w:color w:val="CCCCCC"/>
+          <w:sz w:val="27"/>
+          <w:szCs w:val="27"/>
+          <w:lang w:bidi="gu-IN"/>
+        </w:rPr>
+        <w:t>,</w:t>
+      </w:r>
+    </w:p>
+    <w:p>
+      <w:pPr>
+        <w:shd w:val="clear" w:color="auto" w:fill="1F1F1F"/>
+        <w:spacing w:after="0" w:line="360" w:lineRule="atLeast"/>
+        <w:rPr>
+          <w:rFonts w:ascii="Consolas" w:eastAsia="Times New Roman" w:hAnsi="Consolas" w:cs="Times New Roman"/>
+          <w:color w:val="CCCCCC"/>
+          <w:sz w:val="27"/>
+          <w:szCs w:val="27"/>
+          <w:lang w:bidi="gu-IN"/>
+        </w:rPr>
+      </w:pPr>
+      <w:r>
+        <w:rPr>
+          <w:rFonts w:ascii="Consolas" w:eastAsia="Times New Roman" w:hAnsi="Consolas" w:cs="Times New Roman"/>
+          <w:color w:val="CCCCCC"/>
+          <w:sz w:val="27"/>
+          <w:szCs w:val="27"/>
+          <w:lang w:bidi="gu-IN"/>
+        </w:rPr>
+        <w:t xml:space="preserve">    </w:t>
+      </w:r>
+      <w:r>
+        <w:rPr>
+          <w:rFonts w:ascii="Consolas" w:eastAsia="Times New Roman" w:hAnsi="Consolas" w:cs="Times New Roman"/>
+          <w:color w:val="9CDCFE"/>
+          <w:sz w:val="27"/>
+          <w:szCs w:val="27"/>
+          <w:lang w:bidi="gu-IN"/>
+        </w:rPr>
+        <w:t>"</w:t>
+      </w:r>
+      <w:proofErr w:type="spellStart"/>
+      <w:proofErr w:type="gramStart"/>
+      <w:r>
+        <w:rPr>
+          <w:rFonts w:ascii="Consolas" w:eastAsia="Times New Roman" w:hAnsi="Consolas" w:cs="Times New Roman"/>
+          <w:color w:val="9CDCFE"/>
+          <w:sz w:val="27"/>
+          <w:szCs w:val="27"/>
+          <w:lang w:bidi="gu-IN"/>
+        </w:rPr>
+        <w:t>downlevelIteration</w:t>
+      </w:r>
+      <w:proofErr w:type="spellEnd"/>
+      <w:proofErr w:type="gramEnd"/>
+      <w:r>
+        <w:rPr>
+          <w:rFonts w:ascii="Consolas" w:eastAsia="Times New Roman" w:hAnsi="Consolas" w:cs="Times New Roman"/>
+          <w:color w:val="9CDCFE"/>
+          <w:sz w:val="27"/>
+          <w:szCs w:val="27"/>
+          <w:lang w:bidi="gu-IN"/>
+        </w:rPr>
+        <w:t>"</w:t>
+      </w:r>
+      <w:r>
+        <w:rPr>
+          <w:rFonts w:ascii="Consolas" w:eastAsia="Times New Roman" w:hAnsi="Consolas" w:cs="Times New Roman"/>
+          <w:color w:val="CCCCCC"/>
+          <w:sz w:val="27"/>
+          <w:szCs w:val="27"/>
+          <w:lang w:bidi="gu-IN"/>
+        </w:rPr>
+        <w:t xml:space="preserve">: </w:t>
+      </w:r>
+      <w:r>
+        <w:rPr>
+          <w:rFonts w:ascii="Consolas" w:eastAsia="Times New Roman" w:hAnsi="Consolas" w:cs="Times New Roman"/>
+          <w:color w:val="569CD6"/>
+          <w:sz w:val="27"/>
+          <w:szCs w:val="27"/>
+          <w:lang w:bidi="gu-IN"/>
+        </w:rPr>
+        <w:t>true</w:t>
+      </w:r>
+      <w:r>
+        <w:rPr>
+          <w:rFonts w:ascii="Consolas" w:eastAsia="Times New Roman" w:hAnsi="Consolas" w:cs="Times New Roman"/>
+          <w:color w:val="CCCCCC"/>
+          <w:sz w:val="27"/>
+          <w:szCs w:val="27"/>
+          <w:lang w:bidi="gu-IN"/>
+        </w:rPr>
+        <w:t>,</w:t>
+      </w:r>
+    </w:p>
+    <w:p>
+      <w:pPr>
+        <w:shd w:val="clear" w:color="auto" w:fill="1F1F1F"/>
+        <w:spacing w:after="0" w:line="360" w:lineRule="atLeast"/>
+        <w:rPr>
+          <w:rFonts w:ascii="Consolas" w:eastAsia="Times New Roman" w:hAnsi="Consolas" w:cs="Times New Roman"/>
+          <w:color w:val="CCCCCC"/>
+          <w:sz w:val="27"/>
+          <w:szCs w:val="27"/>
+          <w:lang w:bidi="gu-IN"/>
+        </w:rPr>
+      </w:pPr>
+      <w:r>
+        <w:rPr>
+          <w:rFonts w:ascii="Consolas" w:eastAsia="Times New Roman" w:hAnsi="Consolas" w:cs="Times New Roman"/>
+          <w:color w:val="CCCCCC"/>
+          <w:sz w:val="27"/>
+          <w:szCs w:val="27"/>
+          <w:lang w:bidi="gu-IN"/>
+        </w:rPr>
+        <w:lastRenderedPageBreak/>
+        <w:t xml:space="preserve">    </w:t>
+      </w:r>
+      <w:r>
+        <w:rPr>
+          <w:rFonts w:ascii="Consolas" w:eastAsia="Times New Roman" w:hAnsi="Consolas" w:cs="Times New Roman"/>
+          <w:color w:val="9CDCFE"/>
+          <w:sz w:val="27"/>
+          <w:szCs w:val="27"/>
+          <w:lang w:bidi="gu-IN"/>
+        </w:rPr>
+        <w:t>"</w:t>
+      </w:r>
+      <w:proofErr w:type="spellStart"/>
+      <w:proofErr w:type="gramStart"/>
+      <w:r>
+        <w:rPr>
+          <w:rFonts w:ascii="Consolas" w:eastAsia="Times New Roman" w:hAnsi="Consolas" w:cs="Times New Roman"/>
+          <w:color w:val="9CDCFE"/>
+          <w:sz w:val="27"/>
+          <w:szCs w:val="27"/>
+          <w:lang w:bidi="gu-IN"/>
+        </w:rPr>
+        <w:t>experimentalDecorators</w:t>
+      </w:r>
+      <w:proofErr w:type="spellEnd"/>
+      <w:proofErr w:type="gramEnd"/>
+      <w:r>
+        <w:rPr>
+          <w:rFonts w:ascii="Consolas" w:eastAsia="Times New Roman" w:hAnsi="Consolas" w:cs="Times New Roman"/>
+          <w:color w:val="9CDCFE"/>
+          <w:sz w:val="27"/>
+          <w:szCs w:val="27"/>
+          <w:lang w:bidi="gu-IN"/>
+        </w:rPr>
+        <w:t>"</w:t>
+      </w:r>
+      <w:r>
+        <w:rPr>
+          <w:rFonts w:ascii="Consolas" w:eastAsia="Times New Roman" w:hAnsi="Consolas" w:cs="Times New Roman"/>
+          <w:color w:val="CCCCCC"/>
+          <w:sz w:val="27"/>
+          <w:szCs w:val="27"/>
+          <w:lang w:bidi="gu-IN"/>
+        </w:rPr>
+        <w:t xml:space="preserve">: </w:t>
+      </w:r>
+      <w:r>
+        <w:rPr>
+          <w:rFonts w:ascii="Consolas" w:eastAsia="Times New Roman" w:hAnsi="Consolas" w:cs="Times New Roman"/>
+          <w:color w:val="569CD6"/>
+          <w:sz w:val="27"/>
+          <w:szCs w:val="27"/>
+          <w:lang w:bidi="gu-IN"/>
+        </w:rPr>
+        <w:t>true</w:t>
+      </w:r>
+      <w:r>
+        <w:rPr>
+          <w:rFonts w:ascii="Consolas" w:eastAsia="Times New Roman" w:hAnsi="Consolas" w:cs="Times New Roman"/>
+          <w:color w:val="CCCCCC"/>
+          <w:sz w:val="27"/>
+          <w:szCs w:val="27"/>
+          <w:lang w:bidi="gu-IN"/>
+        </w:rPr>
+        <w:t>,</w:t>
+      </w:r>
+    </w:p>
+    <w:p>
+      <w:pPr>
+        <w:shd w:val="clear" w:color="auto" w:fill="1F1F1F"/>
+        <w:spacing w:after="0" w:line="360" w:lineRule="atLeast"/>
+        <w:rPr>
+          <w:rFonts w:ascii="Consolas" w:eastAsia="Times New Roman" w:hAnsi="Consolas" w:cs="Times New Roman"/>
+          <w:color w:val="CCCCCC"/>
+          <w:sz w:val="27"/>
+          <w:szCs w:val="27"/>
+          <w:lang w:bidi="gu-IN"/>
+        </w:rPr>
+      </w:pPr>
+      <w:r>
+        <w:rPr>
+          <w:rFonts w:ascii="Consolas" w:eastAsia="Times New Roman" w:hAnsi="Consolas" w:cs="Times New Roman"/>
+          <w:color w:val="CCCCCC"/>
+          <w:sz w:val="27"/>
+          <w:szCs w:val="27"/>
+          <w:lang w:bidi="gu-IN"/>
+        </w:rPr>
+        <w:t xml:space="preserve">    </w:t>
+      </w:r>
+      <w:r>
+        <w:rPr>
+          <w:rFonts w:ascii="Consolas" w:eastAsia="Times New Roman" w:hAnsi="Consolas" w:cs="Times New Roman"/>
+          <w:color w:val="9CDCFE"/>
+          <w:sz w:val="27"/>
+          <w:szCs w:val="27"/>
+          <w:lang w:bidi="gu-IN"/>
+        </w:rPr>
+        <w:t>"</w:t>
+      </w:r>
+      <w:proofErr w:type="spellStart"/>
+      <w:proofErr w:type="gramStart"/>
+      <w:r>
+        <w:rPr>
+          <w:rFonts w:ascii="Consolas" w:eastAsia="Times New Roman" w:hAnsi="Consolas" w:cs="Times New Roman"/>
+          <w:color w:val="9CDCFE"/>
+          <w:sz w:val="27"/>
+          <w:szCs w:val="27"/>
+          <w:lang w:bidi="gu-IN"/>
+        </w:rPr>
+        <w:t>moduleResolution</w:t>
+      </w:r>
+      <w:proofErr w:type="spellEnd"/>
+      <w:proofErr w:type="gramEnd"/>
+      <w:r>
+        <w:rPr>
+          <w:rFonts w:ascii="Consolas" w:eastAsia="Times New Roman" w:hAnsi="Consolas" w:cs="Times New Roman"/>
+          <w:color w:val="9CDCFE"/>
+          <w:sz w:val="27"/>
+          <w:szCs w:val="27"/>
+          <w:lang w:bidi="gu-IN"/>
+        </w:rPr>
+        <w:t>"</w:t>
+      </w:r>
+      <w:r>
+        <w:rPr>
+          <w:rFonts w:ascii="Consolas" w:eastAsia="Times New Roman" w:hAnsi="Consolas" w:cs="Times New Roman"/>
+          <w:color w:val="CCCCCC"/>
+          <w:sz w:val="27"/>
+          <w:szCs w:val="27"/>
+          <w:lang w:bidi="gu-IN"/>
+        </w:rPr>
+        <w:t xml:space="preserve">: </w:t>
+      </w:r>
+      <w:r>
+        <w:rPr>
+          <w:rFonts w:ascii="Consolas" w:eastAsia="Times New Roman" w:hAnsi="Consolas" w:cs="Times New Roman"/>
+          <w:color w:val="CE9178"/>
+          <w:sz w:val="27"/>
+          <w:szCs w:val="27"/>
+          <w:lang w:bidi="gu-IN"/>
+        </w:rPr>
+        <w:t>"node"</w:t>
+      </w:r>
+      <w:r>
+        <w:rPr>
+          <w:rFonts w:ascii="Consolas" w:eastAsia="Times New Roman" w:hAnsi="Consolas" w:cs="Times New Roman"/>
+          <w:color w:val="CCCCCC"/>
+          <w:sz w:val="27"/>
+          <w:szCs w:val="27"/>
+          <w:lang w:bidi="gu-IN"/>
+        </w:rPr>
+        <w:t>,</w:t>
+      </w:r>
+    </w:p>
+    <w:p>
+      <w:pPr>
+        <w:shd w:val="clear" w:color="auto" w:fill="1F1F1F"/>
+        <w:spacing w:after="0" w:line="360" w:lineRule="atLeast"/>
+        <w:rPr>
+          <w:rFonts w:ascii="Consolas" w:eastAsia="Times New Roman" w:hAnsi="Consolas" w:cs="Times New Roman"/>
+          <w:color w:val="CCCCCC"/>
+          <w:sz w:val="27"/>
+          <w:szCs w:val="27"/>
+          <w:lang w:bidi="gu-IN"/>
+        </w:rPr>
+      </w:pPr>
+      <w:r>
+        <w:rPr>
+          <w:rFonts w:ascii="Consolas" w:eastAsia="Times New Roman" w:hAnsi="Consolas" w:cs="Times New Roman"/>
+          <w:color w:val="CCCCCC"/>
+          <w:sz w:val="27"/>
+          <w:szCs w:val="27"/>
+          <w:lang w:bidi="gu-IN"/>
+        </w:rPr>
+        <w:t xml:space="preserve">    </w:t>
+      </w:r>
+      <w:r>
+        <w:rPr>
+          <w:rFonts w:ascii="Consolas" w:eastAsia="Times New Roman" w:hAnsi="Consolas" w:cs="Times New Roman"/>
+          <w:color w:val="9CDCFE"/>
+          <w:sz w:val="27"/>
+          <w:szCs w:val="27"/>
+          <w:lang w:bidi="gu-IN"/>
+        </w:rPr>
+        <w:t>"</w:t>
+      </w:r>
+      <w:proofErr w:type="spellStart"/>
+      <w:proofErr w:type="gramStart"/>
+      <w:r>
+        <w:rPr>
+          <w:rFonts w:ascii="Consolas" w:eastAsia="Times New Roman" w:hAnsi="Consolas" w:cs="Times New Roman"/>
+          <w:color w:val="9CDCFE"/>
+          <w:sz w:val="27"/>
+          <w:szCs w:val="27"/>
+          <w:lang w:bidi="gu-IN"/>
+        </w:rPr>
+        <w:t>importHelpers</w:t>
+      </w:r>
+      <w:proofErr w:type="spellEnd"/>
+      <w:proofErr w:type="gramEnd"/>
+      <w:r>
+        <w:rPr>
+          <w:rFonts w:ascii="Consolas" w:eastAsia="Times New Roman" w:hAnsi="Consolas" w:cs="Times New Roman"/>
+          <w:color w:val="9CDCFE"/>
+          <w:sz w:val="27"/>
+          <w:szCs w:val="27"/>
+          <w:lang w:bidi="gu-IN"/>
+        </w:rPr>
+        <w:t>"</w:t>
+      </w:r>
+      <w:r>
+        <w:rPr>
+          <w:rFonts w:ascii="Consolas" w:eastAsia="Times New Roman" w:hAnsi="Consolas" w:cs="Times New Roman"/>
+          <w:color w:val="CCCCCC"/>
+          <w:sz w:val="27"/>
+          <w:szCs w:val="27"/>
+          <w:lang w:bidi="gu-IN"/>
+        </w:rPr>
+        <w:t xml:space="preserve">: </w:t>
+      </w:r>
+      <w:r>
+        <w:rPr>
+          <w:rFonts w:ascii="Consolas" w:eastAsia="Times New Roman" w:hAnsi="Consolas" w:cs="Times New Roman"/>
+          <w:color w:val="569CD6"/>
+          <w:sz w:val="27"/>
+          <w:szCs w:val="27"/>
+          <w:lang w:bidi="gu-IN"/>
+        </w:rPr>
+        <w:t>true</w:t>
+      </w:r>
+      <w:r>
+        <w:rPr>
+          <w:rFonts w:ascii="Consolas" w:eastAsia="Times New Roman" w:hAnsi="Consolas" w:cs="Times New Roman"/>
+          <w:color w:val="CCCCCC"/>
+          <w:sz w:val="27"/>
+          <w:szCs w:val="27"/>
+          <w:lang w:bidi="gu-IN"/>
+        </w:rPr>
+        <w:t>,</w:t>
+      </w:r>
+    </w:p>
+    <w:p>
+      <w:pPr>
+        <w:shd w:val="clear" w:color="auto" w:fill="1F1F1F"/>
+        <w:spacing w:after="0" w:line="360" w:lineRule="atLeast"/>
+        <w:rPr>
+          <w:rFonts w:ascii="Consolas" w:eastAsia="Times New Roman" w:hAnsi="Consolas" w:cs="Times New Roman"/>
+          <w:color w:val="CCCCCC"/>
+          <w:sz w:val="27"/>
+          <w:szCs w:val="27"/>
+          <w:lang w:bidi="gu-IN"/>
+        </w:rPr>
+      </w:pPr>
+      <w:r>
+        <w:rPr>
+          <w:rFonts w:ascii="Consolas" w:eastAsia="Times New Roman" w:hAnsi="Consolas" w:cs="Times New Roman"/>
+          <w:color w:val="CCCCCC"/>
+          <w:sz w:val="27"/>
+          <w:szCs w:val="27"/>
+          <w:lang w:bidi="gu-IN"/>
+        </w:rPr>
+        <w:t xml:space="preserve">    </w:t>
+      </w:r>
+      <w:r>
+        <w:rPr>
+          <w:rFonts w:ascii="Consolas" w:eastAsia="Times New Roman" w:hAnsi="Consolas" w:cs="Times New Roman"/>
+          <w:color w:val="9CDCFE"/>
+          <w:sz w:val="27"/>
+          <w:szCs w:val="27"/>
+          <w:lang w:bidi="gu-IN"/>
+        </w:rPr>
+        <w:t>"</w:t>
+      </w:r>
+      <w:proofErr w:type="gramStart"/>
+      <w:r>
+        <w:rPr>
+          <w:rFonts w:ascii="Consolas" w:eastAsia="Times New Roman" w:hAnsi="Consolas" w:cs="Times New Roman"/>
+          <w:color w:val="9CDCFE"/>
+          <w:sz w:val="27"/>
+          <w:szCs w:val="27"/>
+          <w:lang w:bidi="gu-IN"/>
+        </w:rPr>
+        <w:t>target</w:t>
+      </w:r>
+      <w:proofErr w:type="gramEnd"/>
+      <w:r>
+        <w:rPr>
+          <w:rFonts w:ascii="Consolas" w:eastAsia="Times New Roman" w:hAnsi="Consolas" w:cs="Times New Roman"/>
+          <w:color w:val="9CDCFE"/>
+          <w:sz w:val="27"/>
+          <w:szCs w:val="27"/>
+          <w:lang w:bidi="gu-IN"/>
+        </w:rPr>
+        <w:t>"</w:t>
+      </w:r>
+      <w:r>
+        <w:rPr>
+          <w:rFonts w:ascii="Consolas" w:eastAsia="Times New Roman" w:hAnsi="Consolas" w:cs="Times New Roman"/>
+          <w:color w:val="CCCCCC"/>
+          <w:sz w:val="27"/>
+          <w:szCs w:val="27"/>
+          <w:lang w:bidi="gu-IN"/>
+        </w:rPr>
+        <w:t xml:space="preserve">: </w:t>
+      </w:r>
+      <w:r>
+        <w:rPr>
+          <w:rFonts w:ascii="Consolas" w:eastAsia="Times New Roman" w:hAnsi="Consolas" w:cs="Times New Roman"/>
+          <w:color w:val="CE9178"/>
+          <w:sz w:val="27"/>
+          <w:szCs w:val="27"/>
+          <w:lang w:bidi="gu-IN"/>
+        </w:rPr>
+        <w:t>"ES2022"</w:t>
+      </w:r>
+      <w:r>
+        <w:rPr>
+          <w:rFonts w:ascii="Consolas" w:eastAsia="Times New Roman" w:hAnsi="Consolas" w:cs="Times New Roman"/>
+          <w:color w:val="CCCCCC"/>
+          <w:sz w:val="27"/>
+          <w:szCs w:val="27"/>
+          <w:lang w:bidi="gu-IN"/>
+        </w:rPr>
+        <w:t>,</w:t>
+      </w:r>
+    </w:p>
+    <w:p>
+      <w:pPr>
+        <w:shd w:val="clear" w:color="auto" w:fill="1F1F1F"/>
+        <w:spacing w:after="0" w:line="360" w:lineRule="atLeast"/>
+        <w:rPr>
+          <w:rFonts w:ascii="Consolas" w:eastAsia="Times New Roman" w:hAnsi="Consolas" w:cs="Times New Roman"/>
+          <w:color w:val="CCCCCC"/>
+          <w:sz w:val="27"/>
+          <w:szCs w:val="27"/>
+          <w:lang w:bidi="gu-IN"/>
+        </w:rPr>
+      </w:pPr>
+      <w:r>
+        <w:rPr>
+          <w:rFonts w:ascii="Consolas" w:eastAsia="Times New Roman" w:hAnsi="Consolas" w:cs="Times New Roman"/>
+          <w:color w:val="CCCCCC"/>
+          <w:sz w:val="27"/>
+          <w:szCs w:val="27"/>
+          <w:lang w:bidi="gu-IN"/>
+        </w:rPr>
+        <w:t xml:space="preserve">    </w:t>
+      </w:r>
+      <w:r>
+        <w:rPr>
+          <w:rFonts w:ascii="Consolas" w:eastAsia="Times New Roman" w:hAnsi="Consolas" w:cs="Times New Roman"/>
+          <w:color w:val="9CDCFE"/>
+          <w:sz w:val="27"/>
+          <w:szCs w:val="27"/>
+          <w:lang w:bidi="gu-IN"/>
+        </w:rPr>
+        <w:t>"</w:t>
+      </w:r>
+      <w:proofErr w:type="gramStart"/>
+      <w:r>
+        <w:rPr>
+          <w:rFonts w:ascii="Consolas" w:eastAsia="Times New Roman" w:hAnsi="Consolas" w:cs="Times New Roman"/>
+          <w:color w:val="9CDCFE"/>
+          <w:sz w:val="27"/>
+          <w:szCs w:val="27"/>
+          <w:lang w:bidi="gu-IN"/>
+        </w:rPr>
+        <w:t>module</w:t>
+      </w:r>
+      <w:proofErr w:type="gramEnd"/>
+      <w:r>
+        <w:rPr>
+          <w:rFonts w:ascii="Consolas" w:eastAsia="Times New Roman" w:hAnsi="Consolas" w:cs="Times New Roman"/>
+          <w:color w:val="9CDCFE"/>
+          <w:sz w:val="27"/>
+          <w:szCs w:val="27"/>
+          <w:lang w:bidi="gu-IN"/>
+        </w:rPr>
+        <w:t>"</w:t>
+      </w:r>
+      <w:r>
+        <w:rPr>
+          <w:rFonts w:ascii="Consolas" w:eastAsia="Times New Roman" w:hAnsi="Consolas" w:cs="Times New Roman"/>
+          <w:color w:val="CCCCCC"/>
+          <w:sz w:val="27"/>
+          <w:szCs w:val="27"/>
+          <w:lang w:bidi="gu-IN"/>
+        </w:rPr>
+        <w:t xml:space="preserve">: </w:t>
+      </w:r>
+      <w:r>
+        <w:rPr>
+          <w:rFonts w:ascii="Consolas" w:eastAsia="Times New Roman" w:hAnsi="Consolas" w:cs="Times New Roman"/>
+          <w:color w:val="CE9178"/>
+          <w:sz w:val="27"/>
+          <w:szCs w:val="27"/>
+          <w:lang w:bidi="gu-IN"/>
+        </w:rPr>
+        <w:t>"ES2022"</w:t>
+      </w:r>
+      <w:r>
+        <w:rPr>
+          <w:rFonts w:ascii="Consolas" w:eastAsia="Times New Roman" w:hAnsi="Consolas" w:cs="Times New Roman"/>
+          <w:color w:val="CCCCCC"/>
+          <w:sz w:val="27"/>
+          <w:szCs w:val="27"/>
+          <w:lang w:bidi="gu-IN"/>
+        </w:rPr>
+        <w:t>,</w:t>
+      </w:r>
+    </w:p>
+    <w:p>
+      <w:pPr>
+        <w:shd w:val="clear" w:color="auto" w:fill="1F1F1F"/>
+        <w:spacing w:after="0" w:line="360" w:lineRule="atLeast"/>
+        <w:rPr>
+          <w:rFonts w:ascii="Consolas" w:eastAsia="Times New Roman" w:hAnsi="Consolas" w:cs="Times New Roman"/>
+          <w:color w:val="CCCCCC"/>
+          <w:sz w:val="27"/>
+          <w:szCs w:val="27"/>
+          <w:lang w:bidi="gu-IN"/>
+        </w:rPr>
+      </w:pPr>
+      <w:r>
+        <w:rPr>
+          <w:rFonts w:ascii="Consolas" w:eastAsia="Times New Roman" w:hAnsi="Consolas" w:cs="Times New Roman"/>
+          <w:color w:val="CCCCCC"/>
+          <w:sz w:val="27"/>
+          <w:szCs w:val="27"/>
+          <w:lang w:bidi="gu-IN"/>
+        </w:rPr>
+        <w:t xml:space="preserve">    </w:t>
+      </w:r>
+      <w:r>
+        <w:rPr>
+          <w:rFonts w:ascii="Consolas" w:eastAsia="Times New Roman" w:hAnsi="Consolas" w:cs="Times New Roman"/>
+          <w:color w:val="9CDCFE"/>
+          <w:sz w:val="27"/>
+          <w:szCs w:val="27"/>
+          <w:lang w:bidi="gu-IN"/>
+        </w:rPr>
+        <w:t>"</w:t>
+      </w:r>
+      <w:proofErr w:type="spellStart"/>
+      <w:proofErr w:type="gramStart"/>
+      <w:r>
+        <w:rPr>
+          <w:rFonts w:ascii="Consolas" w:eastAsia="Times New Roman" w:hAnsi="Consolas" w:cs="Times New Roman"/>
+          <w:color w:val="9CDCFE"/>
+          <w:sz w:val="27"/>
+          <w:szCs w:val="27"/>
+          <w:lang w:bidi="gu-IN"/>
+        </w:rPr>
+        <w:t>useDefineForClassFields</w:t>
+      </w:r>
+      <w:proofErr w:type="spellEnd"/>
+      <w:proofErr w:type="gramEnd"/>
+      <w:r>
+        <w:rPr>
+          <w:rFonts w:ascii="Consolas" w:eastAsia="Times New Roman" w:hAnsi="Consolas" w:cs="Times New Roman"/>
+          <w:color w:val="9CDCFE"/>
+          <w:sz w:val="27"/>
+          <w:szCs w:val="27"/>
+          <w:lang w:bidi="gu-IN"/>
+        </w:rPr>
+        <w:t>"</w:t>
+      </w:r>
+      <w:r>
+        <w:rPr>
+          <w:rFonts w:ascii="Consolas" w:eastAsia="Times New Roman" w:hAnsi="Consolas" w:cs="Times New Roman"/>
+          <w:color w:val="CCCCCC"/>
+          <w:sz w:val="27"/>
+          <w:szCs w:val="27"/>
+          <w:lang w:bidi="gu-IN"/>
+        </w:rPr>
+        <w:t xml:space="preserve">: </w:t>
+      </w:r>
+      <w:r>
+        <w:rPr>
+          <w:rFonts w:ascii="Consolas" w:eastAsia="Times New Roman" w:hAnsi="Consolas" w:cs="Times New Roman"/>
+          <w:color w:val="569CD6"/>
+          <w:sz w:val="27"/>
+          <w:szCs w:val="27"/>
+          <w:lang w:bidi="gu-IN"/>
+        </w:rPr>
+        <w:t>false</w:t>
+      </w:r>
+      <w:r>
+        <w:rPr>
+          <w:rFonts w:ascii="Consolas" w:eastAsia="Times New Roman" w:hAnsi="Consolas" w:cs="Times New Roman"/>
+          <w:color w:val="CCCCCC"/>
+          <w:sz w:val="27"/>
+          <w:szCs w:val="27"/>
+          <w:lang w:bidi="gu-IN"/>
+        </w:rPr>
+        <w:t>,</w:t>
+      </w:r>
+    </w:p>
+    <w:p>
+      <w:pPr>
+        <w:shd w:val="clear" w:color="auto" w:fill="1F1F1F"/>
+        <w:spacing w:after="0" w:line="360" w:lineRule="atLeast"/>
+        <w:rPr>
+          <w:rFonts w:ascii="Consolas" w:eastAsia="Times New Roman" w:hAnsi="Consolas" w:cs="Times New Roman"/>
+          <w:color w:val="CCCCCC"/>
+          <w:sz w:val="27"/>
+          <w:szCs w:val="27"/>
+          <w:lang w:bidi="gu-IN"/>
+        </w:rPr>
+      </w:pPr>
+      <w:r>
+        <w:rPr>
+          <w:rFonts w:ascii="Consolas" w:eastAsia="Times New Roman" w:hAnsi="Consolas" w:cs="Times New Roman"/>
+          <w:color w:val="CCCCCC"/>
+          <w:sz w:val="27"/>
+          <w:szCs w:val="27"/>
+          <w:lang w:bidi="gu-IN"/>
+        </w:rPr>
+        <w:t xml:space="preserve">    </w:t>
+      </w:r>
+      <w:r>
+        <w:rPr>
+          <w:rFonts w:ascii="Consolas" w:eastAsia="Times New Roman" w:hAnsi="Consolas" w:cs="Times New Roman"/>
+          <w:color w:val="9CDCFE"/>
+          <w:sz w:val="27"/>
+          <w:szCs w:val="27"/>
+          <w:lang w:bidi="gu-IN"/>
+        </w:rPr>
+        <w:t>"</w:t>
+      </w:r>
+      <w:proofErr w:type="gramStart"/>
+      <w:r>
+        <w:rPr>
+          <w:rFonts w:ascii="Consolas" w:eastAsia="Times New Roman" w:hAnsi="Consolas" w:cs="Times New Roman"/>
+          <w:color w:val="9CDCFE"/>
+          <w:sz w:val="27"/>
+          <w:szCs w:val="27"/>
+          <w:lang w:bidi="gu-IN"/>
+        </w:rPr>
+        <w:t>lib</w:t>
+      </w:r>
+      <w:proofErr w:type="gramEnd"/>
+      <w:r>
+        <w:rPr>
+          <w:rFonts w:ascii="Consolas" w:eastAsia="Times New Roman" w:hAnsi="Consolas" w:cs="Times New Roman"/>
+          <w:color w:val="9CDCFE"/>
+          <w:sz w:val="27"/>
+          <w:szCs w:val="27"/>
+          <w:lang w:bidi="gu-IN"/>
+        </w:rPr>
+        <w:t>"</w:t>
+      </w:r>
+      <w:r>
+        <w:rPr>
+          <w:rFonts w:ascii="Consolas" w:eastAsia="Times New Roman" w:hAnsi="Consolas" w:cs="Times New Roman"/>
+          <w:color w:val="CCCCCC"/>
+          <w:sz w:val="27"/>
+          <w:szCs w:val="27"/>
+          <w:lang w:bidi="gu-IN"/>
+        </w:rPr>
+        <w:t>: [</w:t>
+      </w:r>
+    </w:p>
+    <w:p>
+      <w:pPr>
+        <w:shd w:val="clear" w:color="auto" w:fill="1F1F1F"/>
+        <w:spacing w:after="0" w:line="360" w:lineRule="atLeast"/>
+        <w:rPr>
+          <w:rFonts w:ascii="Consolas" w:eastAsia="Times New Roman" w:hAnsi="Consolas" w:cs="Times New Roman"/>
+          <w:color w:val="CCCCCC"/>
+          <w:sz w:val="27"/>
+          <w:szCs w:val="27"/>
+          <w:lang w:bidi="gu-IN"/>
+        </w:rPr>
+      </w:pPr>
+      <w:r>
+        <w:rPr>
+          <w:rFonts w:ascii="Consolas" w:eastAsia="Times New Roman" w:hAnsi="Consolas" w:cs="Times New Roman"/>
+          <w:color w:val="CCCCCC"/>
+          <w:sz w:val="27"/>
+          <w:szCs w:val="27"/>
+          <w:lang w:bidi="gu-IN"/>
+        </w:rPr>
+        <w:t xml:space="preserve">      </w:t>
+      </w:r>
+      <w:r>
+        <w:rPr>
+          <w:rFonts w:ascii="Consolas" w:eastAsia="Times New Roman" w:hAnsi="Consolas" w:cs="Times New Roman"/>
+          <w:color w:val="CE9178"/>
+          <w:sz w:val="27"/>
+          <w:szCs w:val="27"/>
+          <w:lang w:bidi="gu-IN"/>
+        </w:rPr>
+        <w:t>"ES2022"</w:t>
+      </w:r>
+      <w:r>
+        <w:rPr>
+          <w:rFonts w:ascii="Consolas" w:eastAsia="Times New Roman" w:hAnsi="Consolas" w:cs="Times New Roman"/>
+          <w:color w:val="CCCCCC"/>
+          <w:sz w:val="27"/>
+          <w:szCs w:val="27"/>
+          <w:lang w:bidi="gu-IN"/>
+        </w:rPr>
+        <w:t>,</w:t>
+      </w:r>
+    </w:p>
+    <w:p>
+      <w:pPr>
+        <w:shd w:val="clear" w:color="auto" w:fill="1F1F1F"/>
+        <w:spacing w:after="0" w:line="360" w:lineRule="atLeast"/>
+        <w:rPr>
+          <w:rFonts w:ascii="Consolas" w:eastAsia="Times New Roman" w:hAnsi="Consolas" w:cs="Times New Roman"/>
+          <w:color w:val="CCCCCC"/>
+          <w:sz w:val="27"/>
+          <w:szCs w:val="27"/>
+          <w:lang w:bidi="gu-IN"/>
+        </w:rPr>
+      </w:pPr>
+      <w:r>
+        <w:rPr>
+          <w:rFonts w:ascii="Consolas" w:eastAsia="Times New Roman" w:hAnsi="Consolas" w:cs="Times New Roman"/>
+          <w:color w:val="CCCCCC"/>
+          <w:sz w:val="27"/>
+          <w:szCs w:val="27"/>
+          <w:lang w:bidi="gu-IN"/>
+        </w:rPr>
+        <w:t xml:space="preserve">      </w:t>
+      </w:r>
+      <w:r>
+        <w:rPr>
+          <w:rFonts w:ascii="Consolas" w:eastAsia="Times New Roman" w:hAnsi="Consolas" w:cs="Times New Roman"/>
+          <w:color w:val="CE9178"/>
+          <w:sz w:val="27"/>
+          <w:szCs w:val="27"/>
+          <w:lang w:bidi="gu-IN"/>
+        </w:rPr>
+        <w:t>"</w:t>
+      </w:r>
+      <w:proofErr w:type="spellStart"/>
+      <w:proofErr w:type="gramStart"/>
+      <w:r>
+        <w:rPr>
+          <w:rFonts w:ascii="Consolas" w:eastAsia="Times New Roman" w:hAnsi="Consolas" w:cs="Times New Roman"/>
+          <w:color w:val="CE9178"/>
+          <w:sz w:val="27"/>
+          <w:szCs w:val="27"/>
+          <w:lang w:bidi="gu-IN"/>
+        </w:rPr>
+        <w:t>dom</w:t>
+      </w:r>
+      <w:proofErr w:type="spellEnd"/>
+      <w:proofErr w:type="gramEnd"/>
+      <w:r>
+        <w:rPr>
+          <w:rFonts w:ascii="Consolas" w:eastAsia="Times New Roman" w:hAnsi="Consolas" w:cs="Times New Roman"/>
+          <w:color w:val="CE9178"/>
+          <w:sz w:val="27"/>
+          <w:szCs w:val="27"/>
+          <w:lang w:bidi="gu-IN"/>
+        </w:rPr>
+        <w:t>"</w:t>
+      </w:r>
+    </w:p>
+    <w:p>
+      <w:pPr>
+        <w:shd w:val="clear" w:color="auto" w:fill="1F1F1F"/>
+        <w:spacing w:after="0" w:line="360" w:lineRule="atLeast"/>
+        <w:rPr>
+          <w:rFonts w:ascii="Consolas" w:eastAsia="Times New Roman" w:hAnsi="Consolas" w:cs="Times New Roman"/>
+          <w:color w:val="CCCCCC"/>
+          <w:sz w:val="27"/>
+          <w:szCs w:val="27"/>
+          <w:lang w:bidi="gu-IN"/>
+        </w:rPr>
+      </w:pPr>
+      <w:r>
+        <w:rPr>
+          <w:rFonts w:ascii="Consolas" w:eastAsia="Times New Roman" w:hAnsi="Consolas" w:cs="Times New Roman"/>
+          <w:color w:val="CCCCCC"/>
+          <w:sz w:val="27"/>
+          <w:szCs w:val="27"/>
+          <w:lang w:bidi="gu-IN"/>
+        </w:rPr>
+        <w:t>    ]</w:t>
+      </w:r>
+    </w:p>
+    <w:p>
+      <w:pPr>
+        <w:shd w:val="clear" w:color="auto" w:fill="1F1F1F"/>
+        <w:spacing w:after="0" w:line="360" w:lineRule="atLeast"/>
+        <w:rPr>
+          <w:rFonts w:ascii="Consolas" w:eastAsia="Times New Roman" w:hAnsi="Consolas" w:cs="Times New Roman"/>
+          <w:color w:val="CCCCCC"/>
+          <w:sz w:val="27"/>
+          <w:szCs w:val="27"/>
+          <w:lang w:bidi="gu-IN"/>
+        </w:rPr>
+      </w:pPr>
+      <w:r>
+        <w:rPr>
+          <w:rFonts w:ascii="Consolas" w:eastAsia="Times New Roman" w:hAnsi="Consolas" w:cs="Times New Roman"/>
+          <w:color w:val="CCCCCC"/>
+          <w:sz w:val="27"/>
+          <w:szCs w:val="27"/>
+          <w:lang w:bidi="gu-IN"/>
+        </w:rPr>
+        <w:t>  },</w:t>
+      </w:r>
+    </w:p>
+    <w:p>
+      <w:pPr>
+        <w:shd w:val="clear" w:color="auto" w:fill="1F1F1F"/>
+        <w:spacing w:after="0" w:line="360" w:lineRule="atLeast"/>
+        <w:rPr>
+          <w:rFonts w:ascii="Consolas" w:eastAsia="Times New Roman" w:hAnsi="Consolas" w:cs="Times New Roman"/>
+          <w:color w:val="CCCCCC"/>
+          <w:sz w:val="27"/>
+          <w:szCs w:val="27"/>
+          <w:lang w:bidi="gu-IN"/>
+        </w:rPr>
+      </w:pPr>
+      <w:r>
+        <w:rPr>
+          <w:rFonts w:ascii="Consolas" w:eastAsia="Times New Roman" w:hAnsi="Consolas" w:cs="Times New Roman"/>
+          <w:color w:val="CCCCCC"/>
+          <w:sz w:val="27"/>
+          <w:szCs w:val="27"/>
+          <w:lang w:bidi="gu-IN"/>
+        </w:rPr>
+        <w:t xml:space="preserve">  </w:t>
+      </w:r>
+      <w:r>
+        <w:rPr>
+          <w:rFonts w:ascii="Consolas" w:eastAsia="Times New Roman" w:hAnsi="Consolas" w:cs="Times New Roman"/>
+          <w:color w:val="9CDCFE"/>
+          <w:sz w:val="27"/>
+          <w:szCs w:val="27"/>
+          <w:lang w:bidi="gu-IN"/>
+        </w:rPr>
+        <w:t>"</w:t>
+      </w:r>
+      <w:proofErr w:type="spellStart"/>
+      <w:proofErr w:type="gramStart"/>
+      <w:r>
+        <w:rPr>
+          <w:rFonts w:ascii="Consolas" w:eastAsia="Times New Roman" w:hAnsi="Consolas" w:cs="Times New Roman"/>
+          <w:color w:val="9CDCFE"/>
+          <w:sz w:val="27"/>
+          <w:szCs w:val="27"/>
+          <w:lang w:bidi="gu-IN"/>
+        </w:rPr>
+        <w:t>angularCompilerOptions</w:t>
+      </w:r>
+      <w:proofErr w:type="spellEnd"/>
+      <w:proofErr w:type="gramEnd"/>
+      <w:r>
+        <w:rPr>
+          <w:rFonts w:ascii="Consolas" w:eastAsia="Times New Roman" w:hAnsi="Consolas" w:cs="Times New Roman"/>
+          <w:color w:val="9CDCFE"/>
+          <w:sz w:val="27"/>
+          <w:szCs w:val="27"/>
+          <w:lang w:bidi="gu-IN"/>
+        </w:rPr>
+        <w:t>"</w:t>
+      </w:r>
+      <w:r>
+        <w:rPr>
+          <w:rFonts w:ascii="Consolas" w:eastAsia="Times New Roman" w:hAnsi="Consolas" w:cs="Times New Roman"/>
+          <w:color w:val="CCCCCC"/>
+          <w:sz w:val="27"/>
+          <w:szCs w:val="27"/>
+          <w:lang w:bidi="gu-IN"/>
+        </w:rPr>
+        <w:t>: {</w:t>
+      </w:r>
+    </w:p>
+    <w:p>
+      <w:pPr>
+        <w:shd w:val="clear" w:color="auto" w:fill="1F1F1F"/>
+        <w:spacing w:after="0" w:line="360" w:lineRule="atLeast"/>
+        <w:rPr>
+          <w:rFonts w:ascii="Consolas" w:eastAsia="Times New Roman" w:hAnsi="Consolas" w:cs="Times New Roman"/>
+          <w:color w:val="CCCCCC"/>
+          <w:sz w:val="27"/>
+          <w:szCs w:val="27"/>
+          <w:lang w:bidi="gu-IN"/>
+        </w:rPr>
+      </w:pPr>
+      <w:r>
+        <w:rPr>
+          <w:rFonts w:ascii="Consolas" w:eastAsia="Times New Roman" w:hAnsi="Consolas" w:cs="Times New Roman"/>
+          <w:color w:val="CCCCCC"/>
+          <w:sz w:val="27"/>
+          <w:szCs w:val="27"/>
+          <w:lang w:bidi="gu-IN"/>
+        </w:rPr>
+        <w:t xml:space="preserve">    </w:t>
+      </w:r>
+      <w:r>
+        <w:rPr>
+          <w:rFonts w:ascii="Consolas" w:eastAsia="Times New Roman" w:hAnsi="Consolas" w:cs="Times New Roman"/>
+          <w:color w:val="9CDCFE"/>
+          <w:sz w:val="27"/>
+          <w:szCs w:val="27"/>
+          <w:lang w:bidi="gu-IN"/>
+        </w:rPr>
+        <w:t>"enableI18nLegacyMessageIdFormat"</w:t>
+      </w:r>
+      <w:r>
+        <w:rPr>
+          <w:rFonts w:ascii="Consolas" w:eastAsia="Times New Roman" w:hAnsi="Consolas" w:cs="Times New Roman"/>
+          <w:color w:val="CCCCCC"/>
+          <w:sz w:val="27"/>
+          <w:szCs w:val="27"/>
+          <w:lang w:bidi="gu-IN"/>
+        </w:rPr>
+        <w:t xml:space="preserve">: </w:t>
+      </w:r>
+      <w:r>
+        <w:rPr>
+          <w:rFonts w:ascii="Consolas" w:eastAsia="Times New Roman" w:hAnsi="Consolas" w:cs="Times New Roman"/>
+          <w:color w:val="569CD6"/>
+          <w:sz w:val="27"/>
+          <w:szCs w:val="27"/>
+          <w:lang w:bidi="gu-IN"/>
+        </w:rPr>
+        <w:t>false</w:t>
+      </w:r>
+      <w:r>
+        <w:rPr>
+          <w:rFonts w:ascii="Consolas" w:eastAsia="Times New Roman" w:hAnsi="Consolas" w:cs="Times New Roman"/>
+          <w:color w:val="CCCCCC"/>
+          <w:sz w:val="27"/>
+          <w:szCs w:val="27"/>
+          <w:lang w:bidi="gu-IN"/>
+        </w:rPr>
+        <w:t>,</w:t>
+      </w:r>
+    </w:p>
+    <w:p>
+      <w:pPr>
+        <w:shd w:val="clear" w:color="auto" w:fill="1F1F1F"/>
+        <w:spacing w:after="0" w:line="360" w:lineRule="atLeast"/>
+        <w:rPr>
+          <w:rFonts w:ascii="Consolas" w:eastAsia="Times New Roman" w:hAnsi="Consolas" w:cs="Times New Roman"/>
+          <w:color w:val="CCCCCC"/>
+          <w:sz w:val="27"/>
+          <w:szCs w:val="27"/>
+          <w:lang w:bidi="gu-IN"/>
+        </w:rPr>
+      </w:pPr>
+      <w:r>
+        <w:rPr>
+          <w:rFonts w:ascii="Consolas" w:eastAsia="Times New Roman" w:hAnsi="Consolas" w:cs="Times New Roman"/>
+          <w:color w:val="CCCCCC"/>
+          <w:sz w:val="27"/>
+          <w:szCs w:val="27"/>
+          <w:lang w:bidi="gu-IN"/>
+        </w:rPr>
+        <w:t xml:space="preserve">    </w:t>
+      </w:r>
+      <w:r>
+        <w:rPr>
+          <w:rFonts w:ascii="Consolas" w:eastAsia="Times New Roman" w:hAnsi="Consolas" w:cs="Times New Roman"/>
+          <w:color w:val="9CDCFE"/>
+          <w:sz w:val="27"/>
+          <w:szCs w:val="27"/>
+          <w:lang w:bidi="gu-IN"/>
+        </w:rPr>
+        <w:t>"</w:t>
+      </w:r>
+      <w:proofErr w:type="spellStart"/>
+      <w:proofErr w:type="gramStart"/>
+      <w:r>
+        <w:rPr>
+          <w:rFonts w:ascii="Consolas" w:eastAsia="Times New Roman" w:hAnsi="Consolas" w:cs="Times New Roman"/>
+          <w:color w:val="9CDCFE"/>
+          <w:sz w:val="27"/>
+          <w:szCs w:val="27"/>
+          <w:lang w:bidi="gu-IN"/>
+        </w:rPr>
+        <w:t>strictInjectionParameters</w:t>
+      </w:r>
+      <w:proofErr w:type="spellEnd"/>
+      <w:proofErr w:type="gramEnd"/>
+      <w:r>
+        <w:rPr>
+          <w:rFonts w:ascii="Consolas" w:eastAsia="Times New Roman" w:hAnsi="Consolas" w:cs="Times New Roman"/>
+          <w:color w:val="9CDCFE"/>
+          <w:sz w:val="27"/>
+          <w:szCs w:val="27"/>
+          <w:lang w:bidi="gu-IN"/>
+        </w:rPr>
+        <w:t>"</w:t>
+      </w:r>
+      <w:r>
+        <w:rPr>
+          <w:rFonts w:ascii="Consolas" w:eastAsia="Times New Roman" w:hAnsi="Consolas" w:cs="Times New Roman"/>
+          <w:color w:val="CCCCCC"/>
+          <w:sz w:val="27"/>
+          <w:szCs w:val="27"/>
+          <w:lang w:bidi="gu-IN"/>
+        </w:rPr>
+        <w:t xml:space="preserve">: </w:t>
+      </w:r>
+      <w:r>
+        <w:rPr>
+          <w:rFonts w:ascii="Consolas" w:eastAsia="Times New Roman" w:hAnsi="Consolas" w:cs="Times New Roman"/>
+          <w:color w:val="569CD6"/>
+          <w:sz w:val="27"/>
+          <w:szCs w:val="27"/>
+          <w:lang w:bidi="gu-IN"/>
+        </w:rPr>
+        <w:t>true</w:t>
+      </w:r>
+      <w:r>
+        <w:rPr>
+          <w:rFonts w:ascii="Consolas" w:eastAsia="Times New Roman" w:hAnsi="Consolas" w:cs="Times New Roman"/>
+          <w:color w:val="CCCCCC"/>
+          <w:sz w:val="27"/>
+          <w:szCs w:val="27"/>
+          <w:lang w:bidi="gu-IN"/>
+        </w:rPr>
+        <w:t>,</w:t>
+      </w:r>
+    </w:p>
+    <w:p>
+      <w:pPr>
+        <w:shd w:val="clear" w:color="auto" w:fill="1F1F1F"/>
+        <w:spacing w:after="0" w:line="360" w:lineRule="atLeast"/>
+        <w:rPr>
+          <w:rFonts w:ascii="Consolas" w:eastAsia="Times New Roman" w:hAnsi="Consolas" w:cs="Times New Roman"/>
+          <w:color w:val="CCCCCC"/>
+          <w:sz w:val="27"/>
+          <w:szCs w:val="27"/>
+          <w:lang w:bidi="gu-IN"/>
+        </w:rPr>
+      </w:pPr>
+      <w:r>
+        <w:rPr>
+          <w:rFonts w:ascii="Consolas" w:eastAsia="Times New Roman" w:hAnsi="Consolas" w:cs="Times New Roman"/>
+          <w:color w:val="CCCCCC"/>
+          <w:sz w:val="27"/>
+          <w:szCs w:val="27"/>
+          <w:lang w:bidi="gu-IN"/>
+        </w:rPr>
+        <w:t xml:space="preserve">    </w:t>
+      </w:r>
+      <w:r>
+        <w:rPr>
+          <w:rFonts w:ascii="Consolas" w:eastAsia="Times New Roman" w:hAnsi="Consolas" w:cs="Times New Roman"/>
+          <w:color w:val="9CDCFE"/>
+          <w:sz w:val="27"/>
+          <w:szCs w:val="27"/>
+          <w:lang w:bidi="gu-IN"/>
+        </w:rPr>
+        <w:t>"</w:t>
+      </w:r>
+      <w:proofErr w:type="spellStart"/>
+      <w:proofErr w:type="gramStart"/>
+      <w:r>
+        <w:rPr>
+          <w:rFonts w:ascii="Consolas" w:eastAsia="Times New Roman" w:hAnsi="Consolas" w:cs="Times New Roman"/>
+          <w:color w:val="9CDCFE"/>
+          <w:sz w:val="27"/>
+          <w:szCs w:val="27"/>
+          <w:lang w:bidi="gu-IN"/>
+        </w:rPr>
+        <w:t>strictInputAccessModifiers</w:t>
+      </w:r>
+      <w:proofErr w:type="spellEnd"/>
+      <w:proofErr w:type="gramEnd"/>
+      <w:r>
+        <w:rPr>
+          <w:rFonts w:ascii="Consolas" w:eastAsia="Times New Roman" w:hAnsi="Consolas" w:cs="Times New Roman"/>
+          <w:color w:val="9CDCFE"/>
+          <w:sz w:val="27"/>
+          <w:szCs w:val="27"/>
+          <w:lang w:bidi="gu-IN"/>
+        </w:rPr>
+        <w:t>"</w:t>
+      </w:r>
+      <w:r>
+        <w:rPr>
+          <w:rFonts w:ascii="Consolas" w:eastAsia="Times New Roman" w:hAnsi="Consolas" w:cs="Times New Roman"/>
+          <w:color w:val="CCCCCC"/>
+          <w:sz w:val="27"/>
+          <w:szCs w:val="27"/>
+          <w:lang w:bidi="gu-IN"/>
+        </w:rPr>
+        <w:t xml:space="preserve">: </w:t>
+      </w:r>
+      <w:r>
+        <w:rPr>
+          <w:rFonts w:ascii="Consolas" w:eastAsia="Times New Roman" w:hAnsi="Consolas" w:cs="Times New Roman"/>
+          <w:color w:val="569CD6"/>
+          <w:sz w:val="27"/>
+          <w:szCs w:val="27"/>
+          <w:lang w:bidi="gu-IN"/>
+        </w:rPr>
+        <w:t>true</w:t>
+      </w:r>
+      <w:r>
+        <w:rPr>
+          <w:rFonts w:ascii="Consolas" w:eastAsia="Times New Roman" w:hAnsi="Consolas" w:cs="Times New Roman"/>
+          <w:color w:val="CCCCCC"/>
+          <w:sz w:val="27"/>
+          <w:szCs w:val="27"/>
+          <w:lang w:bidi="gu-IN"/>
+        </w:rPr>
+        <w:t>,</w:t>
+      </w:r>
+    </w:p>
+    <w:p>
+      <w:pPr>
+        <w:shd w:val="clear" w:color="auto" w:fill="1F1F1F"/>
+        <w:spacing w:after="0" w:line="360" w:lineRule="atLeast"/>
+        <w:rPr>
+          <w:rFonts w:ascii="Consolas" w:eastAsia="Times New Roman" w:hAnsi="Consolas" w:cs="Times New Roman"/>
+          <w:color w:val="CCCCCC"/>
+          <w:sz w:val="27"/>
+          <w:szCs w:val="27"/>
+          <w:lang w:bidi="gu-IN"/>
+        </w:rPr>
+      </w:pPr>
+      <w:r>
+        <w:rPr>
+          <w:rFonts w:ascii="Consolas" w:eastAsia="Times New Roman" w:hAnsi="Consolas" w:cs="Times New Roman"/>
+          <w:color w:val="CCCCCC"/>
+          <w:sz w:val="27"/>
+          <w:szCs w:val="27"/>
+          <w:lang w:bidi="gu-IN"/>
+        </w:rPr>
+        <w:t xml:space="preserve">    </w:t>
+      </w:r>
+      <w:r>
+        <w:rPr>
+          <w:rFonts w:ascii="Consolas" w:eastAsia="Times New Roman" w:hAnsi="Consolas" w:cs="Times New Roman"/>
+          <w:color w:val="9CDCFE"/>
+          <w:sz w:val="27"/>
+          <w:szCs w:val="27"/>
+          <w:lang w:bidi="gu-IN"/>
+        </w:rPr>
+        <w:t>"</w:t>
+      </w:r>
+      <w:proofErr w:type="spellStart"/>
+      <w:proofErr w:type="gramStart"/>
+      <w:r>
+        <w:rPr>
+          <w:rFonts w:ascii="Consolas" w:eastAsia="Times New Roman" w:hAnsi="Consolas" w:cs="Times New Roman"/>
+          <w:color w:val="9CDCFE"/>
+          <w:sz w:val="27"/>
+          <w:szCs w:val="27"/>
+          <w:lang w:bidi="gu-IN"/>
+        </w:rPr>
+        <w:t>strictTemplates</w:t>
+      </w:r>
+      <w:proofErr w:type="spellEnd"/>
+      <w:proofErr w:type="gramEnd"/>
+      <w:r>
+        <w:rPr>
+          <w:rFonts w:ascii="Consolas" w:eastAsia="Times New Roman" w:hAnsi="Consolas" w:cs="Times New Roman"/>
+          <w:color w:val="9CDCFE"/>
+          <w:sz w:val="27"/>
+          <w:szCs w:val="27"/>
+          <w:lang w:bidi="gu-IN"/>
+        </w:rPr>
+        <w:t>"</w:t>
+      </w:r>
+      <w:r>
+        <w:rPr>
+          <w:rFonts w:ascii="Consolas" w:eastAsia="Times New Roman" w:hAnsi="Consolas" w:cs="Times New Roman"/>
+          <w:color w:val="CCCCCC"/>
+          <w:sz w:val="27"/>
+          <w:szCs w:val="27"/>
+          <w:lang w:bidi="gu-IN"/>
+        </w:rPr>
+        <w:t xml:space="preserve">: </w:t>
+      </w:r>
+      <w:r>
+        <w:rPr>
+          <w:rFonts w:ascii="Consolas" w:eastAsia="Times New Roman" w:hAnsi="Consolas" w:cs="Times New Roman"/>
+          <w:color w:val="569CD6"/>
+          <w:sz w:val="27"/>
+          <w:szCs w:val="27"/>
+          <w:lang w:bidi="gu-IN"/>
+        </w:rPr>
+        <w:t>true</w:t>
+      </w:r>
+    </w:p>
+    <w:p>
+      <w:pPr>
+        <w:shd w:val="clear" w:color="auto" w:fill="1F1F1F"/>
+        <w:spacing w:after="0" w:line="360" w:lineRule="atLeast"/>
+        <w:rPr>
+          <w:rFonts w:ascii="Consolas" w:eastAsia="Times New Roman" w:hAnsi="Consolas" w:cs="Times New Roman"/>
+          <w:color w:val="CCCCCC"/>
+          <w:sz w:val="27"/>
+          <w:szCs w:val="27"/>
+          <w:lang w:bidi="gu-IN"/>
+        </w:rPr>
+      </w:pPr>
+      <w:r>
+        <w:rPr>
+          <w:rFonts w:ascii="Consolas" w:eastAsia="Times New Roman" w:hAnsi="Consolas" w:cs="Times New Roman"/>
+          <w:color w:val="CCCCCC"/>
+          <w:sz w:val="27"/>
+          <w:szCs w:val="27"/>
+          <w:lang w:bidi="gu-IN"/>
+        </w:rPr>
+        <w:t>  }</w:t>
+      </w:r>
+    </w:p>
+    <w:p>
+      <w:pPr>
+        <w:shd w:val="clear" w:color="auto" w:fill="1F1F1F"/>
+        <w:spacing w:after="0" w:line="360" w:lineRule="atLeast"/>
+        <w:rPr>
+          <w:rFonts w:ascii="Consolas" w:eastAsia="Times New Roman" w:hAnsi="Consolas" w:cs="Times New Roman"/>
+          <w:color w:val="CCCCCC"/>
+          <w:sz w:val="27"/>
+          <w:szCs w:val="27"/>
+          <w:lang w:bidi="gu-IN"/>
+        </w:rPr>
+      </w:pPr>
+      <w:r>
+        <w:rPr>
+          <w:rFonts w:ascii="Consolas" w:eastAsia="Times New Roman" w:hAnsi="Consolas" w:cs="Times New Roman"/>
+          <w:color w:val="CCCCCC"/>
+          <w:sz w:val="27"/>
+          <w:szCs w:val="27"/>
+          <w:lang w:bidi="gu-IN"/>
+        </w:rPr>
+        <w:t>}</w:t>
+      </w:r>
+    </w:p>
+    <w:p>
+      <w:pPr>
+        <w:shd w:val="clear" w:color="auto" w:fill="1F1F1F"/>
+        <w:spacing w:after="0" w:line="360" w:lineRule="atLeast"/>
+        <w:rPr>
+          <w:rFonts w:ascii="Consolas" w:eastAsia="Times New Roman" w:hAnsi="Consolas" w:cs="Times New Roman"/>
+          <w:color w:val="CCCCCC"/>
+          <w:sz w:val="27"/>
+          <w:szCs w:val="27"/>
+          <w:lang w:bidi="gu-IN"/>
+        </w:rPr>
+      </w:pPr>
+    </w:p>
+    <w:p>
+      <w:pPr>
+        <w:pStyle w:val="ListParagraph"/>
+        <w:ind w:left="1080"/>
+      </w:pPr>
+    </w:p>
+    <w:p>
+      <w:r>
+        <w:t xml:space="preserve">Generate New Component&gt; ng g c </w:t>
+      </w:r>
+      <w:proofErr w:type="spellStart"/>
+      <w:r>
+        <w:t>rform</w:t>
+      </w:r>
+      <w:proofErr w:type="spellEnd"/>
+    </w:p>
+    <w:p>
+      <w:pPr>
+        <w:pBdr>
+          <w:bottom w:val="single" w:sz="6" w:space="1" w:color="auto"/>
+        </w:pBdr>
+      </w:pPr>
+      <w:proofErr w:type="spellStart"/>
+      <w:proofErr w:type="gramStart"/>
+      <w:r>
+        <w:t>goto</w:t>
+      </w:r>
+      <w:proofErr w:type="spellEnd"/>
+      <w:proofErr w:type="gramEnd"/>
+      <w:r>
+        <w:t xml:space="preserve">&gt; </w:t>
+      </w:r>
+      <w:proofErr w:type="spellStart"/>
+      <w:r>
+        <w:t>rforms.component.ts</w:t>
+      </w:r>
+      <w:proofErr w:type="spellEnd"/>
+      <w:r>
+        <w:t xml:space="preserve"> file</w:t>
+      </w:r>
+    </w:p>
+    <w:p/>
+    <w:p>
+      <w:pPr>
+        <w:pStyle w:val="ListParagraph"/>
+        <w:ind w:left="1080"/>
+      </w:pPr>
       <w:bookmarkStart w:id="0" w:name="_GoBack"/>
       <w:bookmarkEnd w:id="0"/>
     </w:p>
@@ -9784,6 +17681,13 @@
         </dgm:presLayoutVars>
       </dgm:prSet>
       <dgm:spPr/>
+      <dgm:t>
+        <a:bodyPr/>
+        <a:lstStyle/>
+        <a:p>
+          <a:endParaRPr lang="en-US"/>
+        </a:p>
+      </dgm:t>
     </dgm:pt>
     <dgm:pt modelId="{0FFE1CA4-C38D-4223-B107-FCABEB667028}" type="pres">
       <dgm:prSet presAssocID="{B4D17668-1FEB-4C88-A5E9-64B9F80A0854}" presName="hierRoot1" presStyleCnt="0">
@@ -9804,10 +17708,24 @@
         </dgm:presLayoutVars>
       </dgm:prSet>
       <dgm:spPr/>
+      <dgm:t>
+        <a:bodyPr/>
+        <a:lstStyle/>
+        <a:p>
+          <a:endParaRPr lang="en-US"/>
+        </a:p>
+      </dgm:t>
     </dgm:pt>
     <dgm:pt modelId="{7CD8A461-2195-4173-9DA1-92C888E3D6FF}" type="pres">
       <dgm:prSet presAssocID="{B4D17668-1FEB-4C88-A5E9-64B9F80A0854}" presName="rootConnector1" presStyleLbl="node1" presStyleIdx="0" presStyleCnt="0"/>
       <dgm:spPr/>
+      <dgm:t>
+        <a:bodyPr/>
+        <a:lstStyle/>
+        <a:p>
+          <a:endParaRPr lang="en-US"/>
+        </a:p>
+      </dgm:t>
     </dgm:pt>
     <dgm:pt modelId="{68673891-9F05-4F9B-BF65-B0C4EEEB816D}" type="pres">
       <dgm:prSet presAssocID="{B4D17668-1FEB-4C88-A5E9-64B9F80A0854}" presName="hierChild2" presStyleCnt="0"/>
@@ -9820,6 +17738,13 @@
     <dgm:pt modelId="{7BD45081-1963-41FB-B662-634B5C3ACAEF}" type="pres">
       <dgm:prSet presAssocID="{D94BB268-7DE9-4261-AED0-53A2F1181FC6}" presName="Name111" presStyleLbl="parChTrans1D2" presStyleIdx="0" presStyleCnt="2"/>
       <dgm:spPr/>
+      <dgm:t>
+        <a:bodyPr/>
+        <a:lstStyle/>
+        <a:p>
+          <a:endParaRPr lang="en-US"/>
+        </a:p>
+      </dgm:t>
     </dgm:pt>
     <dgm:pt modelId="{39B35385-9540-478B-B925-21625A75C827}" type="pres">
       <dgm:prSet presAssocID="{4C720F33-E614-4FE4-A2B6-7539716E8D4C}" presName="hierRoot3" presStyleCnt="0">
@@ -9851,6 +17776,13 @@
     <dgm:pt modelId="{FF51DFCC-1FD3-49D0-B9B1-2F3ACD0CE090}" type="pres">
       <dgm:prSet presAssocID="{4C720F33-E614-4FE4-A2B6-7539716E8D4C}" presName="rootConnector3" presStyleLbl="asst1" presStyleIdx="0" presStyleCnt="2"/>
       <dgm:spPr/>
+      <dgm:t>
+        <a:bodyPr/>
+        <a:lstStyle/>
+        <a:p>
+          <a:endParaRPr lang="en-US"/>
+        </a:p>
+      </dgm:t>
     </dgm:pt>
     <dgm:pt modelId="{4EB7AFC6-F584-4B08-A7F6-2BC7469D5DF1}" type="pres">
       <dgm:prSet presAssocID="{4C720F33-E614-4FE4-A2B6-7539716E8D4C}" presName="hierChild6" presStyleCnt="0"/>
@@ -9863,6 +17795,13 @@
     <dgm:pt modelId="{99E653E2-FBC4-4B7A-8808-B78FFCFCB13D}" type="pres">
       <dgm:prSet presAssocID="{3B53E6F5-F3F4-43F1-B9E6-20B65A9FE860}" presName="Name111" presStyleLbl="parChTrans1D2" presStyleIdx="1" presStyleCnt="2"/>
       <dgm:spPr/>
+      <dgm:t>
+        <a:bodyPr/>
+        <a:lstStyle/>
+        <a:p>
+          <a:endParaRPr lang="en-US"/>
+        </a:p>
+      </dgm:t>
     </dgm:pt>
     <dgm:pt modelId="{4C85404A-30ED-4AD5-AD70-6418834F67CA}" type="pres">
       <dgm:prSet presAssocID="{F3B753AF-93E1-4664-8876-84E4016D23A4}" presName="hierRoot3" presStyleCnt="0">
@@ -9894,6 +17833,13 @@
     <dgm:pt modelId="{EB90C56B-44F2-437A-8A3B-C5B8D9E577A8}" type="pres">
       <dgm:prSet presAssocID="{F3B753AF-93E1-4664-8876-84E4016D23A4}" presName="rootConnector3" presStyleLbl="asst1" presStyleIdx="1" presStyleCnt="2"/>
       <dgm:spPr/>
+      <dgm:t>
+        <a:bodyPr/>
+        <a:lstStyle/>
+        <a:p>
+          <a:endParaRPr lang="en-US"/>
+        </a:p>
+      </dgm:t>
     </dgm:pt>
     <dgm:pt modelId="{8A1D6C2E-DBD2-449F-885F-9B449BC4C9D4}" type="pres">
       <dgm:prSet presAssocID="{F3B753AF-93E1-4664-8876-84E4016D23A4}" presName="hierChild6" presStyleCnt="0"/>
@@ -9911,8 +17857,8 @@
     <dgm:cxn modelId="{674C0873-609B-47D3-B2E0-6BF41F86FA53}" srcId="{B4D17668-1FEB-4C88-A5E9-64B9F80A0854}" destId="{F3B753AF-93E1-4664-8876-84E4016D23A4}" srcOrd="1" destOrd="0" parTransId="{3B53E6F5-F3F4-43F1-B9E6-20B65A9FE860}" sibTransId="{05881C57-C8E3-4AA2-9B64-41ADB3F5D238}"/>
     <dgm:cxn modelId="{B0983E20-8A03-4C35-B9C5-FA8ED39A22F0}" type="presOf" srcId="{B4D17668-1FEB-4C88-A5E9-64B9F80A0854}" destId="{A841EF3D-DAB1-4338-BA8F-CA82877481DC}" srcOrd="0" destOrd="0" presId="urn:microsoft.com/office/officeart/2005/8/layout/orgChart1"/>
     <dgm:cxn modelId="{9695881E-5024-43FE-99A0-B21A6D976144}" type="presOf" srcId="{D94BB268-7DE9-4261-AED0-53A2F1181FC6}" destId="{7BD45081-1963-41FB-B662-634B5C3ACAEF}" srcOrd="0" destOrd="0" presId="urn:microsoft.com/office/officeart/2005/8/layout/orgChart1"/>
+    <dgm:cxn modelId="{1E3671B6-3E25-4A00-8788-44587106306F}" srcId="{7CF4FE91-E3C9-4016-989F-1CC54F521916}" destId="{B4D17668-1FEB-4C88-A5E9-64B9F80A0854}" srcOrd="0" destOrd="0" parTransId="{4FD35462-3562-4267-8A9A-93DF957D8AF5}" sibTransId="{DCC72D14-6799-46E4-B282-AE83A8CFD343}"/>
     <dgm:cxn modelId="{E88F11AF-6EA0-4533-9E2C-9AB88842A3A9}" type="presOf" srcId="{3B53E6F5-F3F4-43F1-B9E6-20B65A9FE860}" destId="{99E653E2-FBC4-4B7A-8808-B78FFCFCB13D}" srcOrd="0" destOrd="0" presId="urn:microsoft.com/office/officeart/2005/8/layout/orgChart1"/>
-    <dgm:cxn modelId="{1E3671B6-3E25-4A00-8788-44587106306F}" srcId="{7CF4FE91-E3C9-4016-989F-1CC54F521916}" destId="{B4D17668-1FEB-4C88-A5E9-64B9F80A0854}" srcOrd="0" destOrd="0" parTransId="{4FD35462-3562-4267-8A9A-93DF957D8AF5}" sibTransId="{DCC72D14-6799-46E4-B282-AE83A8CFD343}"/>
     <dgm:cxn modelId="{4D565F15-3375-4CEC-B25E-705572CBC805}" type="presOf" srcId="{4C720F33-E614-4FE4-A2B6-7539716E8D4C}" destId="{E957432E-6DB8-42A6-BE17-5BD7A331386E}" srcOrd="0" destOrd="0" presId="urn:microsoft.com/office/officeart/2005/8/layout/orgChart1"/>
     <dgm:cxn modelId="{ADD9B661-1D76-489D-A5B3-25B639964AE6}" type="presOf" srcId="{B4D17668-1FEB-4C88-A5E9-64B9F80A0854}" destId="{7CD8A461-2195-4173-9DA1-92C888E3D6FF}" srcOrd="1" destOrd="0" presId="urn:microsoft.com/office/officeart/2005/8/layout/orgChart1"/>
     <dgm:cxn modelId="{F6F165D3-4F05-4F6E-8A14-E07FE3EB58EE}" type="presOf" srcId="{F3B753AF-93E1-4664-8876-84E4016D23A4}" destId="{1CADCECC-DAE5-44AD-A046-FE5DB1E98441}" srcOrd="0" destOrd="0" presId="urn:microsoft.com/office/officeart/2005/8/layout/orgChart1"/>
